--- a/public/SmartInventory_User_Manual_NSL.docx
+++ b/public/SmartInventory_User_Manual_NSL.docx
@@ -90,7 +90,7 @@
           <w:sz w:val="22"/>
           <w:szCs w:val="22"/>
         </w:rPr>
-        <w:t xml:space="preserve">เวอร์ชันเอกสาร: 1.0  ·  ปรับปรุงล่าสุด: 2026-05-05</w:t>
+        <w:t xml:space="preserve">เวอร์ชันเอกสาร: 2.0  ·  ปรับปรุงล่าสุด: 2026-05-15  ·  เพิ่ม Lot Inventory + FEFO + FS Category</w:t>
       </w:r>
     </w:p>
     <w:p>
@@ -270,7 +270,7 @@
           <w:sz w:val="24"/>
           <w:szCs w:val="24"/>
         </w:rPr>
-        <w:t xml:space="preserve">Low Stock Alerts (แจ้งเตือนสต็อกต่ำ)</w:t>
+        <w:t xml:space="preserve">Low Stock Alerts (แจ้งเตือนสต็อกต่ำ) + Expiring Lots</w:t>
       </w:r>
     </w:p>
     <w:p>
@@ -324,7 +324,7 @@
           <w:sz w:val="24"/>
           <w:szCs w:val="24"/>
         </w:rPr>
-        <w:t xml:space="preserve">Management Reports — รวม VV Matrix</w:t>
+        <w:t xml:space="preserve">Lot Inventory (สต็อกตาม Lot) — ใหม่</w:t>
       </w:r>
     </w:p>
     <w:p>
@@ -351,7 +351,7 @@
           <w:sz w:val="24"/>
           <w:szCs w:val="24"/>
         </w:rPr>
-        <w:t xml:space="preserve">Data Import (นำเข้าข้อมูล)</w:t>
+        <w:t xml:space="preserve">Management Reports — VV Matrix · Slow Moving · Turnover · Reorder · FEFO</w:t>
       </w:r>
     </w:p>
     <w:p>
@@ -378,7 +378,7 @@
           <w:sz w:val="24"/>
           <w:szCs w:val="24"/>
         </w:rPr>
-        <w:t xml:space="preserve">Settings (ตั้งค่า)</w:t>
+        <w:t xml:space="preserve">Data Import (นำเข้าข้อมูล)</w:t>
       </w:r>
     </w:p>
     <w:p>
@@ -405,7 +405,7 @@
           <w:sz w:val="24"/>
           <w:szCs w:val="24"/>
         </w:rPr>
-        <w:t xml:space="preserve">User Management (จัดการผู้ใช้)</w:t>
+        <w:t xml:space="preserve">Settings (ตั้งค่า)</w:t>
       </w:r>
     </w:p>
     <w:p>
@@ -432,7 +432,7 @@
           <w:sz w:val="24"/>
           <w:szCs w:val="24"/>
         </w:rPr>
-        <w:t xml:space="preserve">แนวคิด VV Matrix แบบละเอียด</w:t>
+        <w:t xml:space="preserve">User Management (จัดการผู้ใช้)</w:t>
       </w:r>
     </w:p>
     <w:p>
@@ -452,6 +452,33 @@
           <w:szCs w:val="24"/>
         </w:rPr>
         <w:t xml:space="preserve">13.  </w:t>
+      </w:r>
+      <w:r>
+        <w:rPr>
+          <w:rFonts w:ascii="TH Sarabun New" w:cs="TH Sarabun New" w:eastAsia="TH Sarabun New" w:hAnsi="TH Sarabun New"/>
+          <w:sz w:val="24"/>
+          <w:szCs w:val="24"/>
+        </w:rPr>
+        <w:t xml:space="preserve">แนวคิด VV Matrix แบบละเอียด</w:t>
+      </w:r>
+    </w:p>
+    <w:p>
+      <w:pPr>
+        <w:tabs>
+          <w:tab w:val="right" w:pos="9000"/>
+        </w:tabs>
+        <w:spacing w:after="80"/>
+      </w:pPr>
+      <w:r>
+        <w:rPr>
+          <w:rFonts w:ascii="TH Sarabun New" w:cs="TH Sarabun New" w:eastAsia="TH Sarabun New" w:hAnsi="TH Sarabun New"/>
+          <w:b/>
+          <w:bCs/>
+          <w:color w:val="2E75B6"/>
+          <w:sz w:val="24"/>
+          <w:szCs w:val="24"/>
+        </w:rPr>
+        <w:t xml:space="preserve">14.  </w:t>
       </w:r>
       <w:r>
         <w:rPr>
@@ -5096,7 +5123,7 @@
           <w:sz w:val="36"/>
           <w:szCs w:val="36"/>
         </w:rPr>
-        <w:t xml:space="preserve">6. Low Stock Alerts (แจ้งเตือนสต็อกต่ำ)</w:t>
+        <w:t xml:space="preserve">6. Low Stock Alerts (แจ้งเตือนสต็อกต่ำ) + Expiring Lots</w:t>
       </w:r>
     </w:p>
     <w:p>
@@ -5107,7 +5134,7 @@
         <w:rPr>
           <w:rFonts w:ascii="TH Sarabun New" w:cs="TH Sarabun New" w:eastAsia="TH Sarabun New" w:hAnsi="TH Sarabun New"/>
         </w:rPr>
-        <w:t xml:space="preserve">แสดงสินค้าที่ต้องดำเนินการ พร้อมการคำนวณวันที่จะหมดสต็อกแบบประมาณการ</w:t>
+        <w:t xml:space="preserve">หน้านี้แบ่งเป็น 2 แท็บ — "Low Stock" สำหรับสินค้าที่สต็อกต่ำกว่าเกณฑ์ และ "Expiring Lots" สำหรับ lot ที่กำลังจะหมดอายุ</w:t>
       </w:r>
     </w:p>
     <w:p>
@@ -5124,7 +5151,7 @@
           <w:sz w:val="30"/>
           <w:szCs w:val="30"/>
         </w:rPr>
-        <w:t xml:space="preserve">6.1 ระดับสถานะ (Status)</w:t>
+        <w:t xml:space="preserve">6.1 แท็บ Low Stock — ระดับสถานะ</w:t>
       </w:r>
     </w:p>
     <w:tbl>
@@ -5768,9 +5795,19 @@
     </w:tbl>
     <w:p>
       <w:pPr>
-        <w:pStyle w:val="Heading1"/>
-        <w:pageBreakBefore/>
-        <w:spacing w:after="240" w:before="240"/>
+        <w:spacing w:after="100"/>
+      </w:pPr>
+      <w:r>
+        <w:rPr>
+          <w:rFonts w:ascii="TH Sarabun New" w:cs="TH Sarabun New" w:eastAsia="TH Sarabun New" w:hAnsi="TH Sarabun New"/>
+        </w:rPr>
+        <w:t xml:space="preserve"/>
+      </w:r>
+    </w:p>
+    <w:p>
+      <w:pPr>
+        <w:pStyle w:val="Heading2"/>
+        <w:spacing w:after="160" w:before="280"/>
       </w:pPr>
       <w:r>
         <w:rPr>
@@ -5778,10 +5815,10 @@
           <w:b/>
           <w:bCs/>
           <w:color w:val="1F3864"/>
-          <w:sz w:val="36"/>
-          <w:szCs w:val="36"/>
-        </w:rPr>
-        <w:t xml:space="preserve">7. Cost &amp; Valuation (ต้นทุนและมูลค่า)</w:t>
+          <w:sz w:val="30"/>
+          <w:szCs w:val="30"/>
+        </w:rPr>
+        <w:t xml:space="preserve">6.3 แท็บ Expiring Lots — สินค้าใกล้หมดอายุ (ระดับ Lot)</w:t>
       </w:r>
     </w:p>
     <w:p>
@@ -5792,7 +5829,7 @@
         <w:rPr>
           <w:rFonts w:ascii="TH Sarabun New" w:cs="TH Sarabun New" w:eastAsia="TH Sarabun New" w:hAnsi="TH Sarabun New"/>
         </w:rPr>
-        <w:t xml:space="preserve">แสดงมูลค่าสต็อกแยกตามคลังและกลุ่มสินค้า เพื่อใช้ในการรายงานบัญชีหรือผู้บริหาร</w:t>
+        <w:t xml:space="preserve">แสดงเฉพาะ lot ที่จำนวนวันก่อนหมดอายุ ≤ เกณฑ์ที่เลือก (7 / 30 / 60 / 90 / 180 วัน) — เรียงโดยให้ urgent ที่สุดอยู่บนสุด</w:t>
       </w:r>
     </w:p>
     <w:p>
@@ -5808,7 +5845,7 @@
         <w:rPr>
           <w:rFonts w:ascii="TH Sarabun New" w:cs="TH Sarabun New" w:eastAsia="TH Sarabun New" w:hAnsi="TH Sarabun New"/>
         </w:rPr>
-        <w:t xml:space="preserve">สรุปมูลค่ารวมแต่ละคลัง</w:t>
+        <w:t xml:space="preserve">5 KPI ด้านบน: หมดอายุแล้ว · ≤ 30 วัน · 31–60 · 61–90 · มูลค่าที่เสี่ยง ≤ 30 วัน</w:t>
       </w:r>
     </w:p>
     <w:p>
@@ -5824,7 +5861,7 @@
         <w:rPr>
           <w:rFonts w:ascii="TH Sarabun New" w:cs="TH Sarabun New" w:eastAsia="TH Sarabun New" w:hAnsi="TH Sarabun New"/>
         </w:rPr>
-        <w:t xml:space="preserve">สรุปมูลค่ารวมแต่ละกลุ่มสินค้า</w:t>
+        <w:t xml:space="preserve">Quick-filter ปุ่ม 7 / 30 / 60 / 90 / 180 วัน — เปลี่ยน threshold ได้คลิกเดียว</w:t>
       </w:r>
     </w:p>
     <w:p>
@@ -5840,7 +5877,112 @@
         <w:rPr>
           <w:rFonts w:ascii="TH Sarabun New" w:cs="TH Sarabun New" w:eastAsia="TH Sarabun New" w:hAnsi="TH Sarabun New"/>
         </w:rPr>
-        <w:t xml:space="preserve">Top 20 สินค้าที่มีมูลค่าสูงสุด</w:t>
+        <w:t xml:space="preserve">Export Excel ของรายการ lot ที่ใกล้หมดอายุ เพื่อใช้วางแผนโปรโมชั่น</w:t>
+      </w:r>
+    </w:p>
+    <w:p>
+      <w:pPr>
+        <w:spacing w:after="100"/>
+      </w:pPr>
+      <w:r>
+        <w:rPr>
+          <w:rFonts w:ascii="TH Sarabun New" w:cs="TH Sarabun New" w:eastAsia="TH Sarabun New" w:hAnsi="TH Sarabun New"/>
+        </w:rPr>
+        <w:t xml:space="preserve"/>
+      </w:r>
+    </w:p>
+    <w:tbl>
+      <w:tblPr>
+        <w:tblW w:type="dxa" w:w="9360"/>
+        <w:tblBorders>
+          <w:top w:val="single" w:color="auto" w:sz="4"/>
+          <w:left w:val="single" w:color="auto" w:sz="4"/>
+          <w:bottom w:val="single" w:color="auto" w:sz="4"/>
+          <w:right w:val="single" w:color="auto" w:sz="4"/>
+          <w:insideH w:val="single" w:color="auto" w:sz="4"/>
+          <w:insideV w:val="single" w:color="auto" w:sz="4"/>
+        </w:tblBorders>
+      </w:tblPr>
+      <w:tblGrid>
+        <w:gridCol w:w="9360"/>
+      </w:tblGrid>
+      <w:tr>
+        <w:tc>
+          <w:tcPr>
+            <w:tcW w:type="dxa" w:w="9360"/>
+            <w:tcBorders>
+              <w:top w:val="single" w:color="2E75B6" w:sz="4"/>
+              <w:left w:val="single" w:color="2E75B6" w:sz="24"/>
+              <w:bottom w:val="single" w:color="BFBFBF" w:sz="4"/>
+              <w:right w:val="single" w:color="BFBFBF" w:sz="4"/>
+            </w:tcBorders>
+            <w:shd w:fill="EAF1FB" w:val="clear"/>
+            <w:tcMar>
+              <w:top w:type="dxa" w:w="160"/>
+              <w:left w:type="dxa" w:w="220"/>
+              <w:bottom w:type="dxa" w:w="160"/>
+              <w:right w:type="dxa" w:w="220"/>
+            </w:tcMar>
+          </w:tcPr>
+          <w:p>
+            <w:pPr>
+              <w:spacing w:after="80"/>
+            </w:pPr>
+            <w:r>
+              <w:rPr>
+                <w:rFonts w:ascii="TH Sarabun New" w:cs="TH Sarabun New" w:eastAsia="TH Sarabun New" w:hAnsi="TH Sarabun New"/>
+                <w:b/>
+                <w:bCs/>
+                <w:color w:val="1F3864"/>
+                <w:sz w:val="24"/>
+                <w:szCs w:val="24"/>
+              </w:rPr>
+              <w:t xml:space="preserve">🧾 ต้อง Import sheet "Lot Inventory" ก่อนถึงจะเห็นแท็บนี้</w:t>
+            </w:r>
+          </w:p>
+          <w:p>
+            <w:pPr>
+              <w:spacing w:after="40"/>
+            </w:pPr>
+            <w:r>
+              <w:rPr>
+                <w:rFonts w:ascii="TH Sarabun New" w:cs="TH Sarabun New" w:eastAsia="TH Sarabun New" w:hAnsi="TH Sarabun New"/>
+                <w:sz w:val="22"/>
+                <w:szCs w:val="22"/>
+              </w:rPr>
+              <w:t xml:space="preserve">อ่านบทที่ 8 "Lot Inventory" และบทที่ 10 "Data Import" สำหรับวิธีนำเข้าข้อมูล</w:t>
+            </w:r>
+          </w:p>
+        </w:tc>
+      </w:tr>
+    </w:tbl>
+    <w:p>
+      <w:pPr>
+        <w:pStyle w:val="Heading1"/>
+        <w:pageBreakBefore/>
+        <w:spacing w:after="240" w:before="240"/>
+      </w:pPr>
+      <w:r>
+        <w:rPr>
+          <w:rFonts w:ascii="TH Sarabun New" w:cs="TH Sarabun New" w:eastAsia="TH Sarabun New" w:hAnsi="TH Sarabun New"/>
+          <w:b/>
+          <w:bCs/>
+          <w:color w:val="1F3864"/>
+          <w:sz w:val="36"/>
+          <w:szCs w:val="36"/>
+        </w:rPr>
+        <w:t xml:space="preserve">7. Cost &amp; Valuation (ต้นทุนและมูลค่า)</w:t>
+      </w:r>
+    </w:p>
+    <w:p>
+      <w:pPr>
+        <w:spacing w:after="100" w:line="320"/>
+      </w:pPr>
+      <w:r>
+        <w:rPr>
+          <w:rFonts w:ascii="TH Sarabun New" w:cs="TH Sarabun New" w:eastAsia="TH Sarabun New" w:hAnsi="TH Sarabun New"/>
+        </w:rPr>
+        <w:t xml:space="preserve">แสดงมูลค่าสต็อกแยกตามคลังและกลุ่มสินค้า เพื่อใช้ในการรายงานบัญชีหรือผู้บริหาร</w:t>
       </w:r>
     </w:p>
     <w:p>
@@ -5856,64 +5998,7 @@
         <w:rPr>
           <w:rFonts w:ascii="TH Sarabun New" w:cs="TH Sarabun New" w:eastAsia="TH Sarabun New" w:hAnsi="TH Sarabun New"/>
         </w:rPr>
-        <w:t xml:space="preserve">ส่งออก Excel เพื่อนำไปใช้รายงานต่อ</w:t>
-      </w:r>
-    </w:p>
-    <w:p>
-      <w:pPr>
-        <w:pStyle w:val="Heading1"/>
-        <w:pageBreakBefore/>
-        <w:spacing w:after="240" w:before="240"/>
-      </w:pPr>
-      <w:r>
-        <w:rPr>
-          <w:rFonts w:ascii="TH Sarabun New" w:cs="TH Sarabun New" w:eastAsia="TH Sarabun New" w:hAnsi="TH Sarabun New"/>
-          <w:b/>
-          <w:bCs/>
-          <w:color w:val="1F3864"/>
-          <w:sz w:val="36"/>
-          <w:szCs w:val="36"/>
-        </w:rPr>
-        <w:t xml:space="preserve">8. Management Reports</w:t>
-      </w:r>
-    </w:p>
-    <w:p>
-      <w:pPr>
-        <w:spacing w:after="100" w:line="320"/>
-      </w:pPr>
-      <w:r>
-        <w:rPr>
-          <w:rFonts w:ascii="TH Sarabun New" w:cs="TH Sarabun New" w:eastAsia="TH Sarabun New" w:hAnsi="TH Sarabun New"/>
-        </w:rPr>
-        <w:t xml:space="preserve">รวมรายงานเชิงวิเคราะห์ที่ใช้ตัดสินใจระดับบริหาร เปิดได้จากเมนู Reports</w:t>
-      </w:r>
-    </w:p>
-    <w:p>
-      <w:pPr>
-        <w:pStyle w:val="Heading2"/>
-        <w:spacing w:after="160" w:before="280"/>
-      </w:pPr>
-      <w:r>
-        <w:rPr>
-          <w:rFonts w:ascii="TH Sarabun New" w:cs="TH Sarabun New" w:eastAsia="TH Sarabun New" w:hAnsi="TH Sarabun New"/>
-          <w:b/>
-          <w:bCs/>
-          <w:color w:val="1F3864"/>
-          <w:sz w:val="30"/>
-          <w:szCs w:val="30"/>
-        </w:rPr>
-        <w:t xml:space="preserve">8.1 Slow Moving Items</w:t>
-      </w:r>
-    </w:p>
-    <w:p>
-      <w:pPr>
-        <w:spacing w:after="100" w:line="320"/>
-      </w:pPr>
-      <w:r>
-        <w:rPr>
-          <w:rFonts w:ascii="TH Sarabun New" w:cs="TH Sarabun New" w:eastAsia="TH Sarabun New" w:hAnsi="TH Sarabun New"/>
-        </w:rPr>
-        <w:t xml:space="preserve">รายการสินค้าที่ไม่มีการจ่ายออกมานานหรือมีอัตราหมุนเวียนต่ำ</w:t>
+        <w:t xml:space="preserve">สรุปมูลค่ารวมแต่ละคลัง</w:t>
       </w:r>
     </w:p>
     <w:p>
@@ -5929,7 +6014,7 @@
         <w:rPr>
           <w:rFonts w:ascii="TH Sarabun New" w:cs="TH Sarabun New" w:eastAsia="TH Sarabun New" w:hAnsi="TH Sarabun New"/>
         </w:rPr>
-        <w:t xml:space="preserve">Dead Stock — ไม่มีการเคลื่อนไหวเลยใน 180 วัน</w:t>
+        <w:t xml:space="preserve">สรุปมูลค่ารวมแต่ละกลุ่มสินค้า</w:t>
       </w:r>
     </w:p>
     <w:p>
@@ -5945,7 +6030,7 @@
         <w:rPr>
           <w:rFonts w:ascii="TH Sarabun New" w:cs="TH Sarabun New" w:eastAsia="TH Sarabun New" w:hAnsi="TH Sarabun New"/>
         </w:rPr>
-        <w:t xml:space="preserve">Slow Moving — เคลื่อนไหวบ้างแต่นาน ๆ ครั้ง</w:t>
+        <w:t xml:space="preserve">Top 20 สินค้าที่มีมูลค่าสูงสุด</w:t>
       </w:r>
     </w:p>
     <w:p>
@@ -5961,7 +6046,36 @@
         <w:rPr>
           <w:rFonts w:ascii="TH Sarabun New" w:cs="TH Sarabun New" w:eastAsia="TH Sarabun New" w:hAnsi="TH Sarabun New"/>
         </w:rPr>
-        <w:t xml:space="preserve">Normal — มีการเคลื่อนไหวสม่ำเสมอ</w:t>
+        <w:t xml:space="preserve">ส่งออก Excel เพื่อนำไปใช้รายงานต่อ</w:t>
+      </w:r>
+    </w:p>
+    <w:p>
+      <w:pPr>
+        <w:pStyle w:val="Heading1"/>
+        <w:pageBreakBefore/>
+        <w:spacing w:after="240" w:before="240"/>
+      </w:pPr>
+      <w:r>
+        <w:rPr>
+          <w:rFonts w:ascii="TH Sarabun New" w:cs="TH Sarabun New" w:eastAsia="TH Sarabun New" w:hAnsi="TH Sarabun New"/>
+          <w:b/>
+          <w:bCs/>
+          <w:color w:val="1F3864"/>
+          <w:sz w:val="36"/>
+          <w:szCs w:val="36"/>
+        </w:rPr>
+        <w:t xml:space="preserve">8. Lot Inventory (สต็อกตาม Lot)</w:t>
+      </w:r>
+    </w:p>
+    <w:p>
+      <w:pPr>
+        <w:spacing w:after="100" w:line="320"/>
+      </w:pPr>
+      <w:r>
+        <w:rPr>
+          <w:rFonts w:ascii="TH Sarabun New" w:cs="TH Sarabun New" w:eastAsia="TH Sarabun New" w:hAnsi="TH Sarabun New"/>
+        </w:rPr>
+        <w:t xml:space="preserve">ฟีเจอร์นี้แยกสต็อกของสินค้าเดียวกันออกเป็นรายการ lot (batch) — เพราะแต่ละ lot มี "วันหมดอายุ" และ "ต้นทุน" ของตัวเอง การวิเคราะห์ระดับ lot จึงแม่นยำกว่าการมองรวมเป็นสินค้าตัวเดียว</w:t>
       </w:r>
     </w:p>
     <w:p>
@@ -5989,7 +6103,7 @@
           <w:sz w:val="30"/>
           <w:szCs w:val="30"/>
         </w:rPr>
-        <w:t xml:space="preserve">8.2 Inventory Turnover</w:t>
+        <w:t xml:space="preserve">8.1 ทำไมต้องมี Lot Tracking</w:t>
       </w:r>
     </w:p>
     <w:p>
@@ -6000,7 +6114,7 @@
         <w:rPr>
           <w:rFonts w:ascii="TH Sarabun New" w:cs="TH Sarabun New" w:eastAsia="TH Sarabun New" w:hAnsi="TH Sarabun New"/>
         </w:rPr>
-        <w:t xml:space="preserve">อัตราการหมุนเวียนสต็อกต่อปี (Annual COGS / Average Inventory Value)</w:t>
+        <w:t xml:space="preserve">สมมติสินค้า "Smoked Salmon Sliced 100g" มี 27 lot คงเหลือในคลังเดียวกัน — แต่ละ lot อาจหมดอายุต่างกันตั้งแต่ ต.ค. 2025 ถึง ก.พ. 2027</w:t>
       </w:r>
     </w:p>
     <w:p>
@@ -6016,7 +6130,7 @@
         <w:rPr>
           <w:rFonts w:ascii="TH Sarabun New" w:cs="TH Sarabun New" w:eastAsia="TH Sarabun New" w:hAnsi="TH Sarabun New"/>
         </w:rPr>
-        <w:t xml:space="preserve">Turnover Ratio สูง = สินค้าหมุนเร็ว ดี</w:t>
+        <w:t xml:space="preserve">ถ้าดูแบบ "สินค้ารวม" จะเห็นเป็น 1 บรรทัด ใช้ expire_date เดียว → ซ่อนความเสี่ยงของ lot ที่ใกล้หมดอายุ</w:t>
       </w:r>
     </w:p>
     <w:p>
@@ -6032,7 +6146,7 @@
         <w:rPr>
           <w:rFonts w:ascii="TH Sarabun New" w:cs="TH Sarabun New" w:eastAsia="TH Sarabun New" w:hAnsi="TH Sarabun New"/>
         </w:rPr>
-        <w:t xml:space="preserve">Days on Hand = 365 / Turnover Ratio</w:t>
+        <w:t xml:space="preserve">ถ้าดูแบบ "Lot" จะเห็น 27 บรรทัด → รู้ทันทีว่าควรหยิบ lot ไหนก่อน (FEFO) และวางแผนโปรโมชั่นได้ถูกต้อง</w:t>
       </w:r>
     </w:p>
     <w:p>
@@ -6060,7 +6174,7 @@
           <w:sz w:val="30"/>
           <w:szCs w:val="30"/>
         </w:rPr>
-        <w:t xml:space="preserve">8.3 Reorder Suggestions</w:t>
+        <w:t xml:space="preserve">8.2 หน้า Lot Inventory (เมนู /lots)</w:t>
       </w:r>
     </w:p>
     <w:p>
@@ -6071,46 +6185,7 @@
         <w:rPr>
           <w:rFonts w:ascii="TH Sarabun New" w:cs="TH Sarabun New" w:eastAsia="TH Sarabun New" w:hAnsi="TH Sarabun New"/>
         </w:rPr>
-        <w:t xml:space="preserve">แสดงสินค้าที่ควรสั่งซื้อพร้อมจำนวนแนะนำที่ควรสั่ง — คำนวณจาก Min/Max Level และอัตราการใช้</w:t>
-      </w:r>
-    </w:p>
-    <w:p>
-      <w:pPr>
-        <w:spacing w:after="100"/>
-      </w:pPr>
-      <w:r>
-        <w:rPr>
-          <w:rFonts w:ascii="TH Sarabun New" w:cs="TH Sarabun New" w:eastAsia="TH Sarabun New" w:hAnsi="TH Sarabun New"/>
-        </w:rPr>
-        <w:t xml:space="preserve"/>
-      </w:r>
-    </w:p>
-    <w:p>
-      <w:pPr>
-        <w:pStyle w:val="Heading2"/>
-        <w:spacing w:after="160" w:before="280"/>
-      </w:pPr>
-      <w:r>
-        <w:rPr>
-          <w:rFonts w:ascii="TH Sarabun New" w:cs="TH Sarabun New" w:eastAsia="TH Sarabun New" w:hAnsi="TH Sarabun New"/>
-          <w:b/>
-          <w:bCs/>
-          <w:color w:val="1F3864"/>
-          <w:sz w:val="30"/>
-          <w:szCs w:val="30"/>
-        </w:rPr>
-        <w:t xml:space="preserve">8.4 VV Matrix</w:t>
-      </w:r>
-    </w:p>
-    <w:p>
-      <w:pPr>
-        <w:spacing w:after="100" w:line="320"/>
-      </w:pPr>
-      <w:r>
-        <w:rPr>
-          <w:rFonts w:ascii="TH Sarabun New" w:cs="TH Sarabun New" w:eastAsia="TH Sarabun New" w:hAnsi="TH Sarabun New"/>
-        </w:rPr>
-        <w:t xml:space="preserve">เครื่องมือคัดกรองสินค้าที่มีความเสี่ยง โดยพิจารณา 2 มิติพร้อมกัน:</w:t>
+        <w:t xml:space="preserve">หน้าใหม่ที่เพิ่มในเมนู Sidebar — ใช้ icon "Layers"</w:t>
       </w:r>
     </w:p>
     <w:p>
@@ -6126,7 +6201,7 @@
         <w:rPr>
           <w:rFonts w:ascii="TH Sarabun New" w:cs="TH Sarabun New" w:eastAsia="TH Sarabun New" w:hAnsi="TH Sarabun New"/>
         </w:rPr>
-        <w:t xml:space="preserve">Value Score (1–5) — ตามมูลค่าสต็อก (top X% = score 5)</w:t>
+        <w:t xml:space="preserve">6 Aging cards ด้านบน: หมดอายุแล้ว · ≤ 30 · 31–60 · 61–90 · 91–180 · &gt; 180 วัน</w:t>
       </w:r>
     </w:p>
     <w:p>
@@ -6142,20 +6217,1261 @@
         <w:rPr>
           <w:rFonts w:ascii="TH Sarabun New" w:cs="TH Sarabun New" w:eastAsia="TH Sarabun New" w:hAnsi="TH Sarabun New"/>
         </w:rPr>
-        <w:t xml:space="preserve">Validity Score (1–5) — ตามจำนวนวันก่อนหมดอายุ</w:t>
-      </w:r>
-    </w:p>
-    <w:p>
-      <w:pPr>
-        <w:spacing w:after="100" w:line="320"/>
+        <w:t xml:space="preserve">คลิก card → กรองตารางตามช่วงนั้นทันที</w:t>
+      </w:r>
+    </w:p>
+    <w:p>
+      <w:pPr>
+        <w:pStyle w:val="ListParagraph"/>
+        <w:numPr>
+          <w:ilvl w:val="0"/>
+          <w:numId w:val="2"/>
+        </w:numPr>
+        <w:spacing w:after="60"/>
+      </w:pPr>
+      <w:r>
+        <w:rPr>
+          <w:rFonts w:ascii="TH Sarabun New" w:cs="TH Sarabun New" w:eastAsia="TH Sarabun New" w:hAnsi="TH Sarabun New"/>
+        </w:rPr>
+        <w:t xml:space="preserve">ตาราง FEFO เรียงตามวันหมดอายุน้อยไปมาก</w:t>
+      </w:r>
+    </w:p>
+    <w:p>
+      <w:pPr>
+        <w:pStyle w:val="ListParagraph"/>
+        <w:numPr>
+          <w:ilvl w:val="0"/>
+          <w:numId w:val="2"/>
+        </w:numPr>
+        <w:spacing w:after="60"/>
+      </w:pPr>
+      <w:r>
+        <w:rPr>
+          <w:rFonts w:ascii="TH Sarabun New" w:cs="TH Sarabun New" w:eastAsia="TH Sarabun New" w:hAnsi="TH Sarabun New"/>
+        </w:rPr>
+        <w:t xml:space="preserve">ฟิลเตอร์: คลัง / กลุ่มสินค้า / ค้นหารหัสหรือ batch</w:t>
+      </w:r>
+    </w:p>
+    <w:p>
+      <w:pPr>
+        <w:pStyle w:val="ListParagraph"/>
+        <w:numPr>
+          <w:ilvl w:val="0"/>
+          <w:numId w:val="2"/>
+        </w:numPr>
+        <w:spacing w:after="60"/>
+      </w:pPr>
+      <w:r>
+        <w:rPr>
+          <w:rFonts w:ascii="TH Sarabun New" w:cs="TH Sarabun New" w:eastAsia="TH Sarabun New" w:hAnsi="TH Sarabun New"/>
+        </w:rPr>
+        <w:t xml:space="preserve">Export Excel ตามที่กรองอยู่</w:t>
+      </w:r>
+    </w:p>
+    <w:p>
+      <w:pPr>
+        <w:spacing w:after="100"/>
+      </w:pPr>
+      <w:r>
+        <w:rPr>
+          <w:rFonts w:ascii="TH Sarabun New" w:cs="TH Sarabun New" w:eastAsia="TH Sarabun New" w:hAnsi="TH Sarabun New"/>
+        </w:rPr>
+        <w:t xml:space="preserve"/>
+      </w:r>
+    </w:p>
+    <w:p>
+      <w:pPr>
+        <w:pStyle w:val="Heading2"/>
+        <w:spacing w:after="160" w:before="280"/>
       </w:pPr>
       <w:r>
         <w:rPr>
           <w:rFonts w:ascii="TH Sarabun New" w:cs="TH Sarabun New" w:eastAsia="TH Sarabun New" w:hAnsi="TH Sarabun New"/>
           <w:b/>
           <w:bCs/>
-        </w:rPr>
-        <w:t xml:space="preserve">คะแนนรวมจะถูกคำนวณด้วยสูตร Exponential Score = ValueScore × (ValidityScore / 5)^α</w:t>
+          <w:color w:val="1F3864"/>
+          <w:sz w:val="30"/>
+          <w:szCs w:val="30"/>
+        </w:rPr>
+        <w:t xml:space="preserve">8.3 โครงสร้างข้อมูล Lot</w:t>
+      </w:r>
+    </w:p>
+    <w:tbl>
+      <w:tblPr>
+        <w:tblW w:type="dxa" w:w="9360"/>
+        <w:tblBorders>
+          <w:top w:val="single" w:color="auto" w:sz="4"/>
+          <w:left w:val="single" w:color="auto" w:sz="4"/>
+          <w:bottom w:val="single" w:color="auto" w:sz="4"/>
+          <w:right w:val="single" w:color="auto" w:sz="4"/>
+          <w:insideH w:val="single" w:color="auto" w:sz="4"/>
+          <w:insideV w:val="single" w:color="auto" w:sz="4"/>
+        </w:tblBorders>
+      </w:tblPr>
+      <w:tblGrid>
+        <w:gridCol w:w="2340"/>
+        <w:gridCol w:w="4212"/>
+        <w:gridCol w:w="2808"/>
+      </w:tblGrid>
+      <w:tr>
+        <w:trPr>
+          <w:tblHeader/>
+        </w:trPr>
+        <w:tc>
+          <w:tcPr>
+            <w:tcW w:type="dxa" w:w="2340"/>
+            <w:tcBorders>
+              <w:top w:val="single" w:color="BFBFBF" w:sz="4"/>
+              <w:left w:val="single" w:color="BFBFBF" w:sz="4"/>
+              <w:bottom w:val="single" w:color="BFBFBF" w:sz="4"/>
+              <w:right w:val="single" w:color="BFBFBF" w:sz="4"/>
+            </w:tcBorders>
+            <w:shd w:fill="D9E2F3" w:val="clear"/>
+            <w:tcMar>
+              <w:top w:type="dxa" w:w="100"/>
+              <w:left w:type="dxa" w:w="140"/>
+              <w:bottom w:type="dxa" w:w="100"/>
+              <w:right w:type="dxa" w:w="140"/>
+            </w:tcMar>
+          </w:tcPr>
+          <w:p>
+            <w:pPr>
+              <w:spacing w:after="40"/>
+            </w:pPr>
+            <w:r>
+              <w:rPr>
+                <w:rFonts w:ascii="TH Sarabun New" w:cs="TH Sarabun New" w:eastAsia="TH Sarabun New" w:hAnsi="TH Sarabun New"/>
+                <w:b/>
+                <w:bCs/>
+                <w:color w:val="1F3864"/>
+                <w:sz w:val="22"/>
+                <w:szCs w:val="22"/>
+              </w:rPr>
+              <w:t xml:space="preserve">ฟิลด์</w:t>
+            </w:r>
+          </w:p>
+        </w:tc>
+        <w:tc>
+          <w:tcPr>
+            <w:tcW w:type="dxa" w:w="4212"/>
+            <w:tcBorders>
+              <w:top w:val="single" w:color="BFBFBF" w:sz="4"/>
+              <w:left w:val="single" w:color="BFBFBF" w:sz="4"/>
+              <w:bottom w:val="single" w:color="BFBFBF" w:sz="4"/>
+              <w:right w:val="single" w:color="BFBFBF" w:sz="4"/>
+            </w:tcBorders>
+            <w:shd w:fill="D9E2F3" w:val="clear"/>
+            <w:tcMar>
+              <w:top w:type="dxa" w:w="100"/>
+              <w:left w:type="dxa" w:w="140"/>
+              <w:bottom w:type="dxa" w:w="100"/>
+              <w:right w:type="dxa" w:w="140"/>
+            </w:tcMar>
+          </w:tcPr>
+          <w:p>
+            <w:pPr>
+              <w:spacing w:after="40"/>
+            </w:pPr>
+            <w:r>
+              <w:rPr>
+                <w:rFonts w:ascii="TH Sarabun New" w:cs="TH Sarabun New" w:eastAsia="TH Sarabun New" w:hAnsi="TH Sarabun New"/>
+                <w:b/>
+                <w:bCs/>
+                <w:color w:val="1F3864"/>
+                <w:sz w:val="22"/>
+                <w:szCs w:val="22"/>
+              </w:rPr>
+              <w:t xml:space="preserve">ความหมาย</w:t>
+            </w:r>
+          </w:p>
+        </w:tc>
+        <w:tc>
+          <w:tcPr>
+            <w:tcW w:type="dxa" w:w="2808"/>
+            <w:tcBorders>
+              <w:top w:val="single" w:color="BFBFBF" w:sz="4"/>
+              <w:left w:val="single" w:color="BFBFBF" w:sz="4"/>
+              <w:bottom w:val="single" w:color="BFBFBF" w:sz="4"/>
+              <w:right w:val="single" w:color="BFBFBF" w:sz="4"/>
+            </w:tcBorders>
+            <w:shd w:fill="D9E2F3" w:val="clear"/>
+            <w:tcMar>
+              <w:top w:type="dxa" w:w="100"/>
+              <w:left w:type="dxa" w:w="140"/>
+              <w:bottom w:type="dxa" w:w="100"/>
+              <w:right w:type="dxa" w:w="140"/>
+            </w:tcMar>
+          </w:tcPr>
+          <w:p>
+            <w:pPr>
+              <w:spacing w:after="40"/>
+            </w:pPr>
+            <w:r>
+              <w:rPr>
+                <w:rFonts w:ascii="TH Sarabun New" w:cs="TH Sarabun New" w:eastAsia="TH Sarabun New" w:hAnsi="TH Sarabun New"/>
+                <w:b/>
+                <w:bCs/>
+                <w:color w:val="1F3864"/>
+                <w:sz w:val="22"/>
+                <w:szCs w:val="22"/>
+              </w:rPr>
+              <w:t xml:space="preserve">ตัวอย่าง</w:t>
+            </w:r>
+          </w:p>
+        </w:tc>
+      </w:tr>
+      <w:tr>
+        <w:tc>
+          <w:tcPr>
+            <w:tcW w:type="dxa" w:w="2340"/>
+            <w:tcBorders>
+              <w:top w:val="single" w:color="BFBFBF" w:sz="4"/>
+              <w:left w:val="single" w:color="BFBFBF" w:sz="4"/>
+              <w:bottom w:val="single" w:color="BFBFBF" w:sz="4"/>
+              <w:right w:val="single" w:color="BFBFBF" w:sz="4"/>
+            </w:tcBorders>
+            <w:tcMar>
+              <w:top w:type="dxa" w:w="100"/>
+              <w:left w:type="dxa" w:w="140"/>
+              <w:bottom w:type="dxa" w:w="100"/>
+              <w:right w:type="dxa" w:w="140"/>
+            </w:tcMar>
+          </w:tcPr>
+          <w:p>
+            <w:pPr>
+              <w:spacing w:after="40"/>
+            </w:pPr>
+            <w:r>
+              <w:rPr>
+                <w:rFonts w:ascii="TH Sarabun New" w:cs="TH Sarabun New" w:eastAsia="TH Sarabun New" w:hAnsi="TH Sarabun New"/>
+                <w:b w:val="false"/>
+                <w:bCs w:val="false"/>
+                <w:color w:val="000000"/>
+                <w:sz w:val="22"/>
+                <w:szCs w:val="22"/>
+              </w:rPr>
+              <w:t xml:space="preserve">Item Code</w:t>
+            </w:r>
+          </w:p>
+        </w:tc>
+        <w:tc>
+          <w:tcPr>
+            <w:tcW w:type="dxa" w:w="4212"/>
+            <w:tcBorders>
+              <w:top w:val="single" w:color="BFBFBF" w:sz="4"/>
+              <w:left w:val="single" w:color="BFBFBF" w:sz="4"/>
+              <w:bottom w:val="single" w:color="BFBFBF" w:sz="4"/>
+              <w:right w:val="single" w:color="BFBFBF" w:sz="4"/>
+            </w:tcBorders>
+            <w:tcMar>
+              <w:top w:type="dxa" w:w="100"/>
+              <w:left w:type="dxa" w:w="140"/>
+              <w:bottom w:type="dxa" w:w="100"/>
+              <w:right w:type="dxa" w:w="140"/>
+            </w:tcMar>
+          </w:tcPr>
+          <w:p>
+            <w:pPr>
+              <w:spacing w:after="40"/>
+            </w:pPr>
+            <w:r>
+              <w:rPr>
+                <w:rFonts w:ascii="TH Sarabun New" w:cs="TH Sarabun New" w:eastAsia="TH Sarabun New" w:hAnsi="TH Sarabun New"/>
+                <w:b w:val="false"/>
+                <w:bCs w:val="false"/>
+                <w:color w:val="000000"/>
+                <w:sz w:val="22"/>
+                <w:szCs w:val="22"/>
+              </w:rPr>
+              <w:t xml:space="preserve">อ้างอิงรายการสินค้า</w:t>
+            </w:r>
+          </w:p>
+        </w:tc>
+        <w:tc>
+          <w:tcPr>
+            <w:tcW w:type="dxa" w:w="2808"/>
+            <w:tcBorders>
+              <w:top w:val="single" w:color="BFBFBF" w:sz="4"/>
+              <w:left w:val="single" w:color="BFBFBF" w:sz="4"/>
+              <w:bottom w:val="single" w:color="BFBFBF" w:sz="4"/>
+              <w:right w:val="single" w:color="BFBFBF" w:sz="4"/>
+            </w:tcBorders>
+            <w:tcMar>
+              <w:top w:type="dxa" w:w="100"/>
+              <w:left w:type="dxa" w:w="140"/>
+              <w:bottom w:type="dxa" w:w="100"/>
+              <w:right w:type="dxa" w:w="140"/>
+            </w:tcMar>
+          </w:tcPr>
+          <w:p>
+            <w:pPr>
+              <w:spacing w:after="40"/>
+            </w:pPr>
+            <w:r>
+              <w:rPr>
+                <w:rFonts w:ascii="TH Sarabun New" w:cs="TH Sarabun New" w:eastAsia="TH Sarabun New" w:hAnsi="TH Sarabun New"/>
+                <w:b w:val="false"/>
+                <w:bCs w:val="false"/>
+                <w:color w:val="000000"/>
+                <w:sz w:val="22"/>
+                <w:szCs w:val="22"/>
+              </w:rPr>
+              <w:t xml:space="preserve">F7000400100</w:t>
+            </w:r>
+          </w:p>
+        </w:tc>
+      </w:tr>
+      <w:tr>
+        <w:tc>
+          <w:tcPr>
+            <w:tcW w:type="dxa" w:w="2340"/>
+            <w:tcBorders>
+              <w:top w:val="single" w:color="BFBFBF" w:sz="4"/>
+              <w:left w:val="single" w:color="BFBFBF" w:sz="4"/>
+              <w:bottom w:val="single" w:color="BFBFBF" w:sz="4"/>
+              <w:right w:val="single" w:color="BFBFBF" w:sz="4"/>
+            </w:tcBorders>
+            <w:shd w:fill="F2F2F2" w:val="clear"/>
+            <w:tcMar>
+              <w:top w:type="dxa" w:w="100"/>
+              <w:left w:type="dxa" w:w="140"/>
+              <w:bottom w:type="dxa" w:w="100"/>
+              <w:right w:type="dxa" w:w="140"/>
+            </w:tcMar>
+          </w:tcPr>
+          <w:p>
+            <w:pPr>
+              <w:spacing w:after="40"/>
+            </w:pPr>
+            <w:r>
+              <w:rPr>
+                <w:rFonts w:ascii="TH Sarabun New" w:cs="TH Sarabun New" w:eastAsia="TH Sarabun New" w:hAnsi="TH Sarabun New"/>
+                <w:b w:val="false"/>
+                <w:bCs w:val="false"/>
+                <w:color w:val="000000"/>
+                <w:sz w:val="22"/>
+                <w:szCs w:val="22"/>
+              </w:rPr>
+              <w:t xml:space="preserve">Warehouse</w:t>
+            </w:r>
+          </w:p>
+        </w:tc>
+        <w:tc>
+          <w:tcPr>
+            <w:tcW w:type="dxa" w:w="4212"/>
+            <w:tcBorders>
+              <w:top w:val="single" w:color="BFBFBF" w:sz="4"/>
+              <w:left w:val="single" w:color="BFBFBF" w:sz="4"/>
+              <w:bottom w:val="single" w:color="BFBFBF" w:sz="4"/>
+              <w:right w:val="single" w:color="BFBFBF" w:sz="4"/>
+            </w:tcBorders>
+            <w:shd w:fill="F2F2F2" w:val="clear"/>
+            <w:tcMar>
+              <w:top w:type="dxa" w:w="100"/>
+              <w:left w:type="dxa" w:w="140"/>
+              <w:bottom w:type="dxa" w:w="100"/>
+              <w:right w:type="dxa" w:w="140"/>
+            </w:tcMar>
+          </w:tcPr>
+          <w:p>
+            <w:pPr>
+              <w:spacing w:after="40"/>
+            </w:pPr>
+            <w:r>
+              <w:rPr>
+                <w:rFonts w:ascii="TH Sarabun New" w:cs="TH Sarabun New" w:eastAsia="TH Sarabun New" w:hAnsi="TH Sarabun New"/>
+                <w:b w:val="false"/>
+                <w:bCs w:val="false"/>
+                <w:color w:val="000000"/>
+                <w:sz w:val="22"/>
+                <w:szCs w:val="22"/>
+              </w:rPr>
+              <w:t xml:space="preserve">คลังที่เก็บ</w:t>
+            </w:r>
+          </w:p>
+        </w:tc>
+        <w:tc>
+          <w:tcPr>
+            <w:tcW w:type="dxa" w:w="2808"/>
+            <w:tcBorders>
+              <w:top w:val="single" w:color="BFBFBF" w:sz="4"/>
+              <w:left w:val="single" w:color="BFBFBF" w:sz="4"/>
+              <w:bottom w:val="single" w:color="BFBFBF" w:sz="4"/>
+              <w:right w:val="single" w:color="BFBFBF" w:sz="4"/>
+            </w:tcBorders>
+            <w:shd w:fill="F2F2F2" w:val="clear"/>
+            <w:tcMar>
+              <w:top w:type="dxa" w:w="100"/>
+              <w:left w:type="dxa" w:w="140"/>
+              <w:bottom w:type="dxa" w:w="100"/>
+              <w:right w:type="dxa" w:w="140"/>
+            </w:tcMar>
+          </w:tcPr>
+          <w:p>
+            <w:pPr>
+              <w:spacing w:after="40"/>
+            </w:pPr>
+            <w:r>
+              <w:rPr>
+                <w:rFonts w:ascii="TH Sarabun New" w:cs="TH Sarabun New" w:eastAsia="TH Sarabun New" w:hAnsi="TH Sarabun New"/>
+                <w:b w:val="false"/>
+                <w:bCs w:val="false"/>
+                <w:color w:val="000000"/>
+                <w:sz w:val="22"/>
+                <w:szCs w:val="22"/>
+              </w:rPr>
+              <w:t xml:space="preserve">FS-FG01</w:t>
+            </w:r>
+          </w:p>
+        </w:tc>
+      </w:tr>
+      <w:tr>
+        <w:tc>
+          <w:tcPr>
+            <w:tcW w:type="dxa" w:w="2340"/>
+            <w:tcBorders>
+              <w:top w:val="single" w:color="BFBFBF" w:sz="4"/>
+              <w:left w:val="single" w:color="BFBFBF" w:sz="4"/>
+              <w:bottom w:val="single" w:color="BFBFBF" w:sz="4"/>
+              <w:right w:val="single" w:color="BFBFBF" w:sz="4"/>
+            </w:tcBorders>
+            <w:tcMar>
+              <w:top w:type="dxa" w:w="100"/>
+              <w:left w:type="dxa" w:w="140"/>
+              <w:bottom w:type="dxa" w:w="100"/>
+              <w:right w:type="dxa" w:w="140"/>
+            </w:tcMar>
+          </w:tcPr>
+          <w:p>
+            <w:pPr>
+              <w:spacing w:after="40"/>
+            </w:pPr>
+            <w:r>
+              <w:rPr>
+                <w:rFonts w:ascii="TH Sarabun New" w:cs="TH Sarabun New" w:eastAsia="TH Sarabun New" w:hAnsi="TH Sarabun New"/>
+                <w:b w:val="false"/>
+                <w:bCs w:val="false"/>
+                <w:color w:val="000000"/>
+                <w:sz w:val="22"/>
+                <w:szCs w:val="22"/>
+              </w:rPr>
+              <w:t xml:space="preserve">BatchNum Lot</w:t>
+            </w:r>
+          </w:p>
+        </w:tc>
+        <w:tc>
+          <w:tcPr>
+            <w:tcW w:type="dxa" w:w="4212"/>
+            <w:tcBorders>
+              <w:top w:val="single" w:color="BFBFBF" w:sz="4"/>
+              <w:left w:val="single" w:color="BFBFBF" w:sz="4"/>
+              <w:bottom w:val="single" w:color="BFBFBF" w:sz="4"/>
+              <w:right w:val="single" w:color="BFBFBF" w:sz="4"/>
+            </w:tcBorders>
+            <w:tcMar>
+              <w:top w:type="dxa" w:w="100"/>
+              <w:left w:type="dxa" w:w="140"/>
+              <w:bottom w:type="dxa" w:w="100"/>
+              <w:right w:type="dxa" w:w="140"/>
+            </w:tcMar>
+          </w:tcPr>
+          <w:p>
+            <w:pPr>
+              <w:spacing w:after="40"/>
+            </w:pPr>
+            <w:r>
+              <w:rPr>
+                <w:rFonts w:ascii="TH Sarabun New" w:cs="TH Sarabun New" w:eastAsia="TH Sarabun New" w:hAnsi="TH Sarabun New"/>
+                <w:b w:val="false"/>
+                <w:bCs w:val="false"/>
+                <w:color w:val="000000"/>
+                <w:sz w:val="22"/>
+                <w:szCs w:val="22"/>
+              </w:rPr>
+              <w:t xml:space="preserve">รหัส lot จาก SAP (มัก = timestamp รับเข้า)</w:t>
+            </w:r>
+          </w:p>
+        </w:tc>
+        <w:tc>
+          <w:tcPr>
+            <w:tcW w:type="dxa" w:w="2808"/>
+            <w:tcBorders>
+              <w:top w:val="single" w:color="BFBFBF" w:sz="4"/>
+              <w:left w:val="single" w:color="BFBFBF" w:sz="4"/>
+              <w:bottom w:val="single" w:color="BFBFBF" w:sz="4"/>
+              <w:right w:val="single" w:color="BFBFBF" w:sz="4"/>
+            </w:tcBorders>
+            <w:tcMar>
+              <w:top w:type="dxa" w:w="100"/>
+              <w:left w:type="dxa" w:w="140"/>
+              <w:bottom w:type="dxa" w:w="100"/>
+              <w:right w:type="dxa" w:w="140"/>
+            </w:tcMar>
+          </w:tcPr>
+          <w:p>
+            <w:pPr>
+              <w:spacing w:after="40"/>
+            </w:pPr>
+            <w:r>
+              <w:rPr>
+                <w:rFonts w:ascii="TH Sarabun New" w:cs="TH Sarabun New" w:eastAsia="TH Sarabun New" w:hAnsi="TH Sarabun New"/>
+                <w:b w:val="false"/>
+                <w:bCs w:val="false"/>
+                <w:color w:val="000000"/>
+                <w:sz w:val="22"/>
+                <w:szCs w:val="22"/>
+              </w:rPr>
+              <w:t xml:space="preserve">2025.08.15 16:39:59</w:t>
+            </w:r>
+          </w:p>
+        </w:tc>
+      </w:tr>
+      <w:tr>
+        <w:tc>
+          <w:tcPr>
+            <w:tcW w:type="dxa" w:w="2340"/>
+            <w:tcBorders>
+              <w:top w:val="single" w:color="BFBFBF" w:sz="4"/>
+              <w:left w:val="single" w:color="BFBFBF" w:sz="4"/>
+              <w:bottom w:val="single" w:color="BFBFBF" w:sz="4"/>
+              <w:right w:val="single" w:color="BFBFBF" w:sz="4"/>
+            </w:tcBorders>
+            <w:shd w:fill="F2F2F2" w:val="clear"/>
+            <w:tcMar>
+              <w:top w:type="dxa" w:w="100"/>
+              <w:left w:type="dxa" w:w="140"/>
+              <w:bottom w:type="dxa" w:w="100"/>
+              <w:right w:type="dxa" w:w="140"/>
+            </w:tcMar>
+          </w:tcPr>
+          <w:p>
+            <w:pPr>
+              <w:spacing w:after="40"/>
+            </w:pPr>
+            <w:r>
+              <w:rPr>
+                <w:rFonts w:ascii="TH Sarabun New" w:cs="TH Sarabun New" w:eastAsia="TH Sarabun New" w:hAnsi="TH Sarabun New"/>
+                <w:b w:val="false"/>
+                <w:bCs w:val="false"/>
+                <w:color w:val="000000"/>
+                <w:sz w:val="22"/>
+                <w:szCs w:val="22"/>
+              </w:rPr>
+              <w:t xml:space="preserve">Quantity</w:t>
+            </w:r>
+          </w:p>
+        </w:tc>
+        <w:tc>
+          <w:tcPr>
+            <w:tcW w:type="dxa" w:w="4212"/>
+            <w:tcBorders>
+              <w:top w:val="single" w:color="BFBFBF" w:sz="4"/>
+              <w:left w:val="single" w:color="BFBFBF" w:sz="4"/>
+              <w:bottom w:val="single" w:color="BFBFBF" w:sz="4"/>
+              <w:right w:val="single" w:color="BFBFBF" w:sz="4"/>
+            </w:tcBorders>
+            <w:shd w:fill="F2F2F2" w:val="clear"/>
+            <w:tcMar>
+              <w:top w:type="dxa" w:w="100"/>
+              <w:left w:type="dxa" w:w="140"/>
+              <w:bottom w:type="dxa" w:w="100"/>
+              <w:right w:type="dxa" w:w="140"/>
+            </w:tcMar>
+          </w:tcPr>
+          <w:p>
+            <w:pPr>
+              <w:spacing w:after="40"/>
+            </w:pPr>
+            <w:r>
+              <w:rPr>
+                <w:rFonts w:ascii="TH Sarabun New" w:cs="TH Sarabun New" w:eastAsia="TH Sarabun New" w:hAnsi="TH Sarabun New"/>
+                <w:b w:val="false"/>
+                <w:bCs w:val="false"/>
+                <w:color w:val="000000"/>
+                <w:sz w:val="22"/>
+                <w:szCs w:val="22"/>
+              </w:rPr>
+              <w:t xml:space="preserve">จำนวนคงเหลือใน lot นั้น</w:t>
+            </w:r>
+          </w:p>
+        </w:tc>
+        <w:tc>
+          <w:tcPr>
+            <w:tcW w:type="dxa" w:w="2808"/>
+            <w:tcBorders>
+              <w:top w:val="single" w:color="BFBFBF" w:sz="4"/>
+              <w:left w:val="single" w:color="BFBFBF" w:sz="4"/>
+              <w:bottom w:val="single" w:color="BFBFBF" w:sz="4"/>
+              <w:right w:val="single" w:color="BFBFBF" w:sz="4"/>
+            </w:tcBorders>
+            <w:shd w:fill="F2F2F2" w:val="clear"/>
+            <w:tcMar>
+              <w:top w:type="dxa" w:w="100"/>
+              <w:left w:type="dxa" w:w="140"/>
+              <w:bottom w:type="dxa" w:w="100"/>
+              <w:right w:type="dxa" w:w="140"/>
+            </w:tcMar>
+          </w:tcPr>
+          <w:p>
+            <w:pPr>
+              <w:spacing w:after="40"/>
+            </w:pPr>
+            <w:r>
+              <w:rPr>
+                <w:rFonts w:ascii="TH Sarabun New" w:cs="TH Sarabun New" w:eastAsia="TH Sarabun New" w:hAnsi="TH Sarabun New"/>
+                <w:b w:val="false"/>
+                <w:bCs w:val="false"/>
+                <w:color w:val="000000"/>
+                <w:sz w:val="22"/>
+                <w:szCs w:val="22"/>
+              </w:rPr>
+              <w:t xml:space="preserve">76,900</w:t>
+            </w:r>
+          </w:p>
+        </w:tc>
+      </w:tr>
+      <w:tr>
+        <w:tc>
+          <w:tcPr>
+            <w:tcW w:type="dxa" w:w="2340"/>
+            <w:tcBorders>
+              <w:top w:val="single" w:color="BFBFBF" w:sz="4"/>
+              <w:left w:val="single" w:color="BFBFBF" w:sz="4"/>
+              <w:bottom w:val="single" w:color="BFBFBF" w:sz="4"/>
+              <w:right w:val="single" w:color="BFBFBF" w:sz="4"/>
+            </w:tcBorders>
+            <w:tcMar>
+              <w:top w:type="dxa" w:w="100"/>
+              <w:left w:type="dxa" w:w="140"/>
+              <w:bottom w:type="dxa" w:w="100"/>
+              <w:right w:type="dxa" w:w="140"/>
+            </w:tcMar>
+          </w:tcPr>
+          <w:p>
+            <w:pPr>
+              <w:spacing w:after="40"/>
+            </w:pPr>
+            <w:r>
+              <w:rPr>
+                <w:rFonts w:ascii="TH Sarabun New" w:cs="TH Sarabun New" w:eastAsia="TH Sarabun New" w:hAnsi="TH Sarabun New"/>
+                <w:b w:val="false"/>
+                <w:bCs w:val="false"/>
+                <w:color w:val="000000"/>
+                <w:sz w:val="22"/>
+                <w:szCs w:val="22"/>
+              </w:rPr>
+              <w:t xml:space="preserve">Total Amount</w:t>
+            </w:r>
+          </w:p>
+        </w:tc>
+        <w:tc>
+          <w:tcPr>
+            <w:tcW w:type="dxa" w:w="4212"/>
+            <w:tcBorders>
+              <w:top w:val="single" w:color="BFBFBF" w:sz="4"/>
+              <w:left w:val="single" w:color="BFBFBF" w:sz="4"/>
+              <w:bottom w:val="single" w:color="BFBFBF" w:sz="4"/>
+              <w:right w:val="single" w:color="BFBFBF" w:sz="4"/>
+            </w:tcBorders>
+            <w:tcMar>
+              <w:top w:type="dxa" w:w="100"/>
+              <w:left w:type="dxa" w:w="140"/>
+              <w:bottom w:type="dxa" w:w="100"/>
+              <w:right w:type="dxa" w:w="140"/>
+            </w:tcMar>
+          </w:tcPr>
+          <w:p>
+            <w:pPr>
+              <w:spacing w:after="40"/>
+            </w:pPr>
+            <w:r>
+              <w:rPr>
+                <w:rFonts w:ascii="TH Sarabun New" w:cs="TH Sarabun New" w:eastAsia="TH Sarabun New" w:hAnsi="TH Sarabun New"/>
+                <w:b w:val="false"/>
+                <w:bCs w:val="false"/>
+                <w:color w:val="000000"/>
+                <w:sz w:val="22"/>
+                <w:szCs w:val="22"/>
+              </w:rPr>
+              <w:t xml:space="preserve">มูลค่ารวมของ lot</w:t>
+            </w:r>
+          </w:p>
+        </w:tc>
+        <w:tc>
+          <w:tcPr>
+            <w:tcW w:type="dxa" w:w="2808"/>
+            <w:tcBorders>
+              <w:top w:val="single" w:color="BFBFBF" w:sz="4"/>
+              <w:left w:val="single" w:color="BFBFBF" w:sz="4"/>
+              <w:bottom w:val="single" w:color="BFBFBF" w:sz="4"/>
+              <w:right w:val="single" w:color="BFBFBF" w:sz="4"/>
+            </w:tcBorders>
+            <w:tcMar>
+              <w:top w:type="dxa" w:w="100"/>
+              <w:left w:type="dxa" w:w="140"/>
+              <w:bottom w:type="dxa" w:w="100"/>
+              <w:right w:type="dxa" w:w="140"/>
+            </w:tcMar>
+          </w:tcPr>
+          <w:p>
+            <w:pPr>
+              <w:spacing w:after="40"/>
+            </w:pPr>
+            <w:r>
+              <w:rPr>
+                <w:rFonts w:ascii="TH Sarabun New" w:cs="TH Sarabun New" w:eastAsia="TH Sarabun New" w:hAnsi="TH Sarabun New"/>
+                <w:b w:val="false"/>
+                <w:bCs w:val="false"/>
+                <w:color w:val="000000"/>
+                <w:sz w:val="22"/>
+                <w:szCs w:val="22"/>
+              </w:rPr>
+              <w:t xml:space="preserve">132,268</w:t>
+            </w:r>
+          </w:p>
+        </w:tc>
+      </w:tr>
+      <w:tr>
+        <w:tc>
+          <w:tcPr>
+            <w:tcW w:type="dxa" w:w="2340"/>
+            <w:tcBorders>
+              <w:top w:val="single" w:color="BFBFBF" w:sz="4"/>
+              <w:left w:val="single" w:color="BFBFBF" w:sz="4"/>
+              <w:bottom w:val="single" w:color="BFBFBF" w:sz="4"/>
+              <w:right w:val="single" w:color="BFBFBF" w:sz="4"/>
+            </w:tcBorders>
+            <w:shd w:fill="F2F2F2" w:val="clear"/>
+            <w:tcMar>
+              <w:top w:type="dxa" w:w="100"/>
+              <w:left w:type="dxa" w:w="140"/>
+              <w:bottom w:type="dxa" w:w="100"/>
+              <w:right w:type="dxa" w:w="140"/>
+            </w:tcMar>
+          </w:tcPr>
+          <w:p>
+            <w:pPr>
+              <w:spacing w:after="40"/>
+            </w:pPr>
+            <w:r>
+              <w:rPr>
+                <w:rFonts w:ascii="TH Sarabun New" w:cs="TH Sarabun New" w:eastAsia="TH Sarabun New" w:hAnsi="TH Sarabun New"/>
+                <w:b w:val="false"/>
+                <w:bCs w:val="false"/>
+                <w:color w:val="000000"/>
+                <w:sz w:val="22"/>
+                <w:szCs w:val="22"/>
+              </w:rPr>
+              <w:t xml:space="preserve">Unit Cost</w:t>
+            </w:r>
+          </w:p>
+        </w:tc>
+        <w:tc>
+          <w:tcPr>
+            <w:tcW w:type="dxa" w:w="4212"/>
+            <w:tcBorders>
+              <w:top w:val="single" w:color="BFBFBF" w:sz="4"/>
+              <w:left w:val="single" w:color="BFBFBF" w:sz="4"/>
+              <w:bottom w:val="single" w:color="BFBFBF" w:sz="4"/>
+              <w:right w:val="single" w:color="BFBFBF" w:sz="4"/>
+            </w:tcBorders>
+            <w:shd w:fill="F2F2F2" w:val="clear"/>
+            <w:tcMar>
+              <w:top w:type="dxa" w:w="100"/>
+              <w:left w:type="dxa" w:w="140"/>
+              <w:bottom w:type="dxa" w:w="100"/>
+              <w:right w:type="dxa" w:w="140"/>
+            </w:tcMar>
+          </w:tcPr>
+          <w:p>
+            <w:pPr>
+              <w:spacing w:after="40"/>
+            </w:pPr>
+            <w:r>
+              <w:rPr>
+                <w:rFonts w:ascii="TH Sarabun New" w:cs="TH Sarabun New" w:eastAsia="TH Sarabun New" w:hAnsi="TH Sarabun New"/>
+                <w:b w:val="false"/>
+                <w:bCs w:val="false"/>
+                <w:color w:val="000000"/>
+                <w:sz w:val="22"/>
+                <w:szCs w:val="22"/>
+              </w:rPr>
+              <w:t xml:space="preserve">คำนวณอัตโนมัติ = Amount / Qty</w:t>
+            </w:r>
+          </w:p>
+        </w:tc>
+        <w:tc>
+          <w:tcPr>
+            <w:tcW w:type="dxa" w:w="2808"/>
+            <w:tcBorders>
+              <w:top w:val="single" w:color="BFBFBF" w:sz="4"/>
+              <w:left w:val="single" w:color="BFBFBF" w:sz="4"/>
+              <w:bottom w:val="single" w:color="BFBFBF" w:sz="4"/>
+              <w:right w:val="single" w:color="BFBFBF" w:sz="4"/>
+            </w:tcBorders>
+            <w:shd w:fill="F2F2F2" w:val="clear"/>
+            <w:tcMar>
+              <w:top w:type="dxa" w:w="100"/>
+              <w:left w:type="dxa" w:w="140"/>
+              <w:bottom w:type="dxa" w:w="100"/>
+              <w:right w:type="dxa" w:w="140"/>
+            </w:tcMar>
+          </w:tcPr>
+          <w:p>
+            <w:pPr>
+              <w:spacing w:after="40"/>
+            </w:pPr>
+            <w:r>
+              <w:rPr>
+                <w:rFonts w:ascii="TH Sarabun New" w:cs="TH Sarabun New" w:eastAsia="TH Sarabun New" w:hAnsi="TH Sarabun New"/>
+                <w:b w:val="false"/>
+                <w:bCs w:val="false"/>
+                <w:color w:val="000000"/>
+                <w:sz w:val="22"/>
+                <w:szCs w:val="22"/>
+              </w:rPr>
+              <w:t xml:space="preserve">อัตโนมัติ</w:t>
+            </w:r>
+          </w:p>
+        </w:tc>
+      </w:tr>
+      <w:tr>
+        <w:tc>
+          <w:tcPr>
+            <w:tcW w:type="dxa" w:w="2340"/>
+            <w:tcBorders>
+              <w:top w:val="single" w:color="BFBFBF" w:sz="4"/>
+              <w:left w:val="single" w:color="BFBFBF" w:sz="4"/>
+              <w:bottom w:val="single" w:color="BFBFBF" w:sz="4"/>
+              <w:right w:val="single" w:color="BFBFBF" w:sz="4"/>
+            </w:tcBorders>
+            <w:tcMar>
+              <w:top w:type="dxa" w:w="100"/>
+              <w:left w:type="dxa" w:w="140"/>
+              <w:bottom w:type="dxa" w:w="100"/>
+              <w:right w:type="dxa" w:w="140"/>
+            </w:tcMar>
+          </w:tcPr>
+          <w:p>
+            <w:pPr>
+              <w:spacing w:after="40"/>
+            </w:pPr>
+            <w:r>
+              <w:rPr>
+                <w:rFonts w:ascii="TH Sarabun New" w:cs="TH Sarabun New" w:eastAsia="TH Sarabun New" w:hAnsi="TH Sarabun New"/>
+                <w:b w:val="false"/>
+                <w:bCs w:val="false"/>
+                <w:color w:val="000000"/>
+                <w:sz w:val="22"/>
+                <w:szCs w:val="22"/>
+              </w:rPr>
+              <w:t xml:space="preserve">InDate</w:t>
+            </w:r>
+          </w:p>
+        </w:tc>
+        <w:tc>
+          <w:tcPr>
+            <w:tcW w:type="dxa" w:w="4212"/>
+            <w:tcBorders>
+              <w:top w:val="single" w:color="BFBFBF" w:sz="4"/>
+              <w:left w:val="single" w:color="BFBFBF" w:sz="4"/>
+              <w:bottom w:val="single" w:color="BFBFBF" w:sz="4"/>
+              <w:right w:val="single" w:color="BFBFBF" w:sz="4"/>
+            </w:tcBorders>
+            <w:tcMar>
+              <w:top w:type="dxa" w:w="100"/>
+              <w:left w:type="dxa" w:w="140"/>
+              <w:bottom w:type="dxa" w:w="100"/>
+              <w:right w:type="dxa" w:w="140"/>
+            </w:tcMar>
+          </w:tcPr>
+          <w:p>
+            <w:pPr>
+              <w:spacing w:after="40"/>
+            </w:pPr>
+            <w:r>
+              <w:rPr>
+                <w:rFonts w:ascii="TH Sarabun New" w:cs="TH Sarabun New" w:eastAsia="TH Sarabun New" w:hAnsi="TH Sarabun New"/>
+                <w:b w:val="false"/>
+                <w:bCs w:val="false"/>
+                <w:color w:val="000000"/>
+                <w:sz w:val="22"/>
+                <w:szCs w:val="22"/>
+              </w:rPr>
+              <w:t xml:space="preserve">วันที่รับเข้าคลัง</w:t>
+            </w:r>
+          </w:p>
+        </w:tc>
+        <w:tc>
+          <w:tcPr>
+            <w:tcW w:type="dxa" w:w="2808"/>
+            <w:tcBorders>
+              <w:top w:val="single" w:color="BFBFBF" w:sz="4"/>
+              <w:left w:val="single" w:color="BFBFBF" w:sz="4"/>
+              <w:bottom w:val="single" w:color="BFBFBF" w:sz="4"/>
+              <w:right w:val="single" w:color="BFBFBF" w:sz="4"/>
+            </w:tcBorders>
+            <w:tcMar>
+              <w:top w:type="dxa" w:w="100"/>
+              <w:left w:type="dxa" w:w="140"/>
+              <w:bottom w:type="dxa" w:w="100"/>
+              <w:right w:type="dxa" w:w="140"/>
+            </w:tcMar>
+          </w:tcPr>
+          <w:p>
+            <w:pPr>
+              <w:spacing w:after="40"/>
+            </w:pPr>
+            <w:r>
+              <w:rPr>
+                <w:rFonts w:ascii="TH Sarabun New" w:cs="TH Sarabun New" w:eastAsia="TH Sarabun New" w:hAnsi="TH Sarabun New"/>
+                <w:b w:val="false"/>
+                <w:bCs w:val="false"/>
+                <w:color w:val="000000"/>
+                <w:sz w:val="22"/>
+                <w:szCs w:val="22"/>
+              </w:rPr>
+              <w:t xml:space="preserve">2025-08-15</w:t>
+            </w:r>
+          </w:p>
+        </w:tc>
+      </w:tr>
+      <w:tr>
+        <w:tc>
+          <w:tcPr>
+            <w:tcW w:type="dxa" w:w="2340"/>
+            <w:tcBorders>
+              <w:top w:val="single" w:color="BFBFBF" w:sz="4"/>
+              <w:left w:val="single" w:color="BFBFBF" w:sz="4"/>
+              <w:bottom w:val="single" w:color="BFBFBF" w:sz="4"/>
+              <w:right w:val="single" w:color="BFBFBF" w:sz="4"/>
+            </w:tcBorders>
+            <w:shd w:fill="F2F2F2" w:val="clear"/>
+            <w:tcMar>
+              <w:top w:type="dxa" w:w="100"/>
+              <w:left w:type="dxa" w:w="140"/>
+              <w:bottom w:type="dxa" w:w="100"/>
+              <w:right w:type="dxa" w:w="140"/>
+            </w:tcMar>
+          </w:tcPr>
+          <w:p>
+            <w:pPr>
+              <w:spacing w:after="40"/>
+            </w:pPr>
+            <w:r>
+              <w:rPr>
+                <w:rFonts w:ascii="TH Sarabun New" w:cs="TH Sarabun New" w:eastAsia="TH Sarabun New" w:hAnsi="TH Sarabun New"/>
+                <w:b w:val="false"/>
+                <w:bCs w:val="false"/>
+                <w:color w:val="000000"/>
+                <w:sz w:val="22"/>
+                <w:szCs w:val="22"/>
+              </w:rPr>
+              <w:t xml:space="preserve">PrdDate</w:t>
+            </w:r>
+          </w:p>
+        </w:tc>
+        <w:tc>
+          <w:tcPr>
+            <w:tcW w:type="dxa" w:w="4212"/>
+            <w:tcBorders>
+              <w:top w:val="single" w:color="BFBFBF" w:sz="4"/>
+              <w:left w:val="single" w:color="BFBFBF" w:sz="4"/>
+              <w:bottom w:val="single" w:color="BFBFBF" w:sz="4"/>
+              <w:right w:val="single" w:color="BFBFBF" w:sz="4"/>
+            </w:tcBorders>
+            <w:shd w:fill="F2F2F2" w:val="clear"/>
+            <w:tcMar>
+              <w:top w:type="dxa" w:w="100"/>
+              <w:left w:type="dxa" w:w="140"/>
+              <w:bottom w:type="dxa" w:w="100"/>
+              <w:right w:type="dxa" w:w="140"/>
+            </w:tcMar>
+          </w:tcPr>
+          <w:p>
+            <w:pPr>
+              <w:spacing w:after="40"/>
+            </w:pPr>
+            <w:r>
+              <w:rPr>
+                <w:rFonts w:ascii="TH Sarabun New" w:cs="TH Sarabun New" w:eastAsia="TH Sarabun New" w:hAnsi="TH Sarabun New"/>
+                <w:b w:val="false"/>
+                <w:bCs w:val="false"/>
+                <w:color w:val="000000"/>
+                <w:sz w:val="22"/>
+                <w:szCs w:val="22"/>
+              </w:rPr>
+              <w:t xml:space="preserve">วันที่ผลิต</w:t>
+            </w:r>
+          </w:p>
+        </w:tc>
+        <w:tc>
+          <w:tcPr>
+            <w:tcW w:type="dxa" w:w="2808"/>
+            <w:tcBorders>
+              <w:top w:val="single" w:color="BFBFBF" w:sz="4"/>
+              <w:left w:val="single" w:color="BFBFBF" w:sz="4"/>
+              <w:bottom w:val="single" w:color="BFBFBF" w:sz="4"/>
+              <w:right w:val="single" w:color="BFBFBF" w:sz="4"/>
+            </w:tcBorders>
+            <w:shd w:fill="F2F2F2" w:val="clear"/>
+            <w:tcMar>
+              <w:top w:type="dxa" w:w="100"/>
+              <w:left w:type="dxa" w:w="140"/>
+              <w:bottom w:type="dxa" w:w="100"/>
+              <w:right w:type="dxa" w:w="140"/>
+            </w:tcMar>
+          </w:tcPr>
+          <w:p>
+            <w:pPr>
+              <w:spacing w:after="40"/>
+            </w:pPr>
+            <w:r>
+              <w:rPr>
+                <w:rFonts w:ascii="TH Sarabun New" w:cs="TH Sarabun New" w:eastAsia="TH Sarabun New" w:hAnsi="TH Sarabun New"/>
+                <w:b w:val="false"/>
+                <w:bCs w:val="false"/>
+                <w:color w:val="000000"/>
+                <w:sz w:val="22"/>
+                <w:szCs w:val="22"/>
+              </w:rPr>
+              <w:t xml:space="preserve">2025-08-09</w:t>
+            </w:r>
+          </w:p>
+        </w:tc>
+      </w:tr>
+      <w:tr>
+        <w:tc>
+          <w:tcPr>
+            <w:tcW w:type="dxa" w:w="2340"/>
+            <w:tcBorders>
+              <w:top w:val="single" w:color="BFBFBF" w:sz="4"/>
+              <w:left w:val="single" w:color="BFBFBF" w:sz="4"/>
+              <w:bottom w:val="single" w:color="BFBFBF" w:sz="4"/>
+              <w:right w:val="single" w:color="BFBFBF" w:sz="4"/>
+            </w:tcBorders>
+            <w:tcMar>
+              <w:top w:type="dxa" w:w="100"/>
+              <w:left w:type="dxa" w:w="140"/>
+              <w:bottom w:type="dxa" w:w="100"/>
+              <w:right w:type="dxa" w:w="140"/>
+            </w:tcMar>
+          </w:tcPr>
+          <w:p>
+            <w:pPr>
+              <w:spacing w:after="40"/>
+            </w:pPr>
+            <w:r>
+              <w:rPr>
+                <w:rFonts w:ascii="TH Sarabun New" w:cs="TH Sarabun New" w:eastAsia="TH Sarabun New" w:hAnsi="TH Sarabun New"/>
+                <w:b w:val="false"/>
+                <w:bCs w:val="false"/>
+                <w:color w:val="000000"/>
+                <w:sz w:val="22"/>
+                <w:szCs w:val="22"/>
+              </w:rPr>
+              <w:t xml:space="preserve">ExpDate</w:t>
+            </w:r>
+          </w:p>
+        </w:tc>
+        <w:tc>
+          <w:tcPr>
+            <w:tcW w:type="dxa" w:w="4212"/>
+            <w:tcBorders>
+              <w:top w:val="single" w:color="BFBFBF" w:sz="4"/>
+              <w:left w:val="single" w:color="BFBFBF" w:sz="4"/>
+              <w:bottom w:val="single" w:color="BFBFBF" w:sz="4"/>
+              <w:right w:val="single" w:color="BFBFBF" w:sz="4"/>
+            </w:tcBorders>
+            <w:tcMar>
+              <w:top w:type="dxa" w:w="100"/>
+              <w:left w:type="dxa" w:w="140"/>
+              <w:bottom w:type="dxa" w:w="100"/>
+              <w:right w:type="dxa" w:w="140"/>
+            </w:tcMar>
+          </w:tcPr>
+          <w:p>
+            <w:pPr>
+              <w:spacing w:after="40"/>
+            </w:pPr>
+            <w:r>
+              <w:rPr>
+                <w:rFonts w:ascii="TH Sarabun New" w:cs="TH Sarabun New" w:eastAsia="TH Sarabun New" w:hAnsi="TH Sarabun New"/>
+                <w:b w:val="false"/>
+                <w:bCs w:val="false"/>
+                <w:color w:val="000000"/>
+                <w:sz w:val="22"/>
+                <w:szCs w:val="22"/>
+              </w:rPr>
+              <w:t xml:space="preserve">วันที่หมดอายุของ lot นี้</w:t>
+            </w:r>
+          </w:p>
+        </w:tc>
+        <w:tc>
+          <w:tcPr>
+            <w:tcW w:type="dxa" w:w="2808"/>
+            <w:tcBorders>
+              <w:top w:val="single" w:color="BFBFBF" w:sz="4"/>
+              <w:left w:val="single" w:color="BFBFBF" w:sz="4"/>
+              <w:bottom w:val="single" w:color="BFBFBF" w:sz="4"/>
+              <w:right w:val="single" w:color="BFBFBF" w:sz="4"/>
+            </w:tcBorders>
+            <w:tcMar>
+              <w:top w:type="dxa" w:w="100"/>
+              <w:left w:type="dxa" w:w="140"/>
+              <w:bottom w:type="dxa" w:w="100"/>
+              <w:right w:type="dxa" w:w="140"/>
+            </w:tcMar>
+          </w:tcPr>
+          <w:p>
+            <w:pPr>
+              <w:spacing w:after="40"/>
+            </w:pPr>
+            <w:r>
+              <w:rPr>
+                <w:rFonts w:ascii="TH Sarabun New" w:cs="TH Sarabun New" w:eastAsia="TH Sarabun New" w:hAnsi="TH Sarabun New"/>
+                <w:b w:val="false"/>
+                <w:bCs w:val="false"/>
+                <w:color w:val="000000"/>
+                <w:sz w:val="22"/>
+                <w:szCs w:val="22"/>
+              </w:rPr>
+              <w:t xml:space="preserve">2026-08-09</w:t>
+            </w:r>
+          </w:p>
+        </w:tc>
+      </w:tr>
+      <w:tr>
+        <w:tc>
+          <w:tcPr>
+            <w:tcW w:type="dxa" w:w="2340"/>
+            <w:tcBorders>
+              <w:top w:val="single" w:color="BFBFBF" w:sz="4"/>
+              <w:left w:val="single" w:color="BFBFBF" w:sz="4"/>
+              <w:bottom w:val="single" w:color="BFBFBF" w:sz="4"/>
+              <w:right w:val="single" w:color="BFBFBF" w:sz="4"/>
+            </w:tcBorders>
+            <w:shd w:fill="F2F2F2" w:val="clear"/>
+            <w:tcMar>
+              <w:top w:type="dxa" w:w="100"/>
+              <w:left w:type="dxa" w:w="140"/>
+              <w:bottom w:type="dxa" w:w="100"/>
+              <w:right w:type="dxa" w:w="140"/>
+            </w:tcMar>
+          </w:tcPr>
+          <w:p>
+            <w:pPr>
+              <w:spacing w:after="40"/>
+            </w:pPr>
+            <w:r>
+              <w:rPr>
+                <w:rFonts w:ascii="TH Sarabun New" w:cs="TH Sarabun New" w:eastAsia="TH Sarabun New" w:hAnsi="TH Sarabun New"/>
+                <w:b w:val="false"/>
+                <w:bCs w:val="false"/>
+                <w:color w:val="000000"/>
+                <w:sz w:val="22"/>
+                <w:szCs w:val="22"/>
+              </w:rPr>
+              <w:t xml:space="preserve">ToDate</w:t>
+            </w:r>
+          </w:p>
+        </w:tc>
+        <w:tc>
+          <w:tcPr>
+            <w:tcW w:type="dxa" w:w="4212"/>
+            <w:tcBorders>
+              <w:top w:val="single" w:color="BFBFBF" w:sz="4"/>
+              <w:left w:val="single" w:color="BFBFBF" w:sz="4"/>
+              <w:bottom w:val="single" w:color="BFBFBF" w:sz="4"/>
+              <w:right w:val="single" w:color="BFBFBF" w:sz="4"/>
+            </w:tcBorders>
+            <w:shd w:fill="F2F2F2" w:val="clear"/>
+            <w:tcMar>
+              <w:top w:type="dxa" w:w="100"/>
+              <w:left w:type="dxa" w:w="140"/>
+              <w:bottom w:type="dxa" w:w="100"/>
+              <w:right w:type="dxa" w:w="140"/>
+            </w:tcMar>
+          </w:tcPr>
+          <w:p>
+            <w:pPr>
+              <w:spacing w:after="40"/>
+            </w:pPr>
+            <w:r>
+              <w:rPr>
+                <w:rFonts w:ascii="TH Sarabun New" w:cs="TH Sarabun New" w:eastAsia="TH Sarabun New" w:hAnsi="TH Sarabun New"/>
+                <w:b w:val="false"/>
+                <w:bCs w:val="false"/>
+                <w:color w:val="000000"/>
+                <w:sz w:val="22"/>
+                <w:szCs w:val="22"/>
+              </w:rPr>
+              <w:t xml:space="preserve">วัน snapshot (as-of date)</w:t>
+            </w:r>
+          </w:p>
+        </w:tc>
+        <w:tc>
+          <w:tcPr>
+            <w:tcW w:type="dxa" w:w="2808"/>
+            <w:tcBorders>
+              <w:top w:val="single" w:color="BFBFBF" w:sz="4"/>
+              <w:left w:val="single" w:color="BFBFBF" w:sz="4"/>
+              <w:bottom w:val="single" w:color="BFBFBF" w:sz="4"/>
+              <w:right w:val="single" w:color="BFBFBF" w:sz="4"/>
+            </w:tcBorders>
+            <w:shd w:fill="F2F2F2" w:val="clear"/>
+            <w:tcMar>
+              <w:top w:type="dxa" w:w="100"/>
+              <w:left w:type="dxa" w:w="140"/>
+              <w:bottom w:type="dxa" w:w="100"/>
+              <w:right w:type="dxa" w:w="140"/>
+            </w:tcMar>
+          </w:tcPr>
+          <w:p>
+            <w:pPr>
+              <w:spacing w:after="40"/>
+            </w:pPr>
+            <w:r>
+              <w:rPr>
+                <w:rFonts w:ascii="TH Sarabun New" w:cs="TH Sarabun New" w:eastAsia="TH Sarabun New" w:hAnsi="TH Sarabun New"/>
+                <w:b w:val="false"/>
+                <w:bCs w:val="false"/>
+                <w:color w:val="000000"/>
+                <w:sz w:val="22"/>
+                <w:szCs w:val="22"/>
+              </w:rPr>
+              <w:t xml:space="preserve">2026-03-31</w:t>
+            </w:r>
+          </w:p>
+        </w:tc>
+      </w:tr>
+    </w:tbl>
+    <w:p>
+      <w:pPr>
+        <w:spacing w:after="100"/>
+      </w:pPr>
+      <w:r>
+        <w:rPr>
+          <w:rFonts w:ascii="TH Sarabun New" w:cs="TH Sarabun New" w:eastAsia="TH Sarabun New" w:hAnsi="TH Sarabun New"/>
+        </w:rPr>
+        <w:t xml:space="preserve"/>
+      </w:r>
+    </w:p>
+    <w:p>
+      <w:pPr>
+        <w:pStyle w:val="Heading2"/>
+        <w:spacing w:after="160" w:before="280"/>
+      </w:pPr>
+      <w:r>
+        <w:rPr>
+          <w:rFonts w:ascii="TH Sarabun New" w:cs="TH Sarabun New" w:eastAsia="TH Sarabun New" w:hAnsi="TH Sarabun New"/>
+          <w:b/>
+          <w:bCs/>
+          <w:color w:val="1F3864"/>
+          <w:sz w:val="30"/>
+          <w:szCs w:val="30"/>
+        </w:rPr>
+        <w:t xml:space="preserve">8.4 Snapshot vs Transactional</w:t>
       </w:r>
     </w:p>
     <w:p>
@@ -6165,10 +7481,40 @@
       <w:r>
         <w:rPr>
           <w:rFonts w:ascii="TH Sarabun New" w:cs="TH Sarabun New" w:eastAsia="TH Sarabun New" w:hAnsi="TH Sarabun New"/>
-          <w:i/>
-          <w:iCs/>
-        </w:rPr>
-        <w:t xml:space="preserve">โดยค่า α สามารถปรับได้ที่ Settings (1=Linear, 2=Moderate, 3=Aggressive)</w:t>
+        </w:rPr>
+        <w:t xml:space="preserve">ข้อมูล Lot เป็นแบบ "Snapshot" — เก็บภาพรวมของสต็อก ณ วันที่กำหนด (ToDate) ไม่ใช่ tracking การเคลื่อนไหวรายธุรกรรม</w:t>
+      </w:r>
+    </w:p>
+    <w:p>
+      <w:pPr>
+        <w:pStyle w:val="ListParagraph"/>
+        <w:numPr>
+          <w:ilvl w:val="0"/>
+          <w:numId w:val="2"/>
+        </w:numPr>
+        <w:spacing w:after="60"/>
+      </w:pPr>
+      <w:r>
+        <w:rPr>
+          <w:rFonts w:ascii="TH Sarabun New" w:cs="TH Sarabun New" w:eastAsia="TH Sarabun New" w:hAnsi="TH Sarabun New"/>
+        </w:rPr>
+        <w:t xml:space="preserve">การ Import lot ครั้งใหม่ที่ ToDate เดียวกัน → ระบบจะ "ทับ" snapshot เดิม</w:t>
+      </w:r>
+    </w:p>
+    <w:p>
+      <w:pPr>
+        <w:pStyle w:val="ListParagraph"/>
+        <w:numPr>
+          <w:ilvl w:val="0"/>
+          <w:numId w:val="2"/>
+        </w:numPr>
+        <w:spacing w:after="60"/>
+      </w:pPr>
+      <w:r>
+        <w:rPr>
+          <w:rFonts w:ascii="TH Sarabun New" w:cs="TH Sarabun New" w:eastAsia="TH Sarabun New" w:hAnsi="TH Sarabun New"/>
+        </w:rPr>
+        <w:t xml:space="preserve">การ Import lot ที่ ToDate ต่างกัน → ระบบเก็บ snapshot หลายชุดเป็นประวัติ</w:t>
       </w:r>
     </w:p>
     <w:p>
@@ -6182,17 +7528,84 @@
         <w:t xml:space="preserve"/>
       </w:r>
     </w:p>
-    <w:p>
-      <w:pPr>
-        <w:spacing w:after="100" w:line="320"/>
-      </w:pPr>
-      <w:r>
-        <w:rPr>
-          <w:rFonts w:ascii="TH Sarabun New" w:cs="TH Sarabun New" w:eastAsia="TH Sarabun New" w:hAnsi="TH Sarabun New"/>
-        </w:rPr>
-        <w:t xml:space="preserve">ผลลัพธ์จะแบ่งเป็น Class A/B/C ตามเกณฑ์ที่ Admin ตั้งไว้ — ดูรายละเอียดในบทที่ 12</w:t>
-      </w:r>
-    </w:p>
+    <w:tbl>
+      <w:tblPr>
+        <w:tblW w:type="dxa" w:w="9360"/>
+        <w:tblBorders>
+          <w:top w:val="single" w:color="auto" w:sz="4"/>
+          <w:left w:val="single" w:color="auto" w:sz="4"/>
+          <w:bottom w:val="single" w:color="auto" w:sz="4"/>
+          <w:right w:val="single" w:color="auto" w:sz="4"/>
+          <w:insideH w:val="single" w:color="auto" w:sz="4"/>
+          <w:insideV w:val="single" w:color="auto" w:sz="4"/>
+        </w:tblBorders>
+      </w:tblPr>
+      <w:tblGrid>
+        <w:gridCol w:w="9360"/>
+      </w:tblGrid>
+      <w:tr>
+        <w:tc>
+          <w:tcPr>
+            <w:tcW w:type="dxa" w:w="9360"/>
+            <w:tcBorders>
+              <w:top w:val="single" w:color="2E75B6" w:sz="4"/>
+              <w:left w:val="single" w:color="2E75B6" w:sz="24"/>
+              <w:bottom w:val="single" w:color="BFBFBF" w:sz="4"/>
+              <w:right w:val="single" w:color="BFBFBF" w:sz="4"/>
+            </w:tcBorders>
+            <w:shd w:fill="EAF1FB" w:val="clear"/>
+            <w:tcMar>
+              <w:top w:type="dxa" w:w="160"/>
+              <w:left w:type="dxa" w:w="220"/>
+              <w:bottom w:type="dxa" w:w="160"/>
+              <w:right w:type="dxa" w:w="220"/>
+            </w:tcMar>
+          </w:tcPr>
+          <w:p>
+            <w:pPr>
+              <w:spacing w:after="80"/>
+            </w:pPr>
+            <w:r>
+              <w:rPr>
+                <w:rFonts w:ascii="TH Sarabun New" w:cs="TH Sarabun New" w:eastAsia="TH Sarabun New" w:hAnsi="TH Sarabun New"/>
+                <w:b/>
+                <w:bCs/>
+                <w:color w:val="1F3864"/>
+                <w:sz w:val="24"/>
+                <w:szCs w:val="24"/>
+              </w:rPr>
+              <w:t xml:space="preserve">🎯 จุดสำคัญ</w:t>
+            </w:r>
+          </w:p>
+          <w:p>
+            <w:pPr>
+              <w:spacing w:after="40"/>
+            </w:pPr>
+            <w:r>
+              <w:rPr>
+                <w:rFonts w:ascii="TH Sarabun New" w:cs="TH Sarabun New" w:eastAsia="TH Sarabun New" w:hAnsi="TH Sarabun New"/>
+                <w:sz w:val="22"/>
+                <w:szCs w:val="22"/>
+              </w:rPr>
+              <w:t xml:space="preserve">Lot Inventory ใช้คู่กับ Transactions — Transactions = การเคลื่อนไหว, Lot = ภาพรวม ณ วันที่กำหนด</w:t>
+            </w:r>
+          </w:p>
+          <w:p>
+            <w:pPr>
+              <w:spacing w:after="40"/>
+            </w:pPr>
+            <w:r>
+              <w:rPr>
+                <w:rFonts w:ascii="TH Sarabun New" w:cs="TH Sarabun New" w:eastAsia="TH Sarabun New" w:hAnsi="TH Sarabun New"/>
+                <w:sz w:val="22"/>
+                <w:szCs w:val="22"/>
+              </w:rPr>
+              <w:t xml:space="preserve">ทุกครั้งที่ Import lot ใหม่ ระบบจะ refresh กราฟ Aging, VV Matrix แบบ By Lot, และ FEFO Pick List โดยอัตโนมัติ</w:t>
+            </w:r>
+          </w:p>
+        </w:tc>
+      </w:tr>
+    </w:tbl>
     <w:p>
       <w:pPr>
         <w:pStyle w:val="Heading1"/>
@@ -6208,7 +7621,7 @@
           <w:sz w:val="36"/>
           <w:szCs w:val="36"/>
         </w:rPr>
-        <w:t xml:space="preserve">9. Data Import (นำเข้าข้อมูลจาก Excel)</w:t>
+        <w:t xml:space="preserve">9. Management Reports</w:t>
       </w:r>
     </w:p>
     <w:p>
@@ -6219,7 +7632,7 @@
         <w:rPr>
           <w:rFonts w:ascii="TH Sarabun New" w:cs="TH Sarabun New" w:eastAsia="TH Sarabun New" w:hAnsi="TH Sarabun New"/>
         </w:rPr>
-        <w:t xml:space="preserve">ระบบรองรับการนำเข้าข้อมูลทั้งหมดผ่านไฟล์ Excel เพียงไฟล์เดียว ที่มี 5 Sheet หลัก</w:t>
+        <w:t xml:space="preserve">รวมรายงานเชิงวิเคราะห์ที่ใช้ตัดสินใจระดับบริหาร เปิดได้จากเมนู Reports — มี 5 แท็บ</w:t>
       </w:r>
     </w:p>
     <w:p>
@@ -6236,7 +7649,559 @@
           <w:sz w:val="30"/>
           <w:szCs w:val="30"/>
         </w:rPr>
-        <w:t xml:space="preserve">9.1 ขั้นตอน 4 Step</w:t>
+        <w:t xml:space="preserve">9.1 Slow Moving Items</w:t>
+      </w:r>
+    </w:p>
+    <w:p>
+      <w:pPr>
+        <w:spacing w:after="100" w:line="320"/>
+      </w:pPr>
+      <w:r>
+        <w:rPr>
+          <w:rFonts w:ascii="TH Sarabun New" w:cs="TH Sarabun New" w:eastAsia="TH Sarabun New" w:hAnsi="TH Sarabun New"/>
+        </w:rPr>
+        <w:t xml:space="preserve">รายการสินค้าที่ไม่มีการจ่ายออกมานานหรือมีอัตราหมุนเวียนต่ำ</w:t>
+      </w:r>
+    </w:p>
+    <w:p>
+      <w:pPr>
+        <w:pStyle w:val="ListParagraph"/>
+        <w:numPr>
+          <w:ilvl w:val="0"/>
+          <w:numId w:val="2"/>
+        </w:numPr>
+        <w:spacing w:after="60"/>
+      </w:pPr>
+      <w:r>
+        <w:rPr>
+          <w:rFonts w:ascii="TH Sarabun New" w:cs="TH Sarabun New" w:eastAsia="TH Sarabun New" w:hAnsi="TH Sarabun New"/>
+        </w:rPr>
+        <w:t xml:space="preserve">Dead Stock — ไม่มีการเคลื่อนไหวเลยใน 180 วัน</w:t>
+      </w:r>
+    </w:p>
+    <w:p>
+      <w:pPr>
+        <w:pStyle w:val="ListParagraph"/>
+        <w:numPr>
+          <w:ilvl w:val="0"/>
+          <w:numId w:val="2"/>
+        </w:numPr>
+        <w:spacing w:after="60"/>
+      </w:pPr>
+      <w:r>
+        <w:rPr>
+          <w:rFonts w:ascii="TH Sarabun New" w:cs="TH Sarabun New" w:eastAsia="TH Sarabun New" w:hAnsi="TH Sarabun New"/>
+        </w:rPr>
+        <w:t xml:space="preserve">Slow Moving — เคลื่อนไหวบ้างแต่นาน ๆ ครั้ง</w:t>
+      </w:r>
+    </w:p>
+    <w:p>
+      <w:pPr>
+        <w:pStyle w:val="ListParagraph"/>
+        <w:numPr>
+          <w:ilvl w:val="0"/>
+          <w:numId w:val="2"/>
+        </w:numPr>
+        <w:spacing w:after="60"/>
+      </w:pPr>
+      <w:r>
+        <w:rPr>
+          <w:rFonts w:ascii="TH Sarabun New" w:cs="TH Sarabun New" w:eastAsia="TH Sarabun New" w:hAnsi="TH Sarabun New"/>
+        </w:rPr>
+        <w:t xml:space="preserve">Normal — มีการเคลื่อนไหวสม่ำเสมอ</w:t>
+      </w:r>
+    </w:p>
+    <w:p>
+      <w:pPr>
+        <w:spacing w:after="100"/>
+      </w:pPr>
+      <w:r>
+        <w:rPr>
+          <w:rFonts w:ascii="TH Sarabun New" w:cs="TH Sarabun New" w:eastAsia="TH Sarabun New" w:hAnsi="TH Sarabun New"/>
+        </w:rPr>
+        <w:t xml:space="preserve"/>
+      </w:r>
+    </w:p>
+    <w:p>
+      <w:pPr>
+        <w:pStyle w:val="Heading2"/>
+        <w:spacing w:after="160" w:before="280"/>
+      </w:pPr>
+      <w:r>
+        <w:rPr>
+          <w:rFonts w:ascii="TH Sarabun New" w:cs="TH Sarabun New" w:eastAsia="TH Sarabun New" w:hAnsi="TH Sarabun New"/>
+          <w:b/>
+          <w:bCs/>
+          <w:color w:val="1F3864"/>
+          <w:sz w:val="30"/>
+          <w:szCs w:val="30"/>
+        </w:rPr>
+        <w:t xml:space="preserve">9.2 Inventory Turnover</w:t>
+      </w:r>
+    </w:p>
+    <w:p>
+      <w:pPr>
+        <w:spacing w:after="100" w:line="320"/>
+      </w:pPr>
+      <w:r>
+        <w:rPr>
+          <w:rFonts w:ascii="TH Sarabun New" w:cs="TH Sarabun New" w:eastAsia="TH Sarabun New" w:hAnsi="TH Sarabun New"/>
+        </w:rPr>
+        <w:t xml:space="preserve">อัตราการหมุนเวียนสต็อกต่อปี (Annual COGS / Average Inventory Value)</w:t>
+      </w:r>
+    </w:p>
+    <w:p>
+      <w:pPr>
+        <w:pStyle w:val="ListParagraph"/>
+        <w:numPr>
+          <w:ilvl w:val="0"/>
+          <w:numId w:val="2"/>
+        </w:numPr>
+        <w:spacing w:after="60"/>
+      </w:pPr>
+      <w:r>
+        <w:rPr>
+          <w:rFonts w:ascii="TH Sarabun New" w:cs="TH Sarabun New" w:eastAsia="TH Sarabun New" w:hAnsi="TH Sarabun New"/>
+        </w:rPr>
+        <w:t xml:space="preserve">Turnover Ratio สูง = สินค้าหมุนเร็ว ดี</w:t>
+      </w:r>
+    </w:p>
+    <w:p>
+      <w:pPr>
+        <w:pStyle w:val="ListParagraph"/>
+        <w:numPr>
+          <w:ilvl w:val="0"/>
+          <w:numId w:val="2"/>
+        </w:numPr>
+        <w:spacing w:after="60"/>
+      </w:pPr>
+      <w:r>
+        <w:rPr>
+          <w:rFonts w:ascii="TH Sarabun New" w:cs="TH Sarabun New" w:eastAsia="TH Sarabun New" w:hAnsi="TH Sarabun New"/>
+        </w:rPr>
+        <w:t xml:space="preserve">Days on Hand = 365 / Turnover Ratio</w:t>
+      </w:r>
+    </w:p>
+    <w:p>
+      <w:pPr>
+        <w:spacing w:after="100"/>
+      </w:pPr>
+      <w:r>
+        <w:rPr>
+          <w:rFonts w:ascii="TH Sarabun New" w:cs="TH Sarabun New" w:eastAsia="TH Sarabun New" w:hAnsi="TH Sarabun New"/>
+        </w:rPr>
+        <w:t xml:space="preserve"/>
+      </w:r>
+    </w:p>
+    <w:p>
+      <w:pPr>
+        <w:pStyle w:val="Heading2"/>
+        <w:spacing w:after="160" w:before="280"/>
+      </w:pPr>
+      <w:r>
+        <w:rPr>
+          <w:rFonts w:ascii="TH Sarabun New" w:cs="TH Sarabun New" w:eastAsia="TH Sarabun New" w:hAnsi="TH Sarabun New"/>
+          <w:b/>
+          <w:bCs/>
+          <w:color w:val="1F3864"/>
+          <w:sz w:val="30"/>
+          <w:szCs w:val="30"/>
+        </w:rPr>
+        <w:t xml:space="preserve">9.3 Reorder Suggestions</w:t>
+      </w:r>
+    </w:p>
+    <w:p>
+      <w:pPr>
+        <w:spacing w:after="100" w:line="320"/>
+      </w:pPr>
+      <w:r>
+        <w:rPr>
+          <w:rFonts w:ascii="TH Sarabun New" w:cs="TH Sarabun New" w:eastAsia="TH Sarabun New" w:hAnsi="TH Sarabun New"/>
+        </w:rPr>
+        <w:t xml:space="preserve">แสดงสินค้าที่ควรสั่งซื้อพร้อมจำนวนแนะนำที่ควรสั่ง — คำนวณจาก Min/Max Level และอัตราการใช้</w:t>
+      </w:r>
+    </w:p>
+    <w:p>
+      <w:pPr>
+        <w:spacing w:after="100"/>
+      </w:pPr>
+      <w:r>
+        <w:rPr>
+          <w:rFonts w:ascii="TH Sarabun New" w:cs="TH Sarabun New" w:eastAsia="TH Sarabun New" w:hAnsi="TH Sarabun New"/>
+        </w:rPr>
+        <w:t xml:space="preserve"/>
+      </w:r>
+    </w:p>
+    <w:p>
+      <w:pPr>
+        <w:pStyle w:val="Heading2"/>
+        <w:spacing w:after="160" w:before="280"/>
+      </w:pPr>
+      <w:r>
+        <w:rPr>
+          <w:rFonts w:ascii="TH Sarabun New" w:cs="TH Sarabun New" w:eastAsia="TH Sarabun New" w:hAnsi="TH Sarabun New"/>
+          <w:b/>
+          <w:bCs/>
+          <w:color w:val="1F3864"/>
+          <w:sz w:val="30"/>
+          <w:szCs w:val="30"/>
+        </w:rPr>
+        <w:t xml:space="preserve">9.4 VV Matrix (มี toggle "By Item" / "By Lot")</w:t>
+      </w:r>
+    </w:p>
+    <w:p>
+      <w:pPr>
+        <w:spacing w:after="100" w:line="320"/>
+      </w:pPr>
+      <w:r>
+        <w:rPr>
+          <w:rFonts w:ascii="TH Sarabun New" w:cs="TH Sarabun New" w:eastAsia="TH Sarabun New" w:hAnsi="TH Sarabun New"/>
+        </w:rPr>
+        <w:t xml:space="preserve">เครื่องมือคัดกรองสินค้าที่มีความเสี่ยง โดยพิจารณา 2 มิติพร้อมกัน:</w:t>
+      </w:r>
+    </w:p>
+    <w:p>
+      <w:pPr>
+        <w:pStyle w:val="ListParagraph"/>
+        <w:numPr>
+          <w:ilvl w:val="0"/>
+          <w:numId w:val="2"/>
+        </w:numPr>
+        <w:spacing w:after="60"/>
+      </w:pPr>
+      <w:r>
+        <w:rPr>
+          <w:rFonts w:ascii="TH Sarabun New" w:cs="TH Sarabun New" w:eastAsia="TH Sarabun New" w:hAnsi="TH Sarabun New"/>
+        </w:rPr>
+        <w:t xml:space="preserve">Value Score (1–5) — ตามมูลค่าสต็อก (top X% = score 5)</w:t>
+      </w:r>
+    </w:p>
+    <w:p>
+      <w:pPr>
+        <w:pStyle w:val="ListParagraph"/>
+        <w:numPr>
+          <w:ilvl w:val="0"/>
+          <w:numId w:val="2"/>
+        </w:numPr>
+        <w:spacing w:after="60"/>
+      </w:pPr>
+      <w:r>
+        <w:rPr>
+          <w:rFonts w:ascii="TH Sarabun New" w:cs="TH Sarabun New" w:eastAsia="TH Sarabun New" w:hAnsi="TH Sarabun New"/>
+        </w:rPr>
+        <w:t xml:space="preserve">Validity Score (1–5) — ตามจำนวนวันก่อนหมดอายุ</w:t>
+      </w:r>
+    </w:p>
+    <w:p>
+      <w:pPr>
+        <w:spacing w:after="100" w:line="320"/>
+      </w:pPr>
+      <w:r>
+        <w:rPr>
+          <w:rFonts w:ascii="TH Sarabun New" w:cs="TH Sarabun New" w:eastAsia="TH Sarabun New" w:hAnsi="TH Sarabun New"/>
+          <w:b/>
+          <w:bCs/>
+        </w:rPr>
+        <w:t xml:space="preserve">คะแนนรวมจะถูกคำนวณด้วยสูตร Exponential Score = ValueScore × (ValidityScore / 5)^α</w:t>
+      </w:r>
+    </w:p>
+    <w:p>
+      <w:pPr>
+        <w:spacing w:after="100" w:line="320"/>
+      </w:pPr>
+      <w:r>
+        <w:rPr>
+          <w:rFonts w:ascii="TH Sarabun New" w:cs="TH Sarabun New" w:eastAsia="TH Sarabun New" w:hAnsi="TH Sarabun New"/>
+          <w:i/>
+          <w:iCs/>
+        </w:rPr>
+        <w:t xml:space="preserve">โดยค่า α สามารถปรับได้ที่ Settings (1=Linear, 2=Moderate, 3=Aggressive)</w:t>
+      </w:r>
+    </w:p>
+    <w:p>
+      <w:pPr>
+        <w:spacing w:after="100"/>
+      </w:pPr>
+      <w:r>
+        <w:rPr>
+          <w:rFonts w:ascii="TH Sarabun New" w:cs="TH Sarabun New" w:eastAsia="TH Sarabun New" w:hAnsi="TH Sarabun New"/>
+        </w:rPr>
+        <w:t xml:space="preserve"/>
+      </w:r>
+    </w:p>
+    <w:p>
+      <w:pPr>
+        <w:spacing w:after="100" w:line="320"/>
+      </w:pPr>
+      <w:r>
+        <w:rPr>
+          <w:rFonts w:ascii="TH Sarabun New" w:cs="TH Sarabun New" w:eastAsia="TH Sarabun New" w:hAnsi="TH Sarabun New"/>
+        </w:rPr>
+        <w:t xml:space="preserve">ผลลัพธ์จะแบ่งเป็น Class A/B/C ตามเกณฑ์ที่ Admin ตั้งไว้ — ดูรายละเอียดในบทที่ 13</w:t>
+      </w:r>
+    </w:p>
+    <w:p>
+      <w:pPr>
+        <w:spacing w:after="100"/>
+      </w:pPr>
+      <w:r>
+        <w:rPr>
+          <w:rFonts w:ascii="TH Sarabun New" w:cs="TH Sarabun New" w:eastAsia="TH Sarabun New" w:hAnsi="TH Sarabun New"/>
+        </w:rPr>
+        <w:t xml:space="preserve"/>
+      </w:r>
+    </w:p>
+    <w:tbl>
+      <w:tblPr>
+        <w:tblW w:type="dxa" w:w="9360"/>
+        <w:tblBorders>
+          <w:top w:val="single" w:color="auto" w:sz="4"/>
+          <w:left w:val="single" w:color="auto" w:sz="4"/>
+          <w:bottom w:val="single" w:color="auto" w:sz="4"/>
+          <w:right w:val="single" w:color="auto" w:sz="4"/>
+          <w:insideH w:val="single" w:color="auto" w:sz="4"/>
+          <w:insideV w:val="single" w:color="auto" w:sz="4"/>
+        </w:tblBorders>
+      </w:tblPr>
+      <w:tblGrid>
+        <w:gridCol w:w="9360"/>
+      </w:tblGrid>
+      <w:tr>
+        <w:tc>
+          <w:tcPr>
+            <w:tcW w:type="dxa" w:w="9360"/>
+            <w:tcBorders>
+              <w:top w:val="single" w:color="2E75B6" w:sz="4"/>
+              <w:left w:val="single" w:color="2E75B6" w:sz="24"/>
+              <w:bottom w:val="single" w:color="BFBFBF" w:sz="4"/>
+              <w:right w:val="single" w:color="BFBFBF" w:sz="4"/>
+            </w:tcBorders>
+            <w:shd w:fill="E8F8EF" w:val="clear"/>
+            <w:tcMar>
+              <w:top w:type="dxa" w:w="160"/>
+              <w:left w:type="dxa" w:w="220"/>
+              <w:bottom w:type="dxa" w:w="160"/>
+              <w:right w:type="dxa" w:w="220"/>
+            </w:tcMar>
+          </w:tcPr>
+          <w:p>
+            <w:pPr>
+              <w:spacing w:after="80"/>
+            </w:pPr>
+            <w:r>
+              <w:rPr>
+                <w:rFonts w:ascii="TH Sarabun New" w:cs="TH Sarabun New" w:eastAsia="TH Sarabun New" w:hAnsi="TH Sarabun New"/>
+                <w:b/>
+                <w:bCs/>
+                <w:color w:val="1F3864"/>
+                <w:sz w:val="24"/>
+                <w:szCs w:val="24"/>
+              </w:rPr>
+              <w:t xml:space="preserve">🆕 By Lot mode</w:t>
+            </w:r>
+          </w:p>
+          <w:p>
+            <w:pPr>
+              <w:spacing w:after="40"/>
+            </w:pPr>
+            <w:r>
+              <w:rPr>
+                <w:rFonts w:ascii="TH Sarabun New" w:cs="TH Sarabun New" w:eastAsia="TH Sarabun New" w:hAnsi="TH Sarabun New"/>
+                <w:sz w:val="22"/>
+                <w:szCs w:val="22"/>
+              </w:rPr>
+              <w:t xml:space="preserve">Toggle ด้านบนสุดของแท็บ — เปลี่ยนการคำนวณจาก "ระดับสินค้ารวม" เป็น "ระดับ lot"</w:t>
+            </w:r>
+          </w:p>
+          <w:p>
+            <w:pPr>
+              <w:spacing w:after="40"/>
+            </w:pPr>
+            <w:r>
+              <w:rPr>
+                <w:rFonts w:ascii="TH Sarabun New" w:cs="TH Sarabun New" w:eastAsia="TH Sarabun New" w:hAnsi="TH Sarabun New"/>
+                <w:sz w:val="22"/>
+                <w:szCs w:val="22"/>
+              </w:rPr>
+              <w:t xml:space="preserve">ใน By Lot mode แต่ละ lot ได้คะแนนของตัวเอง โดยใช้ expire_date ของ lot นั้นโดยตรง</w:t>
+            </w:r>
+          </w:p>
+          <w:p>
+            <w:pPr>
+              <w:spacing w:after="40"/>
+            </w:pPr>
+            <w:r>
+              <w:rPr>
+                <w:rFonts w:ascii="TH Sarabun New" w:cs="TH Sarabun New" w:eastAsia="TH Sarabun New" w:hAnsi="TH Sarabun New"/>
+                <w:sz w:val="22"/>
+                <w:szCs w:val="22"/>
+              </w:rPr>
+              <w:t xml:space="preserve">เพิ่มคอลัมน์ Batch / Warehouse ในตาราง · Export filename เปลี่ยนเป็น VV_Matrix_By_Lot</w:t>
+            </w:r>
+          </w:p>
+          <w:p>
+            <w:pPr>
+              <w:spacing w:after="40"/>
+            </w:pPr>
+            <w:r>
+              <w:rPr>
+                <w:rFonts w:ascii="TH Sarabun New" w:cs="TH Sarabun New" w:eastAsia="TH Sarabun New" w:hAnsi="TH Sarabun New"/>
+                <w:sz w:val="22"/>
+                <w:szCs w:val="22"/>
+              </w:rPr>
+              <w:t xml:space="preserve">เหมาะมากกับ NSL Food Service เพราะสินค้าอาหารแต่ละ lot มีความสด/ความเสี่ยงต่างกันชัดเจน</w:t>
+            </w:r>
+          </w:p>
+        </w:tc>
+      </w:tr>
+    </w:tbl>
+    <w:p>
+      <w:pPr>
+        <w:spacing w:after="100"/>
+      </w:pPr>
+      <w:r>
+        <w:rPr>
+          <w:rFonts w:ascii="TH Sarabun New" w:cs="TH Sarabun New" w:eastAsia="TH Sarabun New" w:hAnsi="TH Sarabun New"/>
+        </w:rPr>
+        <w:t xml:space="preserve"/>
+      </w:r>
+    </w:p>
+    <w:p>
+      <w:pPr>
+        <w:pStyle w:val="Heading2"/>
+        <w:spacing w:after="160" w:before="280"/>
+      </w:pPr>
+      <w:r>
+        <w:rPr>
+          <w:rFonts w:ascii="TH Sarabun New" w:cs="TH Sarabun New" w:eastAsia="TH Sarabun New" w:hAnsi="TH Sarabun New"/>
+          <w:b/>
+          <w:bCs/>
+          <w:color w:val="1F3864"/>
+          <w:sz w:val="30"/>
+          <w:szCs w:val="30"/>
+        </w:rPr>
+        <w:t xml:space="preserve">9.5 FEFO Pick List (ใหม่)</w:t>
+      </w:r>
+    </w:p>
+    <w:p>
+      <w:pPr>
+        <w:spacing w:after="100" w:line="320"/>
+      </w:pPr>
+      <w:r>
+        <w:rPr>
+          <w:rFonts w:ascii="TH Sarabun New" w:cs="TH Sarabun New" w:eastAsia="TH Sarabun New" w:hAnsi="TH Sarabun New"/>
+        </w:rPr>
+        <w:t xml:space="preserve">First-Expired First-Out — รายการลำดับการหยิบของออกจากคลัง โดยให้ lot ที่ใกล้หมดอายุที่สุดถูกหยิบก่อน</w:t>
+      </w:r>
+    </w:p>
+    <w:p>
+      <w:pPr>
+        <w:pStyle w:val="ListParagraph"/>
+        <w:numPr>
+          <w:ilvl w:val="0"/>
+          <w:numId w:val="2"/>
+        </w:numPr>
+        <w:spacing w:after="60"/>
+      </w:pPr>
+      <w:r>
+        <w:rPr>
+          <w:rFonts w:ascii="TH Sarabun New" w:cs="TH Sarabun New" w:eastAsia="TH Sarabun New" w:hAnsi="TH Sarabun New"/>
+        </w:rPr>
+        <w:t xml:space="preserve">แสดงแต่ละ (สินค้า × คลัง) เป็นกล่อง พร้อม lot ทั้งหมดเรียงจาก expire_date น้อย → มาก</w:t>
+      </w:r>
+    </w:p>
+    <w:p>
+      <w:pPr>
+        <w:pStyle w:val="ListParagraph"/>
+        <w:numPr>
+          <w:ilvl w:val="0"/>
+          <w:numId w:val="2"/>
+        </w:numPr>
+        <w:spacing w:after="60"/>
+      </w:pPr>
+      <w:r>
+        <w:rPr>
+          <w:rFonts w:ascii="TH Sarabun New" w:cs="TH Sarabun New" w:eastAsia="TH Sarabun New" w:hAnsi="TH Sarabun New"/>
+        </w:rPr>
+        <w:t xml:space="preserve">ลำดับ "Pick #1 ↓" คือ lot ที่ควรหยิบก่อน</w:t>
+      </w:r>
+    </w:p>
+    <w:p>
+      <w:pPr>
+        <w:pStyle w:val="ListParagraph"/>
+        <w:numPr>
+          <w:ilvl w:val="0"/>
+          <w:numId w:val="2"/>
+        </w:numPr>
+        <w:spacing w:after="60"/>
+      </w:pPr>
+      <w:r>
+        <w:rPr>
+          <w:rFonts w:ascii="TH Sarabun New" w:cs="TH Sarabun New" w:eastAsia="TH Sarabun New" w:hAnsi="TH Sarabun New"/>
+        </w:rPr>
+        <w:t xml:space="preserve">กลุ่มสินค้าที่มี lot ใกล้หมดอายุที่สุดจะลอยขึ้นมาบนสุดเสมอ</w:t>
+      </w:r>
+    </w:p>
+    <w:p>
+      <w:pPr>
+        <w:pStyle w:val="ListParagraph"/>
+        <w:numPr>
+          <w:ilvl w:val="0"/>
+          <w:numId w:val="2"/>
+        </w:numPr>
+        <w:spacing w:after="60"/>
+      </w:pPr>
+      <w:r>
+        <w:rPr>
+          <w:rFonts w:ascii="TH Sarabun New" w:cs="TH Sarabun New" w:eastAsia="TH Sarabun New" w:hAnsi="TH Sarabun New"/>
+        </w:rPr>
+        <w:t xml:space="preserve">Export Excel เพื่อแจกให้ทีมคลังใช้หยิบของจริง</w:t>
+      </w:r>
+    </w:p>
+    <w:p>
+      <w:pPr>
+        <w:pStyle w:val="Heading1"/>
+        <w:pageBreakBefore/>
+        <w:spacing w:after="240" w:before="240"/>
+      </w:pPr>
+      <w:r>
+        <w:rPr>
+          <w:rFonts w:ascii="TH Sarabun New" w:cs="TH Sarabun New" w:eastAsia="TH Sarabun New" w:hAnsi="TH Sarabun New"/>
+          <w:b/>
+          <w:bCs/>
+          <w:color w:val="1F3864"/>
+          <w:sz w:val="36"/>
+          <w:szCs w:val="36"/>
+        </w:rPr>
+        <w:t xml:space="preserve">10. Data Import (นำเข้าข้อมูลจาก Excel)</w:t>
+      </w:r>
+    </w:p>
+    <w:p>
+      <w:pPr>
+        <w:spacing w:after="100" w:line="320"/>
+      </w:pPr>
+      <w:r>
+        <w:rPr>
+          <w:rFonts w:ascii="TH Sarabun New" w:cs="TH Sarabun New" w:eastAsia="TH Sarabun New" w:hAnsi="TH Sarabun New"/>
+        </w:rPr>
+        <w:t xml:space="preserve">ระบบรองรับการนำเข้าข้อมูลทั้งหมดผ่านไฟล์ Excel เพียงไฟล์เดียว ที่มี 6 Sheet หลัก (รวม Lot Inventory)</w:t>
+      </w:r>
+    </w:p>
+    <w:p>
+      <w:pPr>
+        <w:pStyle w:val="Heading2"/>
+        <w:spacing w:after="160" w:before="280"/>
+      </w:pPr>
+      <w:r>
+        <w:rPr>
+          <w:rFonts w:ascii="TH Sarabun New" w:cs="TH Sarabun New" w:eastAsia="TH Sarabun New" w:hAnsi="TH Sarabun New"/>
+          <w:b/>
+          <w:bCs/>
+          <w:color w:val="1F3864"/>
+          <w:sz w:val="30"/>
+          <w:szCs w:val="30"/>
+        </w:rPr>
+        <w:t xml:space="preserve">10.1 ขั้นตอน 4 Step</w:t>
       </w:r>
     </w:p>
     <w:p>
@@ -6268,7 +8233,7 @@
         <w:rPr>
           <w:rFonts w:ascii="TH Sarabun New" w:cs="TH Sarabun New" w:eastAsia="TH Sarabun New" w:hAnsi="TH Sarabun New"/>
         </w:rPr>
-        <w:t xml:space="preserve">Step 2 — กรอกข้อมูลในแต่ละ Sheet (ดูคำอธิบายใน Sheet "Instructions")</w:t>
+        <w:t xml:space="preserve">Step 2 — กรอกข้อมูลในแต่ละ Sheet (ดูคำอธิบายและ dropdown ในแต่ละ sheet)</w:t>
       </w:r>
     </w:p>
     <w:p>
@@ -6328,7 +8293,7 @@
           <w:sz w:val="30"/>
           <w:szCs w:val="30"/>
         </w:rPr>
-        <w:t xml:space="preserve">9.2 Sheet ที่ระบบรองรับ</w:t>
+        <w:t xml:space="preserve">10.2 Sheet ที่ระบบรองรับ</w:t>
       </w:r>
     </w:p>
     <w:tbl>
@@ -6825,7 +8790,7 @@
                 <w:sz w:val="22"/>
                 <w:szCs w:val="22"/>
               </w:rPr>
-              <w:t xml:space="preserve">รายการสินค้าทั้งหมด</w:t>
+              <w:t xml:space="preserve">รายการสินค้าทั้งหมด + FS Category</w:t>
             </w:r>
           </w:p>
         </w:tc>
@@ -7164,6 +9129,144 @@
                 <w:szCs w:val="22"/>
               </w:rPr>
               <w:t xml:space="preserve">Replace หรือ Append</w:t>
+            </w:r>
+          </w:p>
+        </w:tc>
+      </w:tr>
+      <w:tr>
+        <w:tc>
+          <w:tcPr>
+            <w:tcW w:type="dxa" w:w="1872"/>
+            <w:tcBorders>
+              <w:top w:val="single" w:color="BFBFBF" w:sz="4"/>
+              <w:left w:val="single" w:color="BFBFBF" w:sz="4"/>
+              <w:bottom w:val="single" w:color="BFBFBF" w:sz="4"/>
+              <w:right w:val="single" w:color="BFBFBF" w:sz="4"/>
+            </w:tcBorders>
+            <w:shd w:fill="F2F2F2" w:val="clear"/>
+            <w:tcMar>
+              <w:top w:type="dxa" w:w="100"/>
+              <w:left w:type="dxa" w:w="140"/>
+              <w:bottom w:type="dxa" w:w="100"/>
+              <w:right w:type="dxa" w:w="140"/>
+            </w:tcMar>
+          </w:tcPr>
+          <w:p>
+            <w:pPr>
+              <w:spacing w:after="40"/>
+            </w:pPr>
+            <w:r>
+              <w:rPr>
+                <w:rFonts w:ascii="TH Sarabun New" w:cs="TH Sarabun New" w:eastAsia="TH Sarabun New" w:hAnsi="TH Sarabun New"/>
+                <w:b w:val="false"/>
+                <w:bCs w:val="false"/>
+                <w:color w:val="000000"/>
+                <w:sz w:val="22"/>
+                <w:szCs w:val="22"/>
+              </w:rPr>
+              <w:t xml:space="preserve">Lot Inventory (ใหม่)</w:t>
+            </w:r>
+          </w:p>
+        </w:tc>
+        <w:tc>
+          <w:tcPr>
+            <w:tcW w:type="dxa" w:w="4212"/>
+            <w:tcBorders>
+              <w:top w:val="single" w:color="BFBFBF" w:sz="4"/>
+              <w:left w:val="single" w:color="BFBFBF" w:sz="4"/>
+              <w:bottom w:val="single" w:color="BFBFBF" w:sz="4"/>
+              <w:right w:val="single" w:color="BFBFBF" w:sz="4"/>
+            </w:tcBorders>
+            <w:shd w:fill="F2F2F2" w:val="clear"/>
+            <w:tcMar>
+              <w:top w:type="dxa" w:w="100"/>
+              <w:left w:type="dxa" w:w="140"/>
+              <w:bottom w:type="dxa" w:w="100"/>
+              <w:right w:type="dxa" w:w="140"/>
+            </w:tcMar>
+          </w:tcPr>
+          <w:p>
+            <w:pPr>
+              <w:spacing w:after="40"/>
+            </w:pPr>
+            <w:r>
+              <w:rPr>
+                <w:rFonts w:ascii="TH Sarabun New" w:cs="TH Sarabun New" w:eastAsia="TH Sarabun New" w:hAnsi="TH Sarabun New"/>
+                <w:b w:val="false"/>
+                <w:bCs w:val="false"/>
+                <w:color w:val="000000"/>
+                <w:sz w:val="22"/>
+                <w:szCs w:val="22"/>
+              </w:rPr>
+              <w:t xml:space="preserve">สต็อกตาม lot — มี expire/cost ของ lot นั้น</w:t>
+            </w:r>
+          </w:p>
+        </w:tc>
+        <w:tc>
+          <w:tcPr>
+            <w:tcW w:type="dxa" w:w="1404"/>
+            <w:tcBorders>
+              <w:top w:val="single" w:color="BFBFBF" w:sz="4"/>
+              <w:left w:val="single" w:color="BFBFBF" w:sz="4"/>
+              <w:bottom w:val="single" w:color="BFBFBF" w:sz="4"/>
+              <w:right w:val="single" w:color="BFBFBF" w:sz="4"/>
+            </w:tcBorders>
+            <w:shd w:fill="F2F2F2" w:val="clear"/>
+            <w:tcMar>
+              <w:top w:type="dxa" w:w="100"/>
+              <w:left w:type="dxa" w:w="140"/>
+              <w:bottom w:type="dxa" w:w="100"/>
+              <w:right w:type="dxa" w:w="140"/>
+            </w:tcMar>
+          </w:tcPr>
+          <w:p>
+            <w:pPr>
+              <w:spacing w:after="40"/>
+            </w:pPr>
+            <w:r>
+              <w:rPr>
+                <w:rFonts w:ascii="TH Sarabun New" w:cs="TH Sarabun New" w:eastAsia="TH Sarabun New" w:hAnsi="TH Sarabun New"/>
+                <w:b w:val="false"/>
+                <w:bCs w:val="false"/>
+                <w:color w:val="000000"/>
+                <w:sz w:val="22"/>
+                <w:szCs w:val="22"/>
+              </w:rPr>
+              <w:t xml:space="preserve">ทุกครั้ง</w:t>
+            </w:r>
+          </w:p>
+        </w:tc>
+        <w:tc>
+          <w:tcPr>
+            <w:tcW w:type="dxa" w:w="1872"/>
+            <w:tcBorders>
+              <w:top w:val="single" w:color="BFBFBF" w:sz="4"/>
+              <w:left w:val="single" w:color="BFBFBF" w:sz="4"/>
+              <w:bottom w:val="single" w:color="BFBFBF" w:sz="4"/>
+              <w:right w:val="single" w:color="BFBFBF" w:sz="4"/>
+            </w:tcBorders>
+            <w:shd w:fill="F2F2F2" w:val="clear"/>
+            <w:tcMar>
+              <w:top w:type="dxa" w:w="100"/>
+              <w:left w:type="dxa" w:w="140"/>
+              <w:bottom w:type="dxa" w:w="100"/>
+              <w:right w:type="dxa" w:w="140"/>
+            </w:tcMar>
+          </w:tcPr>
+          <w:p>
+            <w:pPr>
+              <w:spacing w:after="40"/>
+            </w:pPr>
+            <w:r>
+              <w:rPr>
+                <w:rFonts w:ascii="TH Sarabun New" w:cs="TH Sarabun New" w:eastAsia="TH Sarabun New" w:hAnsi="TH Sarabun New"/>
+                <w:b w:val="false"/>
+                <w:bCs w:val="false"/>
+                <w:color w:val="000000"/>
+                <w:sz w:val="22"/>
+                <w:szCs w:val="22"/>
+              </w:rPr>
+              <w:t xml:space="preserve">Snapshot Replace</w:t>
             </w:r>
           </w:p>
         </w:tc>
@@ -7205,7 +9308,7 @@
               <w:bottom w:val="single" w:color="BFBFBF" w:sz="4"/>
               <w:right w:val="single" w:color="BFBFBF" w:sz="4"/>
             </w:tcBorders>
-            <w:shd w:fill="FFF3CD" w:val="clear"/>
+            <w:shd w:fill="E8F8EF" w:val="clear"/>
             <w:tcMar>
               <w:top w:type="dxa" w:w="160"/>
               <w:left w:type="dxa" w:w="220"/>
@@ -7226,33 +9329,46 @@
                 <w:sz w:val="24"/>
                 <w:szCs w:val="24"/>
               </w:rPr>
-              <w:t xml:space="preserve">⚠️ Replace vs Append สำหรับ Transactions</w:t>
-            </w:r>
-          </w:p>
-          <w:p>
-            <w:pPr>
-              <w:spacing w:after="40"/>
-            </w:pPr>
-            <w:r>
-              <w:rPr>
-                <w:rFonts w:ascii="TH Sarabun New" w:cs="TH Sarabun New" w:eastAsia="TH Sarabun New" w:hAnsi="TH Sarabun New"/>
-                <w:sz w:val="22"/>
-                <w:szCs w:val="22"/>
-              </w:rPr>
-              <w:t xml:space="preserve">Replace All — ลบ Transactions เดิมทั้งหมดก่อน Import (เหมาะกับการล้างข้อมูลใหม่)</w:t>
-            </w:r>
-          </w:p>
-          <w:p>
-            <w:pPr>
-              <w:spacing w:after="40"/>
-            </w:pPr>
-            <w:r>
-              <w:rPr>
-                <w:rFonts w:ascii="TH Sarabun New" w:cs="TH Sarabun New" w:eastAsia="TH Sarabun New" w:hAnsi="TH Sarabun New"/>
-                <w:sz w:val="22"/>
-                <w:szCs w:val="22"/>
-              </w:rPr>
-              <w:t xml:space="preserve">Append Only — เพิ่มเฉพาะรายการใหม่ (ระบบป้องกันรายการซ้ำด้วย unique key)</w:t>
+              <w:t xml:space="preserve">🆕 FS Category — คอลัมน์เพิ่มเติมใน Items</w:t>
+            </w:r>
+          </w:p>
+          <w:p>
+            <w:pPr>
+              <w:spacing w:after="40"/>
+            </w:pPr>
+            <w:r>
+              <w:rPr>
+                <w:rFonts w:ascii="TH Sarabun New" w:cs="TH Sarabun New" w:eastAsia="TH Sarabun New" w:hAnsi="TH Sarabun New"/>
+                <w:sz w:val="22"/>
+                <w:szCs w:val="22"/>
+              </w:rPr>
+              <w:t xml:space="preserve">NSL Food Service มีการจัดหมวดสินค้าภายในที่ละเอียดกว่า Group Code (4 กลุ่ม)</w:t>
+            </w:r>
+          </w:p>
+          <w:p>
+            <w:pPr>
+              <w:spacing w:after="40"/>
+            </w:pPr>
+            <w:r>
+              <w:rPr>
+                <w:rFonts w:ascii="TH Sarabun New" w:cs="TH Sarabun New" w:eastAsia="TH Sarabun New" w:hAnsi="TH Sarabun New"/>
+                <w:sz w:val="22"/>
+                <w:szCs w:val="22"/>
+              </w:rPr>
+              <w:t xml:space="preserve">FS Category มี 25 หมวด เช่น Fish-Salmon, Beef, Pork, Processed Foods-Smoked Salmon, Crossiant, Ready to Cook</w:t>
+            </w:r>
+          </w:p>
+          <w:p>
+            <w:pPr>
+              <w:spacing w:after="40"/>
+            </w:pPr>
+            <w:r>
+              <w:rPr>
+                <w:rFonts w:ascii="TH Sarabun New" w:cs="TH Sarabun New" w:eastAsia="TH Sarabun New" w:hAnsi="TH Sarabun New"/>
+                <w:sz w:val="22"/>
+                <w:szCs w:val="22"/>
+              </w:rPr>
+              <w:t xml:space="preserve">ระบบใช้คอลัมน์นี้ในการกรอง/วิเคราะห์เพิ่มเติมในรายงานต่าง ๆ</w:t>
             </w:r>
           </w:p>
         </w:tc>
@@ -7283,7 +9399,18 @@
           <w:sz w:val="30"/>
           <w:szCs w:val="30"/>
         </w:rPr>
-        <w:t xml:space="preserve">9.3 Shelf Life อัตโนมัติ (ลำดับการคำนวณ Expire Date)</w:t>
+        <w:t xml:space="preserve">10.3 รูปแบบไฟล์ Excel ที่รองรับ</w:t>
+      </w:r>
+    </w:p>
+    <w:p>
+      <w:pPr>
+        <w:spacing w:after="100" w:line="320"/>
+      </w:pPr>
+      <w:r>
+        <w:rPr>
+          <w:rFonts w:ascii="TH Sarabun New" w:cs="TH Sarabun New" w:eastAsia="TH Sarabun New" w:hAnsi="TH Sarabun New"/>
+        </w:rPr>
+        <w:t xml:space="preserve">Parser ของระบบรองรับ 2 รูปแบบ:</w:t>
       </w:r>
     </w:p>
     <w:p>
@@ -7291,7 +9418,7 @@
         <w:pStyle w:val="ListParagraph"/>
         <w:numPr>
           <w:ilvl w:val="0"/>
-          <w:numId w:val="3"/>
+          <w:numId w:val="2"/>
         </w:numPr>
         <w:spacing w:after="60"/>
       </w:pPr>
@@ -7299,7 +9426,7 @@
         <w:rPr>
           <w:rFonts w:ascii="TH Sarabun New" w:cs="TH Sarabun New" w:eastAsia="TH Sarabun New" w:hAnsi="TH Sarabun New"/>
         </w:rPr>
-        <w:t xml:space="preserve">ใช้ Expire Date จาก Excel ถ้ากรอกไว้</w:t>
+        <w:t xml:space="preserve">Styled template (Warehouses / Item Groups / Items / Thresholds / Transactions) — header อยู่แถวที่ 4 มี banner สีน้ำเงินด้านบนและ description row ใต้ header</w:t>
       </w:r>
     </w:p>
     <w:p>
@@ -7307,7 +9434,7 @@
         <w:pStyle w:val="ListParagraph"/>
         <w:numPr>
           <w:ilvl w:val="0"/>
-          <w:numId w:val="3"/>
+          <w:numId w:val="2"/>
         </w:numPr>
         <w:spacing w:after="60"/>
       </w:pPr>
@@ -7315,23 +9442,20 @@
         <w:rPr>
           <w:rFonts w:ascii="TH Sarabun New" w:cs="TH Sarabun New" w:eastAsia="TH Sarabun New" w:hAnsi="TH Sarabun New"/>
         </w:rPr>
-        <w:t xml:space="preserve">ถ้าว่าง → ใช้ Shelf Life ของกลุ่มสินค้า (Item Groups)</w:t>
-      </w:r>
-    </w:p>
-    <w:p>
-      <w:pPr>
-        <w:pStyle w:val="ListParagraph"/>
-        <w:numPr>
-          <w:ilvl w:val="0"/>
-          <w:numId w:val="3"/>
-        </w:numPr>
-        <w:spacing w:after="60"/>
-      </w:pPr>
-      <w:r>
-        <w:rPr>
-          <w:rFonts w:ascii="TH Sarabun New" w:cs="TH Sarabun New" w:eastAsia="TH Sarabun New" w:hAnsi="TH Sarabun New"/>
-        </w:rPr>
-        <w:t xml:space="preserve">ถ้ากลุ่มไม่ตั้ง → ใช้ค่า Global Fallback ที่ Settings (default 365 วัน)</w:t>
+        <w:t xml:space="preserve">Raw layout (Lot Inventory) — header อยู่แถวที่ 1 ตรง ๆ ตามที่ SAP export ออกมา</w:t>
+      </w:r>
+    </w:p>
+    <w:p>
+      <w:pPr>
+        <w:spacing w:after="100" w:line="320"/>
+      </w:pPr>
+      <w:r>
+        <w:rPr>
+          <w:rFonts w:ascii="TH Sarabun New" w:cs="TH Sarabun New" w:eastAsia="TH Sarabun New" w:hAnsi="TH Sarabun New"/>
+          <w:i/>
+          <w:iCs/>
+        </w:rPr>
+        <w:t xml:space="preserve">ระบบจะ auto-detect ว่า sheet ใดใช้ layout ไหน — ไม่ต้องตั้งค่าเอง</w:t>
       </w:r>
     </w:p>
     <w:p>
@@ -7370,7 +9494,7 @@
               <w:bottom w:val="single" w:color="BFBFBF" w:sz="4"/>
               <w:right w:val="single" w:color="BFBFBF" w:sz="4"/>
             </w:tcBorders>
-            <w:shd w:fill="F8D7DA" w:val="clear"/>
+            <w:shd w:fill="FFF3CD" w:val="clear"/>
             <w:tcMar>
               <w:top w:type="dxa" w:w="160"/>
               <w:left w:type="dxa" w:w="220"/>
@@ -7391,6 +9515,289 @@
                 <w:sz w:val="24"/>
                 <w:szCs w:val="24"/>
               </w:rPr>
+              <w:t xml:space="preserve">⚠️ Replace vs Append สำหรับ Transactions</w:t>
+            </w:r>
+          </w:p>
+          <w:p>
+            <w:pPr>
+              <w:spacing w:after="40"/>
+            </w:pPr>
+            <w:r>
+              <w:rPr>
+                <w:rFonts w:ascii="TH Sarabun New" w:cs="TH Sarabun New" w:eastAsia="TH Sarabun New" w:hAnsi="TH Sarabun New"/>
+                <w:sz w:val="22"/>
+                <w:szCs w:val="22"/>
+              </w:rPr>
+              <w:t xml:space="preserve">Replace All — ลบ Transactions เดิมทั้งหมดก่อน Import (เหมาะกับการล้างข้อมูลใหม่)</w:t>
+            </w:r>
+          </w:p>
+          <w:p>
+            <w:pPr>
+              <w:spacing w:after="40"/>
+            </w:pPr>
+            <w:r>
+              <w:rPr>
+                <w:rFonts w:ascii="TH Sarabun New" w:cs="TH Sarabun New" w:eastAsia="TH Sarabun New" w:hAnsi="TH Sarabun New"/>
+                <w:sz w:val="22"/>
+                <w:szCs w:val="22"/>
+              </w:rPr>
+              <w:t xml:space="preserve">Append Only — เพิ่มเฉพาะรายการใหม่ (ระบบป้องกันรายการซ้ำด้วย unique key)</w:t>
+            </w:r>
+          </w:p>
+        </w:tc>
+      </w:tr>
+    </w:tbl>
+    <w:p>
+      <w:pPr>
+        <w:spacing w:after="100"/>
+      </w:pPr>
+      <w:r>
+        <w:rPr>
+          <w:rFonts w:ascii="TH Sarabun New" w:cs="TH Sarabun New" w:eastAsia="TH Sarabun New" w:hAnsi="TH Sarabun New"/>
+        </w:rPr>
+        <w:t xml:space="preserve"/>
+      </w:r>
+    </w:p>
+    <w:tbl>
+      <w:tblPr>
+        <w:tblW w:type="dxa" w:w="9360"/>
+        <w:tblBorders>
+          <w:top w:val="single" w:color="auto" w:sz="4"/>
+          <w:left w:val="single" w:color="auto" w:sz="4"/>
+          <w:bottom w:val="single" w:color="auto" w:sz="4"/>
+          <w:right w:val="single" w:color="auto" w:sz="4"/>
+          <w:insideH w:val="single" w:color="auto" w:sz="4"/>
+          <w:insideV w:val="single" w:color="auto" w:sz="4"/>
+        </w:tblBorders>
+      </w:tblPr>
+      <w:tblGrid>
+        <w:gridCol w:w="9360"/>
+      </w:tblGrid>
+      <w:tr>
+        <w:tc>
+          <w:tcPr>
+            <w:tcW w:type="dxa" w:w="9360"/>
+            <w:tcBorders>
+              <w:top w:val="single" w:color="2E75B6" w:sz="4"/>
+              <w:left w:val="single" w:color="2E75B6" w:sz="24"/>
+              <w:bottom w:val="single" w:color="BFBFBF" w:sz="4"/>
+              <w:right w:val="single" w:color="BFBFBF" w:sz="4"/>
+            </w:tcBorders>
+            <w:shd w:fill="EAF1FB" w:val="clear"/>
+            <w:tcMar>
+              <w:top w:type="dxa" w:w="160"/>
+              <w:left w:type="dxa" w:w="220"/>
+              <w:bottom w:type="dxa" w:w="160"/>
+              <w:right w:type="dxa" w:w="220"/>
+            </w:tcMar>
+          </w:tcPr>
+          <w:p>
+            <w:pPr>
+              <w:spacing w:after="80"/>
+            </w:pPr>
+            <w:r>
+              <w:rPr>
+                <w:rFonts w:ascii="TH Sarabun New" w:cs="TH Sarabun New" w:eastAsia="TH Sarabun New" w:hAnsi="TH Sarabun New"/>
+                <w:b/>
+                <w:bCs/>
+                <w:color w:val="1F3864"/>
+                <w:sz w:val="24"/>
+                <w:szCs w:val="24"/>
+              </w:rPr>
+              <w:t xml:space="preserve">🧾 Lot Inventory — Snapshot Replace</w:t>
+            </w:r>
+          </w:p>
+          <w:p>
+            <w:pPr>
+              <w:spacing w:after="40"/>
+            </w:pPr>
+            <w:r>
+              <w:rPr>
+                <w:rFonts w:ascii="TH Sarabun New" w:cs="TH Sarabun New" w:eastAsia="TH Sarabun New" w:hAnsi="TH Sarabun New"/>
+                <w:sz w:val="22"/>
+                <w:szCs w:val="22"/>
+              </w:rPr>
+              <w:t xml:space="preserve">ระบบจะลบ lot ของ snapshot_date (ToDate) เดียวกันที่มีอยู่ก่อน แล้ว insert ใหม่</w:t>
+            </w:r>
+          </w:p>
+          <w:p>
+            <w:pPr>
+              <w:spacing w:after="40"/>
+            </w:pPr>
+            <w:r>
+              <w:rPr>
+                <w:rFonts w:ascii="TH Sarabun New" w:cs="TH Sarabun New" w:eastAsia="TH Sarabun New" w:hAnsi="TH Sarabun New"/>
+                <w:sz w:val="22"/>
+                <w:szCs w:val="22"/>
+              </w:rPr>
+              <w:t xml:space="preserve">ถ้า Import lot ที่ ToDate ใหม่ ระบบจะเก็บ snapshot เก่าและใหม่ไว้คู่กันเป็นประวัติ</w:t>
+            </w:r>
+          </w:p>
+          <w:p>
+            <w:pPr>
+              <w:spacing w:after="40"/>
+            </w:pPr>
+            <w:r>
+              <w:rPr>
+                <w:rFonts w:ascii="TH Sarabun New" w:cs="TH Sarabun New" w:eastAsia="TH Sarabun New" w:hAnsi="TH Sarabun New"/>
+                <w:sz w:val="22"/>
+                <w:szCs w:val="22"/>
+              </w:rPr>
+              <w:t xml:space="preserve">ไม่กระทบ Transactions, Items, หรือ data อื่น</w:t>
+            </w:r>
+          </w:p>
+        </w:tc>
+      </w:tr>
+    </w:tbl>
+    <w:p>
+      <w:pPr>
+        <w:spacing w:after="100"/>
+      </w:pPr>
+      <w:r>
+        <w:rPr>
+          <w:rFonts w:ascii="TH Sarabun New" w:cs="TH Sarabun New" w:eastAsia="TH Sarabun New" w:hAnsi="TH Sarabun New"/>
+        </w:rPr>
+        <w:t xml:space="preserve"/>
+      </w:r>
+    </w:p>
+    <w:p>
+      <w:pPr>
+        <w:pStyle w:val="Heading2"/>
+        <w:spacing w:after="160" w:before="280"/>
+      </w:pPr>
+      <w:r>
+        <w:rPr>
+          <w:rFonts w:ascii="TH Sarabun New" w:cs="TH Sarabun New" w:eastAsia="TH Sarabun New" w:hAnsi="TH Sarabun New"/>
+          <w:b/>
+          <w:bCs/>
+          <w:color w:val="1F3864"/>
+          <w:sz w:val="30"/>
+          <w:szCs w:val="30"/>
+        </w:rPr>
+        <w:t xml:space="preserve">10.4 Shelf Life อัตโนมัติ (ลำดับการคำนวณ Expire Date)</w:t>
+      </w:r>
+    </w:p>
+    <w:p>
+      <w:pPr>
+        <w:pStyle w:val="ListParagraph"/>
+        <w:numPr>
+          <w:ilvl w:val="0"/>
+          <w:numId w:val="3"/>
+        </w:numPr>
+        <w:spacing w:after="60"/>
+      </w:pPr>
+      <w:r>
+        <w:rPr>
+          <w:rFonts w:ascii="TH Sarabun New" w:cs="TH Sarabun New" w:eastAsia="TH Sarabun New" w:hAnsi="TH Sarabun New"/>
+        </w:rPr>
+        <w:t xml:space="preserve">ใช้ Expire Date จาก Lot Inventory โดยตรง (แม่นยำสุด)</w:t>
+      </w:r>
+    </w:p>
+    <w:p>
+      <w:pPr>
+        <w:pStyle w:val="ListParagraph"/>
+        <w:numPr>
+          <w:ilvl w:val="0"/>
+          <w:numId w:val="3"/>
+        </w:numPr>
+        <w:spacing w:after="60"/>
+      </w:pPr>
+      <w:r>
+        <w:rPr>
+          <w:rFonts w:ascii="TH Sarabun New" w:cs="TH Sarabun New" w:eastAsia="TH Sarabun New" w:hAnsi="TH Sarabun New"/>
+        </w:rPr>
+        <w:t xml:space="preserve">ถ้าไม่มี lot → ใช้ Expire Date จาก Items</w:t>
+      </w:r>
+    </w:p>
+    <w:p>
+      <w:pPr>
+        <w:pStyle w:val="ListParagraph"/>
+        <w:numPr>
+          <w:ilvl w:val="0"/>
+          <w:numId w:val="3"/>
+        </w:numPr>
+        <w:spacing w:after="60"/>
+      </w:pPr>
+      <w:r>
+        <w:rPr>
+          <w:rFonts w:ascii="TH Sarabun New" w:cs="TH Sarabun New" w:eastAsia="TH Sarabun New" w:hAnsi="TH Sarabun New"/>
+        </w:rPr>
+        <w:t xml:space="preserve">ถ้าว่าง → ใช้ Shelf Life ของกลุ่มสินค้า (Item Groups)</w:t>
+      </w:r>
+    </w:p>
+    <w:p>
+      <w:pPr>
+        <w:pStyle w:val="ListParagraph"/>
+        <w:numPr>
+          <w:ilvl w:val="0"/>
+          <w:numId w:val="3"/>
+        </w:numPr>
+        <w:spacing w:after="60"/>
+      </w:pPr>
+      <w:r>
+        <w:rPr>
+          <w:rFonts w:ascii="TH Sarabun New" w:cs="TH Sarabun New" w:eastAsia="TH Sarabun New" w:hAnsi="TH Sarabun New"/>
+        </w:rPr>
+        <w:t xml:space="preserve">ถ้ากลุ่มไม่ตั้ง → ใช้ค่า Global Fallback ที่ Settings (default 365 วัน)</w:t>
+      </w:r>
+    </w:p>
+    <w:p>
+      <w:pPr>
+        <w:spacing w:after="100"/>
+      </w:pPr>
+      <w:r>
+        <w:rPr>
+          <w:rFonts w:ascii="TH Sarabun New" w:cs="TH Sarabun New" w:eastAsia="TH Sarabun New" w:hAnsi="TH Sarabun New"/>
+        </w:rPr>
+        <w:t xml:space="preserve"/>
+      </w:r>
+    </w:p>
+    <w:tbl>
+      <w:tblPr>
+        <w:tblW w:type="dxa" w:w="9360"/>
+        <w:tblBorders>
+          <w:top w:val="single" w:color="auto" w:sz="4"/>
+          <w:left w:val="single" w:color="auto" w:sz="4"/>
+          <w:bottom w:val="single" w:color="auto" w:sz="4"/>
+          <w:right w:val="single" w:color="auto" w:sz="4"/>
+          <w:insideH w:val="single" w:color="auto" w:sz="4"/>
+          <w:insideV w:val="single" w:color="auto" w:sz="4"/>
+        </w:tblBorders>
+      </w:tblPr>
+      <w:tblGrid>
+        <w:gridCol w:w="9360"/>
+      </w:tblGrid>
+      <w:tr>
+        <w:tc>
+          <w:tcPr>
+            <w:tcW w:type="dxa" w:w="9360"/>
+            <w:tcBorders>
+              <w:top w:val="single" w:color="2E75B6" w:sz="4"/>
+              <w:left w:val="single" w:color="2E75B6" w:sz="24"/>
+              <w:bottom w:val="single" w:color="BFBFBF" w:sz="4"/>
+              <w:right w:val="single" w:color="BFBFBF" w:sz="4"/>
+            </w:tcBorders>
+            <w:shd w:fill="F8D7DA" w:val="clear"/>
+            <w:tcMar>
+              <w:top w:type="dxa" w:w="160"/>
+              <w:left w:type="dxa" w:w="220"/>
+              <w:bottom w:type="dxa" w:w="160"/>
+              <w:right w:type="dxa" w:w="220"/>
+            </w:tcMar>
+          </w:tcPr>
+          <w:p>
+            <w:pPr>
+              <w:spacing w:after="80"/>
+            </w:pPr>
+            <w:r>
+              <w:rPr>
+                <w:rFonts w:ascii="TH Sarabun New" w:cs="TH Sarabun New" w:eastAsia="TH Sarabun New" w:hAnsi="TH Sarabun New"/>
+                <w:b/>
+                <w:bCs/>
+                <w:color w:val="1F3864"/>
+                <w:sz w:val="24"/>
+                <w:szCs w:val="24"/>
+              </w:rPr>
               <w:t xml:space="preserve">🚨 Danger Zone</w:t>
             </w:r>
           </w:p>
@@ -7404,7 +9811,7 @@
                 <w:sz w:val="22"/>
                 <w:szCs w:val="22"/>
               </w:rPr>
-              <w:t xml:space="preserve">ปุ่ม "Clear All Data" จะลบ Transactions, Items, Thresholds, Item Groups, และ Warehouses ทั้งหมด</w:t>
+              <w:t xml:space="preserve">ปุ่ม "Clear All Data" จะลบ Lot Inventory, Transactions, Items, Thresholds, Item Groups, และ Warehouses ทั้งหมด</w:t>
             </w:r>
           </w:p>
           <w:p>
@@ -7438,7 +9845,7 @@
           <w:sz w:val="36"/>
           <w:szCs w:val="36"/>
         </w:rPr>
-        <w:t xml:space="preserve">10. Settings (ตั้งค่า)</w:t>
+        <w:t xml:space="preserve">11. Settings (ตั้งค่า)</w:t>
       </w:r>
     </w:p>
     <w:p>
@@ -7466,7 +9873,7 @@
           <w:sz w:val="30"/>
           <w:szCs w:val="30"/>
         </w:rPr>
-        <w:t xml:space="preserve">10.1 System Configuration</w:t>
+        <w:t xml:space="preserve">11.1 System Configuration</w:t>
       </w:r>
     </w:p>
     <w:p>
@@ -7510,7 +9917,7 @@
           <w:sz w:val="30"/>
           <w:szCs w:val="30"/>
         </w:rPr>
-        <w:t xml:space="preserve">10.2 VV Matrix — Scoring Configuration</w:t>
+        <w:t xml:space="preserve">11.2 VV Matrix — Scoring Configuration</w:t>
       </w:r>
     </w:p>
     <w:p>
@@ -9598,7 +12005,7 @@
           <w:sz w:val="30"/>
           <w:szCs w:val="30"/>
         </w:rPr>
-        <w:t xml:space="preserve">10.3 Shelf Life ตามกลุ่มสินค้า</w:t>
+        <w:t xml:space="preserve">11.3 Shelf Life ตามกลุ่มสินค้า</w:t>
       </w:r>
     </w:p>
     <w:p>
@@ -9701,7 +12108,7 @@
           <w:sz w:val="30"/>
           <w:szCs w:val="30"/>
         </w:rPr>
-        <w:t xml:space="preserve">10.4 Stock Threshold Settings</w:t>
+        <w:t xml:space="preserve">11.4 Stock Threshold Settings</w:t>
       </w:r>
     </w:p>
     <w:p>
@@ -9778,7 +12185,7 @@
           <w:sz w:val="36"/>
           <w:szCs w:val="36"/>
         </w:rPr>
-        <w:t xml:space="preserve">11. User Management (จัดการผู้ใช้)</w:t>
+        <w:t xml:space="preserve">12. User Management (จัดการผู้ใช้)</w:t>
       </w:r>
     </w:p>
     <w:p>
@@ -9806,7 +12213,7 @@
           <w:sz w:val="30"/>
           <w:szCs w:val="30"/>
         </w:rPr>
-        <w:t xml:space="preserve">11.1 เพิ่มผู้ใช้ใหม่</w:t>
+        <w:t xml:space="preserve">12.1 เพิ่มผู้ใช้ใหม่</w:t>
       </w:r>
     </w:p>
     <w:p>
@@ -9898,7 +12305,7 @@
           <w:sz w:val="30"/>
           <w:szCs w:val="30"/>
         </w:rPr>
-        <w:t xml:space="preserve">11.2 แก้ไข Role / สถานะ Active</w:t>
+        <w:t xml:space="preserve">12.2 แก้ไข Role / สถานะ Active</w:t>
       </w:r>
     </w:p>
     <w:p>
@@ -9974,7 +12381,7 @@
           <w:sz w:val="30"/>
           <w:szCs w:val="30"/>
         </w:rPr>
-        <w:t xml:space="preserve">11.3 Reset รหัสผ่าน</w:t>
+        <w:t xml:space="preserve">12.3 Reset รหัสผ่าน</w:t>
       </w:r>
     </w:p>
     <w:p>
@@ -10050,7 +12457,7 @@
           <w:sz w:val="30"/>
           <w:szCs w:val="30"/>
         </w:rPr>
-        <w:t xml:space="preserve">11.4 ลบผู้ใช้ (Super Admin เท่านั้น)</w:t>
+        <w:t xml:space="preserve">12.4 ลบผู้ใช้ (Super Admin เท่านั้น)</w:t>
       </w:r>
     </w:p>
     <w:p>
@@ -10228,7 +12635,7 @@
           <w:sz w:val="30"/>
           <w:szCs w:val="30"/>
         </w:rPr>
-        <w:t xml:space="preserve">11.5 สิทธิ์การเข้าถึง (Permissions)</w:t>
+        <w:t xml:space="preserve">12.5 สิทธิ์การเข้าถึง (Permissions)</w:t>
       </w:r>
     </w:p>
     <w:p>
@@ -10305,7 +12712,7 @@
           <w:sz w:val="36"/>
           <w:szCs w:val="36"/>
         </w:rPr>
-        <w:t xml:space="preserve">12. แนวคิด VV Matrix แบบละเอียด</w:t>
+        <w:t xml:space="preserve">13. แนวคิด VV Matrix แบบละเอียด</w:t>
       </w:r>
     </w:p>
     <w:p>
@@ -10344,7 +12751,7 @@
           <w:sz w:val="30"/>
           <w:szCs w:val="30"/>
         </w:rPr>
-        <w:t xml:space="preserve">12.1 ทำไมต้อง VV Matrix?</w:t>
+        <w:t xml:space="preserve">13.1 ทำไมต้อง VV Matrix?</w:t>
       </w:r>
     </w:p>
     <w:p>
@@ -10394,7 +12801,7 @@
           <w:sz w:val="30"/>
           <w:szCs w:val="30"/>
         </w:rPr>
-        <w:t xml:space="preserve">12.2 สูตรคำนวณ</w:t>
+        <w:t xml:space="preserve">13.2 สูตรคำนวณ</w:t>
       </w:r>
     </w:p>
     <w:tbl>
@@ -10539,7 +12946,7 @@
           <w:sz w:val="30"/>
           <w:szCs w:val="30"/>
         </w:rPr>
-        <w:t xml:space="preserve">12.3 Validity Multiplier ที่แต่ละ α</w:t>
+        <w:t xml:space="preserve">13.3 Validity Multiplier ที่แต่ละ α</w:t>
       </w:r>
     </w:p>
     <w:tbl>
@@ -11405,7 +13812,7 @@
           <w:sz w:val="30"/>
           <w:szCs w:val="30"/>
         </w:rPr>
-        <w:t xml:space="preserve">12.4 การใช้งานเชิงปฏิบัติ</w:t>
+        <w:t xml:space="preserve">13.4 การใช้งานเชิงปฏิบัติ</w:t>
       </w:r>
     </w:p>
     <w:p>
@@ -11474,6 +13881,705 @@
     </w:p>
     <w:p>
       <w:pPr>
+        <w:spacing w:after="100"/>
+      </w:pPr>
+      <w:r>
+        <w:rPr>
+          <w:rFonts w:ascii="TH Sarabun New" w:cs="TH Sarabun New" w:eastAsia="TH Sarabun New" w:hAnsi="TH Sarabun New"/>
+        </w:rPr>
+        <w:t xml:space="preserve"/>
+      </w:r>
+    </w:p>
+    <w:p>
+      <w:pPr>
+        <w:pStyle w:val="Heading2"/>
+        <w:spacing w:after="160" w:before="280"/>
+      </w:pPr>
+      <w:r>
+        <w:rPr>
+          <w:rFonts w:ascii="TH Sarabun New" w:cs="TH Sarabun New" w:eastAsia="TH Sarabun New" w:hAnsi="TH Sarabun New"/>
+          <w:b/>
+          <w:bCs/>
+          <w:color w:val="1F3864"/>
+          <w:sz w:val="30"/>
+          <w:szCs w:val="30"/>
+        </w:rPr>
+        <w:t xml:space="preserve">13.5 VV Matrix แบบ By Lot vs By Item</w:t>
+      </w:r>
+    </w:p>
+    <w:p>
+      <w:pPr>
+        <w:spacing w:after="100" w:line="320"/>
+      </w:pPr>
+      <w:r>
+        <w:rPr>
+          <w:rFonts w:ascii="TH Sarabun New" w:cs="TH Sarabun New" w:eastAsia="TH Sarabun New" w:hAnsi="TH Sarabun New"/>
+        </w:rPr>
+        <w:t xml:space="preserve">ระบบรองรับ 2 โหมดที่ toggle ได้ในหน้า Reports → VV Matrix</w:t>
+      </w:r>
+    </w:p>
+    <w:tbl>
+      <w:tblPr>
+        <w:tblW w:type="dxa" w:w="9360"/>
+        <w:tblBorders>
+          <w:top w:val="single" w:color="auto" w:sz="4"/>
+          <w:left w:val="single" w:color="auto" w:sz="4"/>
+          <w:bottom w:val="single" w:color="auto" w:sz="4"/>
+          <w:right w:val="single" w:color="auto" w:sz="4"/>
+          <w:insideH w:val="single" w:color="auto" w:sz="4"/>
+          <w:insideV w:val="single" w:color="auto" w:sz="4"/>
+        </w:tblBorders>
+      </w:tblPr>
+      <w:tblGrid>
+        <w:gridCol w:w="2808"/>
+        <w:gridCol w:w="3276"/>
+        <w:gridCol w:w="3276"/>
+      </w:tblGrid>
+      <w:tr>
+        <w:trPr>
+          <w:tblHeader/>
+        </w:trPr>
+        <w:tc>
+          <w:tcPr>
+            <w:tcW w:type="dxa" w:w="2808"/>
+            <w:tcBorders>
+              <w:top w:val="single" w:color="BFBFBF" w:sz="4"/>
+              <w:left w:val="single" w:color="BFBFBF" w:sz="4"/>
+              <w:bottom w:val="single" w:color="BFBFBF" w:sz="4"/>
+              <w:right w:val="single" w:color="BFBFBF" w:sz="4"/>
+            </w:tcBorders>
+            <w:shd w:fill="D9E2F3" w:val="clear"/>
+            <w:tcMar>
+              <w:top w:type="dxa" w:w="100"/>
+              <w:left w:type="dxa" w:w="140"/>
+              <w:bottom w:type="dxa" w:w="100"/>
+              <w:right w:type="dxa" w:w="140"/>
+            </w:tcMar>
+          </w:tcPr>
+          <w:p>
+            <w:pPr>
+              <w:spacing w:after="40"/>
+            </w:pPr>
+            <w:r>
+              <w:rPr>
+                <w:rFonts w:ascii="TH Sarabun New" w:cs="TH Sarabun New" w:eastAsia="TH Sarabun New" w:hAnsi="TH Sarabun New"/>
+                <w:b/>
+                <w:bCs/>
+                <w:color w:val="1F3864"/>
+                <w:sz w:val="22"/>
+                <w:szCs w:val="22"/>
+              </w:rPr>
+              <w:t xml:space="preserve">มิติเปรียบเทียบ</w:t>
+            </w:r>
+          </w:p>
+        </w:tc>
+        <w:tc>
+          <w:tcPr>
+            <w:tcW w:type="dxa" w:w="3276"/>
+            <w:tcBorders>
+              <w:top w:val="single" w:color="BFBFBF" w:sz="4"/>
+              <w:left w:val="single" w:color="BFBFBF" w:sz="4"/>
+              <w:bottom w:val="single" w:color="BFBFBF" w:sz="4"/>
+              <w:right w:val="single" w:color="BFBFBF" w:sz="4"/>
+            </w:tcBorders>
+            <w:shd w:fill="D9E2F3" w:val="clear"/>
+            <w:tcMar>
+              <w:top w:type="dxa" w:w="100"/>
+              <w:left w:type="dxa" w:w="140"/>
+              <w:bottom w:type="dxa" w:w="100"/>
+              <w:right w:type="dxa" w:w="140"/>
+            </w:tcMar>
+          </w:tcPr>
+          <w:p>
+            <w:pPr>
+              <w:spacing w:after="40"/>
+            </w:pPr>
+            <w:r>
+              <w:rPr>
+                <w:rFonts w:ascii="TH Sarabun New" w:cs="TH Sarabun New" w:eastAsia="TH Sarabun New" w:hAnsi="TH Sarabun New"/>
+                <w:b/>
+                <w:bCs/>
+                <w:color w:val="1F3864"/>
+                <w:sz w:val="22"/>
+                <w:szCs w:val="22"/>
+              </w:rPr>
+              <w:t xml:space="preserve">By Item (เดิม)</w:t>
+            </w:r>
+          </w:p>
+        </w:tc>
+        <w:tc>
+          <w:tcPr>
+            <w:tcW w:type="dxa" w:w="3276"/>
+            <w:tcBorders>
+              <w:top w:val="single" w:color="BFBFBF" w:sz="4"/>
+              <w:left w:val="single" w:color="BFBFBF" w:sz="4"/>
+              <w:bottom w:val="single" w:color="BFBFBF" w:sz="4"/>
+              <w:right w:val="single" w:color="BFBFBF" w:sz="4"/>
+            </w:tcBorders>
+            <w:shd w:fill="D9E2F3" w:val="clear"/>
+            <w:tcMar>
+              <w:top w:type="dxa" w:w="100"/>
+              <w:left w:type="dxa" w:w="140"/>
+              <w:bottom w:type="dxa" w:w="100"/>
+              <w:right w:type="dxa" w:w="140"/>
+            </w:tcMar>
+          </w:tcPr>
+          <w:p>
+            <w:pPr>
+              <w:spacing w:after="40"/>
+            </w:pPr>
+            <w:r>
+              <w:rPr>
+                <w:rFonts w:ascii="TH Sarabun New" w:cs="TH Sarabun New" w:eastAsia="TH Sarabun New" w:hAnsi="TH Sarabun New"/>
+                <w:b/>
+                <w:bCs/>
+                <w:color w:val="1F3864"/>
+                <w:sz w:val="22"/>
+                <w:szCs w:val="22"/>
+              </w:rPr>
+              <w:t xml:space="preserve">By Lot (ใหม่)</w:t>
+            </w:r>
+          </w:p>
+        </w:tc>
+      </w:tr>
+      <w:tr>
+        <w:tc>
+          <w:tcPr>
+            <w:tcW w:type="dxa" w:w="2808"/>
+            <w:tcBorders>
+              <w:top w:val="single" w:color="BFBFBF" w:sz="4"/>
+              <w:left w:val="single" w:color="BFBFBF" w:sz="4"/>
+              <w:bottom w:val="single" w:color="BFBFBF" w:sz="4"/>
+              <w:right w:val="single" w:color="BFBFBF" w:sz="4"/>
+            </w:tcBorders>
+            <w:tcMar>
+              <w:top w:type="dxa" w:w="100"/>
+              <w:left w:type="dxa" w:w="140"/>
+              <w:bottom w:type="dxa" w:w="100"/>
+              <w:right w:type="dxa" w:w="140"/>
+            </w:tcMar>
+          </w:tcPr>
+          <w:p>
+            <w:pPr>
+              <w:spacing w:after="40"/>
+            </w:pPr>
+            <w:r>
+              <w:rPr>
+                <w:rFonts w:ascii="TH Sarabun New" w:cs="TH Sarabun New" w:eastAsia="TH Sarabun New" w:hAnsi="TH Sarabun New"/>
+                <w:b w:val="false"/>
+                <w:bCs w:val="false"/>
+                <w:color w:val="000000"/>
+                <w:sz w:val="22"/>
+                <w:szCs w:val="22"/>
+              </w:rPr>
+              <w:t xml:space="preserve">Granularity</w:t>
+            </w:r>
+          </w:p>
+        </w:tc>
+        <w:tc>
+          <w:tcPr>
+            <w:tcW w:type="dxa" w:w="3276"/>
+            <w:tcBorders>
+              <w:top w:val="single" w:color="BFBFBF" w:sz="4"/>
+              <w:left w:val="single" w:color="BFBFBF" w:sz="4"/>
+              <w:bottom w:val="single" w:color="BFBFBF" w:sz="4"/>
+              <w:right w:val="single" w:color="BFBFBF" w:sz="4"/>
+            </w:tcBorders>
+            <w:tcMar>
+              <w:top w:type="dxa" w:w="100"/>
+              <w:left w:type="dxa" w:w="140"/>
+              <w:bottom w:type="dxa" w:w="100"/>
+              <w:right w:type="dxa" w:w="140"/>
+            </w:tcMar>
+          </w:tcPr>
+          <w:p>
+            <w:pPr>
+              <w:spacing w:after="40"/>
+            </w:pPr>
+            <w:r>
+              <w:rPr>
+                <w:rFonts w:ascii="TH Sarabun New" w:cs="TH Sarabun New" w:eastAsia="TH Sarabun New" w:hAnsi="TH Sarabun New"/>
+                <w:b w:val="false"/>
+                <w:bCs w:val="false"/>
+                <w:color w:val="000000"/>
+                <w:sz w:val="22"/>
+                <w:szCs w:val="22"/>
+              </w:rPr>
+              <w:t xml:space="preserve">รวมสต็อกของสินค้าทุก lot/คลัง</w:t>
+            </w:r>
+          </w:p>
+        </w:tc>
+        <w:tc>
+          <w:tcPr>
+            <w:tcW w:type="dxa" w:w="3276"/>
+            <w:tcBorders>
+              <w:top w:val="single" w:color="BFBFBF" w:sz="4"/>
+              <w:left w:val="single" w:color="BFBFBF" w:sz="4"/>
+              <w:bottom w:val="single" w:color="BFBFBF" w:sz="4"/>
+              <w:right w:val="single" w:color="BFBFBF" w:sz="4"/>
+            </w:tcBorders>
+            <w:tcMar>
+              <w:top w:type="dxa" w:w="100"/>
+              <w:left w:type="dxa" w:w="140"/>
+              <w:bottom w:type="dxa" w:w="100"/>
+              <w:right w:type="dxa" w:w="140"/>
+            </w:tcMar>
+          </w:tcPr>
+          <w:p>
+            <w:pPr>
+              <w:spacing w:after="40"/>
+            </w:pPr>
+            <w:r>
+              <w:rPr>
+                <w:rFonts w:ascii="TH Sarabun New" w:cs="TH Sarabun New" w:eastAsia="TH Sarabun New" w:hAnsi="TH Sarabun New"/>
+                <w:b w:val="false"/>
+                <w:bCs w:val="false"/>
+                <w:color w:val="000000"/>
+                <w:sz w:val="22"/>
+                <w:szCs w:val="22"/>
+              </w:rPr>
+              <w:t xml:space="preserve">แยกแต่ละ lot ของสินค้า</w:t>
+            </w:r>
+          </w:p>
+        </w:tc>
+      </w:tr>
+      <w:tr>
+        <w:tc>
+          <w:tcPr>
+            <w:tcW w:type="dxa" w:w="2808"/>
+            <w:tcBorders>
+              <w:top w:val="single" w:color="BFBFBF" w:sz="4"/>
+              <w:left w:val="single" w:color="BFBFBF" w:sz="4"/>
+              <w:bottom w:val="single" w:color="BFBFBF" w:sz="4"/>
+              <w:right w:val="single" w:color="BFBFBF" w:sz="4"/>
+            </w:tcBorders>
+            <w:shd w:fill="F2F2F2" w:val="clear"/>
+            <w:tcMar>
+              <w:top w:type="dxa" w:w="100"/>
+              <w:left w:type="dxa" w:w="140"/>
+              <w:bottom w:type="dxa" w:w="100"/>
+              <w:right w:type="dxa" w:w="140"/>
+            </w:tcMar>
+          </w:tcPr>
+          <w:p>
+            <w:pPr>
+              <w:spacing w:after="40"/>
+            </w:pPr>
+            <w:r>
+              <w:rPr>
+                <w:rFonts w:ascii="TH Sarabun New" w:cs="TH Sarabun New" w:eastAsia="TH Sarabun New" w:hAnsi="TH Sarabun New"/>
+                <w:b w:val="false"/>
+                <w:bCs w:val="false"/>
+                <w:color w:val="000000"/>
+                <w:sz w:val="22"/>
+                <w:szCs w:val="22"/>
+              </w:rPr>
+              <w:t xml:space="preserve">Expire Date ที่ใช้</w:t>
+            </w:r>
+          </w:p>
+        </w:tc>
+        <w:tc>
+          <w:tcPr>
+            <w:tcW w:type="dxa" w:w="3276"/>
+            <w:tcBorders>
+              <w:top w:val="single" w:color="BFBFBF" w:sz="4"/>
+              <w:left w:val="single" w:color="BFBFBF" w:sz="4"/>
+              <w:bottom w:val="single" w:color="BFBFBF" w:sz="4"/>
+              <w:right w:val="single" w:color="BFBFBF" w:sz="4"/>
+            </w:tcBorders>
+            <w:shd w:fill="F2F2F2" w:val="clear"/>
+            <w:tcMar>
+              <w:top w:type="dxa" w:w="100"/>
+              <w:left w:type="dxa" w:w="140"/>
+              <w:bottom w:type="dxa" w:w="100"/>
+              <w:right w:type="dxa" w:w="140"/>
+            </w:tcMar>
+          </w:tcPr>
+          <w:p>
+            <w:pPr>
+              <w:spacing w:after="40"/>
+            </w:pPr>
+            <w:r>
+              <w:rPr>
+                <w:rFonts w:ascii="TH Sarabun New" w:cs="TH Sarabun New" w:eastAsia="TH Sarabun New" w:hAnsi="TH Sarabun New"/>
+                <w:b w:val="false"/>
+                <w:bCs w:val="false"/>
+                <w:color w:val="000000"/>
+                <w:sz w:val="22"/>
+                <w:szCs w:val="22"/>
+              </w:rPr>
+              <w:t xml:space="preserve">ค่าจาก items.expire_date (ค่าเดียวต่อสินค้า)</w:t>
+            </w:r>
+          </w:p>
+        </w:tc>
+        <w:tc>
+          <w:tcPr>
+            <w:tcW w:type="dxa" w:w="3276"/>
+            <w:tcBorders>
+              <w:top w:val="single" w:color="BFBFBF" w:sz="4"/>
+              <w:left w:val="single" w:color="BFBFBF" w:sz="4"/>
+              <w:bottom w:val="single" w:color="BFBFBF" w:sz="4"/>
+              <w:right w:val="single" w:color="BFBFBF" w:sz="4"/>
+            </w:tcBorders>
+            <w:shd w:fill="F2F2F2" w:val="clear"/>
+            <w:tcMar>
+              <w:top w:type="dxa" w:w="100"/>
+              <w:left w:type="dxa" w:w="140"/>
+              <w:bottom w:type="dxa" w:w="100"/>
+              <w:right w:type="dxa" w:w="140"/>
+            </w:tcMar>
+          </w:tcPr>
+          <w:p>
+            <w:pPr>
+              <w:spacing w:after="40"/>
+            </w:pPr>
+            <w:r>
+              <w:rPr>
+                <w:rFonts w:ascii="TH Sarabun New" w:cs="TH Sarabun New" w:eastAsia="TH Sarabun New" w:hAnsi="TH Sarabun New"/>
+                <w:b w:val="false"/>
+                <w:bCs w:val="false"/>
+                <w:color w:val="000000"/>
+                <w:sz w:val="22"/>
+                <w:szCs w:val="22"/>
+              </w:rPr>
+              <w:t xml:space="preserve">expire_date ของแต่ละ lot จริง ๆ</w:t>
+            </w:r>
+          </w:p>
+        </w:tc>
+      </w:tr>
+      <w:tr>
+        <w:tc>
+          <w:tcPr>
+            <w:tcW w:type="dxa" w:w="2808"/>
+            <w:tcBorders>
+              <w:top w:val="single" w:color="BFBFBF" w:sz="4"/>
+              <w:left w:val="single" w:color="BFBFBF" w:sz="4"/>
+              <w:bottom w:val="single" w:color="BFBFBF" w:sz="4"/>
+              <w:right w:val="single" w:color="BFBFBF" w:sz="4"/>
+            </w:tcBorders>
+            <w:tcMar>
+              <w:top w:type="dxa" w:w="100"/>
+              <w:left w:type="dxa" w:w="140"/>
+              <w:bottom w:type="dxa" w:w="100"/>
+              <w:right w:type="dxa" w:w="140"/>
+            </w:tcMar>
+          </w:tcPr>
+          <w:p>
+            <w:pPr>
+              <w:spacing w:after="40"/>
+            </w:pPr>
+            <w:r>
+              <w:rPr>
+                <w:rFonts w:ascii="TH Sarabun New" w:cs="TH Sarabun New" w:eastAsia="TH Sarabun New" w:hAnsi="TH Sarabun New"/>
+                <w:b w:val="false"/>
+                <w:bCs w:val="false"/>
+                <w:color w:val="000000"/>
+                <w:sz w:val="22"/>
+                <w:szCs w:val="22"/>
+              </w:rPr>
+              <w:t xml:space="preserve">Cost ที่ใช้</w:t>
+            </w:r>
+          </w:p>
+        </w:tc>
+        <w:tc>
+          <w:tcPr>
+            <w:tcW w:type="dxa" w:w="3276"/>
+            <w:tcBorders>
+              <w:top w:val="single" w:color="BFBFBF" w:sz="4"/>
+              <w:left w:val="single" w:color="BFBFBF" w:sz="4"/>
+              <w:bottom w:val="single" w:color="BFBFBF" w:sz="4"/>
+              <w:right w:val="single" w:color="BFBFBF" w:sz="4"/>
+            </w:tcBorders>
+            <w:tcMar>
+              <w:top w:type="dxa" w:w="100"/>
+              <w:left w:type="dxa" w:w="140"/>
+              <w:bottom w:type="dxa" w:w="100"/>
+              <w:right w:type="dxa" w:w="140"/>
+            </w:tcMar>
+          </w:tcPr>
+          <w:p>
+            <w:pPr>
+              <w:spacing w:after="40"/>
+            </w:pPr>
+            <w:r>
+              <w:rPr>
+                <w:rFonts w:ascii="TH Sarabun New" w:cs="TH Sarabun New" w:eastAsia="TH Sarabun New" w:hAnsi="TH Sarabun New"/>
+                <w:b w:val="false"/>
+                <w:bCs w:val="false"/>
+                <w:color w:val="000000"/>
+                <w:sz w:val="22"/>
+                <w:szCs w:val="22"/>
+              </w:rPr>
+              <w:t xml:space="preserve">moving_avg ของสินค้า</w:t>
+            </w:r>
+          </w:p>
+        </w:tc>
+        <w:tc>
+          <w:tcPr>
+            <w:tcW w:type="dxa" w:w="3276"/>
+            <w:tcBorders>
+              <w:top w:val="single" w:color="BFBFBF" w:sz="4"/>
+              <w:left w:val="single" w:color="BFBFBF" w:sz="4"/>
+              <w:bottom w:val="single" w:color="BFBFBF" w:sz="4"/>
+              <w:right w:val="single" w:color="BFBFBF" w:sz="4"/>
+            </w:tcBorders>
+            <w:tcMar>
+              <w:top w:type="dxa" w:w="100"/>
+              <w:left w:type="dxa" w:w="140"/>
+              <w:bottom w:type="dxa" w:w="100"/>
+              <w:right w:type="dxa" w:w="140"/>
+            </w:tcMar>
+          </w:tcPr>
+          <w:p>
+            <w:pPr>
+              <w:spacing w:after="40"/>
+            </w:pPr>
+            <w:r>
+              <w:rPr>
+                <w:rFonts w:ascii="TH Sarabun New" w:cs="TH Sarabun New" w:eastAsia="TH Sarabun New" w:hAnsi="TH Sarabun New"/>
+                <w:b w:val="false"/>
+                <w:bCs w:val="false"/>
+                <w:color w:val="000000"/>
+                <w:sz w:val="22"/>
+                <w:szCs w:val="22"/>
+              </w:rPr>
+              <w:t xml:space="preserve">unit_cost ของแต่ละ lot (= Amount/Qty)</w:t>
+            </w:r>
+          </w:p>
+        </w:tc>
+      </w:tr>
+      <w:tr>
+        <w:tc>
+          <w:tcPr>
+            <w:tcW w:type="dxa" w:w="2808"/>
+            <w:tcBorders>
+              <w:top w:val="single" w:color="BFBFBF" w:sz="4"/>
+              <w:left w:val="single" w:color="BFBFBF" w:sz="4"/>
+              <w:bottom w:val="single" w:color="BFBFBF" w:sz="4"/>
+              <w:right w:val="single" w:color="BFBFBF" w:sz="4"/>
+            </w:tcBorders>
+            <w:shd w:fill="F2F2F2" w:val="clear"/>
+            <w:tcMar>
+              <w:top w:type="dxa" w:w="100"/>
+              <w:left w:type="dxa" w:w="140"/>
+              <w:bottom w:type="dxa" w:w="100"/>
+              <w:right w:type="dxa" w:w="140"/>
+            </w:tcMar>
+          </w:tcPr>
+          <w:p>
+            <w:pPr>
+              <w:spacing w:after="40"/>
+            </w:pPr>
+            <w:r>
+              <w:rPr>
+                <w:rFonts w:ascii="TH Sarabun New" w:cs="TH Sarabun New" w:eastAsia="TH Sarabun New" w:hAnsi="TH Sarabun New"/>
+                <w:b w:val="false"/>
+                <w:bCs w:val="false"/>
+                <w:color w:val="000000"/>
+                <w:sz w:val="22"/>
+                <w:szCs w:val="22"/>
+              </w:rPr>
+              <w:t xml:space="preserve">ความแม่นยำ</w:t>
+            </w:r>
+          </w:p>
+        </w:tc>
+        <w:tc>
+          <w:tcPr>
+            <w:tcW w:type="dxa" w:w="3276"/>
+            <w:tcBorders>
+              <w:top w:val="single" w:color="BFBFBF" w:sz="4"/>
+              <w:left w:val="single" w:color="BFBFBF" w:sz="4"/>
+              <w:bottom w:val="single" w:color="BFBFBF" w:sz="4"/>
+              <w:right w:val="single" w:color="BFBFBF" w:sz="4"/>
+            </w:tcBorders>
+            <w:shd w:fill="F2F2F2" w:val="clear"/>
+            <w:tcMar>
+              <w:top w:type="dxa" w:w="100"/>
+              <w:left w:type="dxa" w:w="140"/>
+              <w:bottom w:type="dxa" w:w="100"/>
+              <w:right w:type="dxa" w:w="140"/>
+            </w:tcMar>
+          </w:tcPr>
+          <w:p>
+            <w:pPr>
+              <w:spacing w:after="40"/>
+            </w:pPr>
+            <w:r>
+              <w:rPr>
+                <w:rFonts w:ascii="TH Sarabun New" w:cs="TH Sarabun New" w:eastAsia="TH Sarabun New" w:hAnsi="TH Sarabun New"/>
+                <w:b w:val="false"/>
+                <w:bCs w:val="false"/>
+                <w:color w:val="000000"/>
+                <w:sz w:val="22"/>
+                <w:szCs w:val="22"/>
+              </w:rPr>
+              <w:t xml:space="preserve">ปานกลาง — ข้อมูลถูก aggregate</w:t>
+            </w:r>
+          </w:p>
+        </w:tc>
+        <w:tc>
+          <w:tcPr>
+            <w:tcW w:type="dxa" w:w="3276"/>
+            <w:tcBorders>
+              <w:top w:val="single" w:color="BFBFBF" w:sz="4"/>
+              <w:left w:val="single" w:color="BFBFBF" w:sz="4"/>
+              <w:bottom w:val="single" w:color="BFBFBF" w:sz="4"/>
+              <w:right w:val="single" w:color="BFBFBF" w:sz="4"/>
+            </w:tcBorders>
+            <w:shd w:fill="F2F2F2" w:val="clear"/>
+            <w:tcMar>
+              <w:top w:type="dxa" w:w="100"/>
+              <w:left w:type="dxa" w:w="140"/>
+              <w:bottom w:type="dxa" w:w="100"/>
+              <w:right w:type="dxa" w:w="140"/>
+            </w:tcMar>
+          </w:tcPr>
+          <w:p>
+            <w:pPr>
+              <w:spacing w:after="40"/>
+            </w:pPr>
+            <w:r>
+              <w:rPr>
+                <w:rFonts w:ascii="TH Sarabun New" w:cs="TH Sarabun New" w:eastAsia="TH Sarabun New" w:hAnsi="TH Sarabun New"/>
+                <w:b w:val="false"/>
+                <w:bCs w:val="false"/>
+                <w:color w:val="000000"/>
+                <w:sz w:val="22"/>
+                <w:szCs w:val="22"/>
+              </w:rPr>
+              <w:t xml:space="preserve">สูง — เห็น lot ที่ใกล้หมดอายุชัดเจน</w:t>
+            </w:r>
+          </w:p>
+        </w:tc>
+      </w:tr>
+      <w:tr>
+        <w:tc>
+          <w:tcPr>
+            <w:tcW w:type="dxa" w:w="2808"/>
+            <w:tcBorders>
+              <w:top w:val="single" w:color="BFBFBF" w:sz="4"/>
+              <w:left w:val="single" w:color="BFBFBF" w:sz="4"/>
+              <w:bottom w:val="single" w:color="BFBFBF" w:sz="4"/>
+              <w:right w:val="single" w:color="BFBFBF" w:sz="4"/>
+            </w:tcBorders>
+            <w:tcMar>
+              <w:top w:type="dxa" w:w="100"/>
+              <w:left w:type="dxa" w:w="140"/>
+              <w:bottom w:type="dxa" w:w="100"/>
+              <w:right w:type="dxa" w:w="140"/>
+            </w:tcMar>
+          </w:tcPr>
+          <w:p>
+            <w:pPr>
+              <w:spacing w:after="40"/>
+            </w:pPr>
+            <w:r>
+              <w:rPr>
+                <w:rFonts w:ascii="TH Sarabun New" w:cs="TH Sarabun New" w:eastAsia="TH Sarabun New" w:hAnsi="TH Sarabun New"/>
+                <w:b w:val="false"/>
+                <w:bCs w:val="false"/>
+                <w:color w:val="000000"/>
+                <w:sz w:val="22"/>
+                <w:szCs w:val="22"/>
+              </w:rPr>
+              <w:t xml:space="preserve">เหมาะกับ</w:t>
+            </w:r>
+          </w:p>
+        </w:tc>
+        <w:tc>
+          <w:tcPr>
+            <w:tcW w:type="dxa" w:w="3276"/>
+            <w:tcBorders>
+              <w:top w:val="single" w:color="BFBFBF" w:sz="4"/>
+              <w:left w:val="single" w:color="BFBFBF" w:sz="4"/>
+              <w:bottom w:val="single" w:color="BFBFBF" w:sz="4"/>
+              <w:right w:val="single" w:color="BFBFBF" w:sz="4"/>
+            </w:tcBorders>
+            <w:tcMar>
+              <w:top w:type="dxa" w:w="100"/>
+              <w:left w:type="dxa" w:w="140"/>
+              <w:bottom w:type="dxa" w:w="100"/>
+              <w:right w:type="dxa" w:w="140"/>
+            </w:tcMar>
+          </w:tcPr>
+          <w:p>
+            <w:pPr>
+              <w:spacing w:after="40"/>
+            </w:pPr>
+            <w:r>
+              <w:rPr>
+                <w:rFonts w:ascii="TH Sarabun New" w:cs="TH Sarabun New" w:eastAsia="TH Sarabun New" w:hAnsi="TH Sarabun New"/>
+                <w:b w:val="false"/>
+                <w:bCs w:val="false"/>
+                <w:color w:val="000000"/>
+                <w:sz w:val="22"/>
+                <w:szCs w:val="22"/>
+              </w:rPr>
+              <w:t xml:space="preserve">สรุปภาพรวมระดับบริหาร</w:t>
+            </w:r>
+          </w:p>
+        </w:tc>
+        <w:tc>
+          <w:tcPr>
+            <w:tcW w:type="dxa" w:w="3276"/>
+            <w:tcBorders>
+              <w:top w:val="single" w:color="BFBFBF" w:sz="4"/>
+              <w:left w:val="single" w:color="BFBFBF" w:sz="4"/>
+              <w:bottom w:val="single" w:color="BFBFBF" w:sz="4"/>
+              <w:right w:val="single" w:color="BFBFBF" w:sz="4"/>
+            </w:tcBorders>
+            <w:tcMar>
+              <w:top w:type="dxa" w:w="100"/>
+              <w:left w:type="dxa" w:w="140"/>
+              <w:bottom w:type="dxa" w:w="100"/>
+              <w:right w:type="dxa" w:w="140"/>
+            </w:tcMar>
+          </w:tcPr>
+          <w:p>
+            <w:pPr>
+              <w:spacing w:after="40"/>
+            </w:pPr>
+            <w:r>
+              <w:rPr>
+                <w:rFonts w:ascii="TH Sarabun New" w:cs="TH Sarabun New" w:eastAsia="TH Sarabun New" w:hAnsi="TH Sarabun New"/>
+                <w:b w:val="false"/>
+                <w:bCs w:val="false"/>
+                <w:color w:val="000000"/>
+                <w:sz w:val="22"/>
+                <w:szCs w:val="22"/>
+              </w:rPr>
+              <w:t xml:space="preserve">ตัดสินใจรายธุรกรรม / FEFO / โปรโมชั่น</w:t>
+            </w:r>
+          </w:p>
+        </w:tc>
+      </w:tr>
+    </w:tbl>
+    <w:p>
+      <w:pPr>
+        <w:spacing w:after="100"/>
+      </w:pPr>
+      <w:r>
+        <w:rPr>
+          <w:rFonts w:ascii="TH Sarabun New" w:cs="TH Sarabun New" w:eastAsia="TH Sarabun New" w:hAnsi="TH Sarabun New"/>
+        </w:rPr>
+        <w:t xml:space="preserve"/>
+      </w:r>
+    </w:p>
+    <w:p>
+      <w:pPr>
+        <w:spacing w:after="100" w:line="320"/>
+      </w:pPr>
+      <w:r>
+        <w:rPr>
+          <w:rFonts w:ascii="TH Sarabun New" w:cs="TH Sarabun New" w:eastAsia="TH Sarabun New" w:hAnsi="TH Sarabun New"/>
+          <w:i/>
+          <w:iCs/>
+        </w:rPr>
+        <w:t xml:space="preserve">แนะนำ: ใช้ By Lot เป็นหลักเมื่อต้องการแม่นยำ ใช้ By Item เมื่อต้องการภาพรวม</w:t>
+      </w:r>
+    </w:p>
+    <w:p>
+      <w:pPr>
         <w:pStyle w:val="Heading1"/>
         <w:pageBreakBefore/>
         <w:spacing w:after="240" w:before="240"/>
@@ -11487,7 +14593,7 @@
           <w:sz w:val="36"/>
           <w:szCs w:val="36"/>
         </w:rPr>
-        <w:t xml:space="preserve">13. ภาคผนวก</w:t>
+        <w:t xml:space="preserve">14. ภาคผนวก</w:t>
       </w:r>
     </w:p>
     <w:p>
@@ -11504,7 +14610,7 @@
           <w:sz w:val="30"/>
           <w:szCs w:val="30"/>
         </w:rPr>
-        <w:t xml:space="preserve">13.1 รหัสคลังสินค้ามาตรฐาน</w:t>
+        <w:t xml:space="preserve">14.1 รหัสคลังสินค้ามาตรฐาน</w:t>
       </w:r>
     </w:p>
     <w:tbl>
@@ -13398,7 +16504,7 @@
           <w:sz w:val="30"/>
           <w:szCs w:val="30"/>
         </w:rPr>
-        <w:t xml:space="preserve">13.2 รหัสกลุ่มสินค้า</w:t>
+        <w:t xml:space="preserve">14.2 รหัสกลุ่มสินค้า</w:t>
       </w:r>
     </w:p>
     <w:tbl>
@@ -13657,7 +16763,7 @@
                 <w:sz w:val="22"/>
                 <w:szCs w:val="22"/>
               </w:rPr>
-              <w:t xml:space="preserve">125</w:t>
+              <w:t xml:space="preserve">124</w:t>
             </w:r>
           </w:p>
         </w:tc>
@@ -13691,7 +16797,7 @@
                 <w:sz w:val="22"/>
                 <w:szCs w:val="22"/>
               </w:rPr>
-              <w:t xml:space="preserve">FRM-Raw Materials</w:t>
+              <w:t xml:space="preserve">FPKG-Packaging</w:t>
             </w:r>
           </w:p>
         </w:tc>
@@ -13725,7 +16831,7 @@
                 <w:sz w:val="22"/>
                 <w:szCs w:val="22"/>
               </w:rPr>
-              <w:t xml:space="preserve">วัตถุดิบ</w:t>
+              <w:t xml:space="preserve">บรรจุภัณฑ์</w:t>
             </w:r>
           </w:p>
         </w:tc>
@@ -13760,7 +16866,7 @@
                 <w:sz w:val="22"/>
                 <w:szCs w:val="22"/>
               </w:rPr>
-              <w:t xml:space="preserve">126</w:t>
+              <w:t xml:space="preserve">125</w:t>
             </w:r>
           </w:p>
         </w:tc>
@@ -13793,7 +16899,7 @@
                 <w:sz w:val="22"/>
                 <w:szCs w:val="22"/>
               </w:rPr>
-              <w:t xml:space="preserve">FBY-By Product</w:t>
+              <w:t xml:space="preserve">FRM-Raw Materials</w:t>
             </w:r>
           </w:p>
         </w:tc>
@@ -13826,7 +16932,7 @@
                 <w:sz w:val="22"/>
                 <w:szCs w:val="22"/>
               </w:rPr>
-              <w:t xml:space="preserve">ผลพลอยได้จากการผลิต</w:t>
+              <w:t xml:space="preserve">วัตถุดิบ</w:t>
             </w:r>
           </w:p>
         </w:tc>
@@ -13862,6 +16968,109 @@
                 <w:sz w:val="22"/>
                 <w:szCs w:val="22"/>
               </w:rPr>
+              <w:t xml:space="preserve">126</w:t>
+            </w:r>
+          </w:p>
+        </w:tc>
+        <w:tc>
+          <w:tcPr>
+            <w:tcW w:type="dxa" w:w="4680"/>
+            <w:tcBorders>
+              <w:top w:val="single" w:color="BFBFBF" w:sz="4"/>
+              <w:left w:val="single" w:color="BFBFBF" w:sz="4"/>
+              <w:bottom w:val="single" w:color="BFBFBF" w:sz="4"/>
+              <w:right w:val="single" w:color="BFBFBF" w:sz="4"/>
+            </w:tcBorders>
+            <w:shd w:fill="F2F2F2" w:val="clear"/>
+            <w:tcMar>
+              <w:top w:type="dxa" w:w="100"/>
+              <w:left w:type="dxa" w:w="140"/>
+              <w:bottom w:type="dxa" w:w="100"/>
+              <w:right w:type="dxa" w:w="140"/>
+            </w:tcMar>
+          </w:tcPr>
+          <w:p>
+            <w:pPr>
+              <w:spacing w:after="40"/>
+            </w:pPr>
+            <w:r>
+              <w:rPr>
+                <w:rFonts w:ascii="TH Sarabun New" w:cs="TH Sarabun New" w:eastAsia="TH Sarabun New" w:hAnsi="TH Sarabun New"/>
+                <w:b w:val="false"/>
+                <w:bCs w:val="false"/>
+                <w:color w:val="000000"/>
+                <w:sz w:val="22"/>
+                <w:szCs w:val="22"/>
+              </w:rPr>
+              <w:t xml:space="preserve">FBY-By Product</w:t>
+            </w:r>
+          </w:p>
+        </w:tc>
+        <w:tc>
+          <w:tcPr>
+            <w:tcW w:type="dxa" w:w="3276"/>
+            <w:tcBorders>
+              <w:top w:val="single" w:color="BFBFBF" w:sz="4"/>
+              <w:left w:val="single" w:color="BFBFBF" w:sz="4"/>
+              <w:bottom w:val="single" w:color="BFBFBF" w:sz="4"/>
+              <w:right w:val="single" w:color="BFBFBF" w:sz="4"/>
+            </w:tcBorders>
+            <w:shd w:fill="F2F2F2" w:val="clear"/>
+            <w:tcMar>
+              <w:top w:type="dxa" w:w="100"/>
+              <w:left w:type="dxa" w:w="140"/>
+              <w:bottom w:type="dxa" w:w="100"/>
+              <w:right w:type="dxa" w:w="140"/>
+            </w:tcMar>
+          </w:tcPr>
+          <w:p>
+            <w:pPr>
+              <w:spacing w:after="40"/>
+            </w:pPr>
+            <w:r>
+              <w:rPr>
+                <w:rFonts w:ascii="TH Sarabun New" w:cs="TH Sarabun New" w:eastAsia="TH Sarabun New" w:hAnsi="TH Sarabun New"/>
+                <w:b w:val="false"/>
+                <w:bCs w:val="false"/>
+                <w:color w:val="000000"/>
+                <w:sz w:val="22"/>
+                <w:szCs w:val="22"/>
+              </w:rPr>
+              <w:t xml:space="preserve">ผลพลอยได้จากการผลิต</w:t>
+            </w:r>
+          </w:p>
+        </w:tc>
+      </w:tr>
+      <w:tr>
+        <w:tc>
+          <w:tcPr>
+            <w:tcW w:type="dxa" w:w="1404"/>
+            <w:tcBorders>
+              <w:top w:val="single" w:color="BFBFBF" w:sz="4"/>
+              <w:left w:val="single" w:color="BFBFBF" w:sz="4"/>
+              <w:bottom w:val="single" w:color="BFBFBF" w:sz="4"/>
+              <w:right w:val="single" w:color="BFBFBF" w:sz="4"/>
+            </w:tcBorders>
+            <w:tcMar>
+              <w:top w:type="dxa" w:w="100"/>
+              <w:left w:type="dxa" w:w="140"/>
+              <w:bottom w:type="dxa" w:w="100"/>
+              <w:right w:type="dxa" w:w="140"/>
+            </w:tcMar>
+          </w:tcPr>
+          <w:p>
+            <w:pPr>
+              <w:spacing w:after="40"/>
+            </w:pPr>
+            <w:r>
+              <w:rPr>
+                <w:rFonts w:ascii="TH Sarabun New" w:cs="TH Sarabun New" w:eastAsia="TH Sarabun New" w:hAnsi="TH Sarabun New"/>
+                <w:b w:val="false"/>
+                <w:bCs w:val="false"/>
+                <w:color w:val="000000"/>
+                <w:sz w:val="22"/>
+                <w:szCs w:val="22"/>
+              </w:rPr>
               <w:t xml:space="preserve">127</w:t>
             </w:r>
           </w:p>
@@ -13875,7 +17084,6 @@
               <w:bottom w:val="single" w:color="BFBFBF" w:sz="4"/>
               <w:right w:val="single" w:color="BFBFBF" w:sz="4"/>
             </w:tcBorders>
-            <w:shd w:fill="F2F2F2" w:val="clear"/>
             <w:tcMar>
               <w:top w:type="dxa" w:w="100"/>
               <w:left w:type="dxa" w:w="140"/>
@@ -13909,7 +17117,6 @@
               <w:bottom w:val="single" w:color="BFBFBF" w:sz="4"/>
               <w:right w:val="single" w:color="BFBFBF" w:sz="4"/>
             </w:tcBorders>
-            <w:shd w:fill="F2F2F2" w:val="clear"/>
             <w:tcMar>
               <w:top w:type="dxa" w:w="100"/>
               <w:left w:type="dxa" w:w="140"/>
@@ -13961,7 +17168,1860 @@
           <w:sz w:val="30"/>
           <w:szCs w:val="30"/>
         </w:rPr>
-        <w:t xml:space="preserve">13.3 FAQ</w:t>
+        <w:t xml:space="preserve">14.3 FS Category (NSL Food Service)</w:t>
+      </w:r>
+    </w:p>
+    <w:p>
+      <w:pPr>
+        <w:spacing w:after="100" w:line="320"/>
+      </w:pPr>
+      <w:r>
+        <w:rPr>
+          <w:rFonts w:ascii="TH Sarabun New" w:cs="TH Sarabun New" w:eastAsia="TH Sarabun New" w:hAnsi="TH Sarabun New"/>
+        </w:rPr>
+        <w:t xml:space="preserve">หมวดสินค้าภายในที่ NSL ใช้เพิ่มเติมจาก Group Code — ละเอียดกว่า 4 กลุ่มหลัก</w:t>
+      </w:r>
+    </w:p>
+    <w:tbl>
+      <w:tblPr>
+        <w:tblW w:type="dxa" w:w="9360"/>
+        <w:tblBorders>
+          <w:top w:val="single" w:color="auto" w:sz="4"/>
+          <w:left w:val="single" w:color="auto" w:sz="4"/>
+          <w:bottom w:val="single" w:color="auto" w:sz="4"/>
+          <w:right w:val="single" w:color="auto" w:sz="4"/>
+          <w:insideH w:val="single" w:color="auto" w:sz="4"/>
+          <w:insideV w:val="single" w:color="auto" w:sz="4"/>
+        </w:tblBorders>
+      </w:tblPr>
+      <w:tblGrid>
+        <w:gridCol w:w="5148"/>
+        <w:gridCol w:w="4212"/>
+      </w:tblGrid>
+      <w:tr>
+        <w:trPr>
+          <w:tblHeader/>
+        </w:trPr>
+        <w:tc>
+          <w:tcPr>
+            <w:tcW w:type="dxa" w:w="5148"/>
+            <w:tcBorders>
+              <w:top w:val="single" w:color="BFBFBF" w:sz="4"/>
+              <w:left w:val="single" w:color="BFBFBF" w:sz="4"/>
+              <w:bottom w:val="single" w:color="BFBFBF" w:sz="4"/>
+              <w:right w:val="single" w:color="BFBFBF" w:sz="4"/>
+            </w:tcBorders>
+            <w:shd w:fill="D9E2F3" w:val="clear"/>
+            <w:tcMar>
+              <w:top w:type="dxa" w:w="100"/>
+              <w:left w:type="dxa" w:w="140"/>
+              <w:bottom w:type="dxa" w:w="100"/>
+              <w:right w:type="dxa" w:w="140"/>
+            </w:tcMar>
+          </w:tcPr>
+          <w:p>
+            <w:pPr>
+              <w:spacing w:after="40"/>
+            </w:pPr>
+            <w:r>
+              <w:rPr>
+                <w:rFonts w:ascii="TH Sarabun New" w:cs="TH Sarabun New" w:eastAsia="TH Sarabun New" w:hAnsi="TH Sarabun New"/>
+                <w:b/>
+                <w:bCs/>
+                <w:color w:val="1F3864"/>
+                <w:sz w:val="22"/>
+                <w:szCs w:val="22"/>
+              </w:rPr>
+              <w:t xml:space="preserve">หมวด</w:t>
+            </w:r>
+          </w:p>
+        </w:tc>
+        <w:tc>
+          <w:tcPr>
+            <w:tcW w:type="dxa" w:w="4212"/>
+            <w:tcBorders>
+              <w:top w:val="single" w:color="BFBFBF" w:sz="4"/>
+              <w:left w:val="single" w:color="BFBFBF" w:sz="4"/>
+              <w:bottom w:val="single" w:color="BFBFBF" w:sz="4"/>
+              <w:right w:val="single" w:color="BFBFBF" w:sz="4"/>
+            </w:tcBorders>
+            <w:shd w:fill="D9E2F3" w:val="clear"/>
+            <w:tcMar>
+              <w:top w:type="dxa" w:w="100"/>
+              <w:left w:type="dxa" w:w="140"/>
+              <w:bottom w:type="dxa" w:w="100"/>
+              <w:right w:type="dxa" w:w="140"/>
+            </w:tcMar>
+          </w:tcPr>
+          <w:p>
+            <w:pPr>
+              <w:spacing w:after="40"/>
+            </w:pPr>
+            <w:r>
+              <w:rPr>
+                <w:rFonts w:ascii="TH Sarabun New" w:cs="TH Sarabun New" w:eastAsia="TH Sarabun New" w:hAnsi="TH Sarabun New"/>
+                <w:b/>
+                <w:bCs/>
+                <w:color w:val="1F3864"/>
+                <w:sz w:val="22"/>
+                <w:szCs w:val="22"/>
+              </w:rPr>
+              <w:t xml:space="preserve">ตัวอย่างสินค้า</w:t>
+            </w:r>
+          </w:p>
+        </w:tc>
+      </w:tr>
+      <w:tr>
+        <w:tc>
+          <w:tcPr>
+            <w:tcW w:type="dxa" w:w="5148"/>
+            <w:tcBorders>
+              <w:top w:val="single" w:color="BFBFBF" w:sz="4"/>
+              <w:left w:val="single" w:color="BFBFBF" w:sz="4"/>
+              <w:bottom w:val="single" w:color="BFBFBF" w:sz="4"/>
+              <w:right w:val="single" w:color="BFBFBF" w:sz="4"/>
+            </w:tcBorders>
+            <w:tcMar>
+              <w:top w:type="dxa" w:w="100"/>
+              <w:left w:type="dxa" w:w="140"/>
+              <w:bottom w:type="dxa" w:w="100"/>
+              <w:right w:type="dxa" w:w="140"/>
+            </w:tcMar>
+          </w:tcPr>
+          <w:p>
+            <w:pPr>
+              <w:spacing w:after="40"/>
+            </w:pPr>
+            <w:r>
+              <w:rPr>
+                <w:rFonts w:ascii="TH Sarabun New" w:cs="TH Sarabun New" w:eastAsia="TH Sarabun New" w:hAnsi="TH Sarabun New"/>
+                <w:b w:val="false"/>
+                <w:bCs w:val="false"/>
+                <w:color w:val="000000"/>
+                <w:sz w:val="22"/>
+                <w:szCs w:val="22"/>
+              </w:rPr>
+              <w:t xml:space="preserve">Fish-Salmon</w:t>
+            </w:r>
+          </w:p>
+        </w:tc>
+        <w:tc>
+          <w:tcPr>
+            <w:tcW w:type="dxa" w:w="4212"/>
+            <w:tcBorders>
+              <w:top w:val="single" w:color="BFBFBF" w:sz="4"/>
+              <w:left w:val="single" w:color="BFBFBF" w:sz="4"/>
+              <w:bottom w:val="single" w:color="BFBFBF" w:sz="4"/>
+              <w:right w:val="single" w:color="BFBFBF" w:sz="4"/>
+            </w:tcBorders>
+            <w:tcMar>
+              <w:top w:type="dxa" w:w="100"/>
+              <w:left w:type="dxa" w:w="140"/>
+              <w:bottom w:type="dxa" w:w="100"/>
+              <w:right w:type="dxa" w:w="140"/>
+            </w:tcMar>
+          </w:tcPr>
+          <w:p>
+            <w:pPr>
+              <w:spacing w:after="40"/>
+            </w:pPr>
+            <w:r>
+              <w:rPr>
+                <w:rFonts w:ascii="TH Sarabun New" w:cs="TH Sarabun New" w:eastAsia="TH Sarabun New" w:hAnsi="TH Sarabun New"/>
+                <w:b w:val="false"/>
+                <w:bCs w:val="false"/>
+                <w:color w:val="000000"/>
+                <w:sz w:val="22"/>
+                <w:szCs w:val="22"/>
+              </w:rPr>
+              <w:t xml:space="preserve">Fresh Salmon WH/HeadOn, Norwegian Salmon Fillet</w:t>
+            </w:r>
+          </w:p>
+        </w:tc>
+      </w:tr>
+      <w:tr>
+        <w:tc>
+          <w:tcPr>
+            <w:tcW w:type="dxa" w:w="5148"/>
+            <w:tcBorders>
+              <w:top w:val="single" w:color="BFBFBF" w:sz="4"/>
+              <w:left w:val="single" w:color="BFBFBF" w:sz="4"/>
+              <w:bottom w:val="single" w:color="BFBFBF" w:sz="4"/>
+              <w:right w:val="single" w:color="BFBFBF" w:sz="4"/>
+            </w:tcBorders>
+            <w:shd w:fill="F2F2F2" w:val="clear"/>
+            <w:tcMar>
+              <w:top w:type="dxa" w:w="100"/>
+              <w:left w:type="dxa" w:w="140"/>
+              <w:bottom w:type="dxa" w:w="100"/>
+              <w:right w:type="dxa" w:w="140"/>
+            </w:tcMar>
+          </w:tcPr>
+          <w:p>
+            <w:pPr>
+              <w:spacing w:after="40"/>
+            </w:pPr>
+            <w:r>
+              <w:rPr>
+                <w:rFonts w:ascii="TH Sarabun New" w:cs="TH Sarabun New" w:eastAsia="TH Sarabun New" w:hAnsi="TH Sarabun New"/>
+                <w:b w:val="false"/>
+                <w:bCs w:val="false"/>
+                <w:color w:val="000000"/>
+                <w:sz w:val="22"/>
+                <w:szCs w:val="22"/>
+              </w:rPr>
+              <w:t xml:space="preserve">Fish-NZ</w:t>
+            </w:r>
+          </w:p>
+        </w:tc>
+        <w:tc>
+          <w:tcPr>
+            <w:tcW w:type="dxa" w:w="4212"/>
+            <w:tcBorders>
+              <w:top w:val="single" w:color="BFBFBF" w:sz="4"/>
+              <w:left w:val="single" w:color="BFBFBF" w:sz="4"/>
+              <w:bottom w:val="single" w:color="BFBFBF" w:sz="4"/>
+              <w:right w:val="single" w:color="BFBFBF" w:sz="4"/>
+            </w:tcBorders>
+            <w:shd w:fill="F2F2F2" w:val="clear"/>
+            <w:tcMar>
+              <w:top w:type="dxa" w:w="100"/>
+              <w:left w:type="dxa" w:w="140"/>
+              <w:bottom w:type="dxa" w:w="100"/>
+              <w:right w:type="dxa" w:w="140"/>
+            </w:tcMar>
+          </w:tcPr>
+          <w:p>
+            <w:pPr>
+              <w:spacing w:after="40"/>
+            </w:pPr>
+            <w:r>
+              <w:rPr>
+                <w:rFonts w:ascii="TH Sarabun New" w:cs="TH Sarabun New" w:eastAsia="TH Sarabun New" w:hAnsi="TH Sarabun New"/>
+                <w:b w:val="false"/>
+                <w:bCs w:val="false"/>
+                <w:color w:val="000000"/>
+                <w:sz w:val="22"/>
+                <w:szCs w:val="22"/>
+              </w:rPr>
+              <w:t xml:space="preserve">NZ Hoki, NZ Salmon, NZ Hake</w:t>
+            </w:r>
+          </w:p>
+        </w:tc>
+      </w:tr>
+      <w:tr>
+        <w:tc>
+          <w:tcPr>
+            <w:tcW w:type="dxa" w:w="5148"/>
+            <w:tcBorders>
+              <w:top w:val="single" w:color="BFBFBF" w:sz="4"/>
+              <w:left w:val="single" w:color="BFBFBF" w:sz="4"/>
+              <w:bottom w:val="single" w:color="BFBFBF" w:sz="4"/>
+              <w:right w:val="single" w:color="BFBFBF" w:sz="4"/>
+            </w:tcBorders>
+            <w:tcMar>
+              <w:top w:type="dxa" w:w="100"/>
+              <w:left w:type="dxa" w:w="140"/>
+              <w:bottom w:type="dxa" w:w="100"/>
+              <w:right w:type="dxa" w:w="140"/>
+            </w:tcMar>
+          </w:tcPr>
+          <w:p>
+            <w:pPr>
+              <w:spacing w:after="40"/>
+            </w:pPr>
+            <w:r>
+              <w:rPr>
+                <w:rFonts w:ascii="TH Sarabun New" w:cs="TH Sarabun New" w:eastAsia="TH Sarabun New" w:hAnsi="TH Sarabun New"/>
+                <w:b w:val="false"/>
+                <w:bCs w:val="false"/>
+                <w:color w:val="000000"/>
+                <w:sz w:val="22"/>
+                <w:szCs w:val="22"/>
+              </w:rPr>
+              <w:t xml:space="preserve">Fish-Tuna</w:t>
+            </w:r>
+          </w:p>
+        </w:tc>
+        <w:tc>
+          <w:tcPr>
+            <w:tcW w:type="dxa" w:w="4212"/>
+            <w:tcBorders>
+              <w:top w:val="single" w:color="BFBFBF" w:sz="4"/>
+              <w:left w:val="single" w:color="BFBFBF" w:sz="4"/>
+              <w:bottom w:val="single" w:color="BFBFBF" w:sz="4"/>
+              <w:right w:val="single" w:color="BFBFBF" w:sz="4"/>
+            </w:tcBorders>
+            <w:tcMar>
+              <w:top w:type="dxa" w:w="100"/>
+              <w:left w:type="dxa" w:w="140"/>
+              <w:bottom w:type="dxa" w:w="100"/>
+              <w:right w:type="dxa" w:w="140"/>
+            </w:tcMar>
+          </w:tcPr>
+          <w:p>
+            <w:pPr>
+              <w:spacing w:after="40"/>
+            </w:pPr>
+            <w:r>
+              <w:rPr>
+                <w:rFonts w:ascii="TH Sarabun New" w:cs="TH Sarabun New" w:eastAsia="TH Sarabun New" w:hAnsi="TH Sarabun New"/>
+                <w:b w:val="false"/>
+                <w:bCs w:val="false"/>
+                <w:color w:val="000000"/>
+                <w:sz w:val="22"/>
+                <w:szCs w:val="22"/>
+              </w:rPr>
+              <w:t xml:space="preserve">Yellowfin Tuna Saku, Bluefin Otoro</w:t>
+            </w:r>
+          </w:p>
+        </w:tc>
+      </w:tr>
+      <w:tr>
+        <w:tc>
+          <w:tcPr>
+            <w:tcW w:type="dxa" w:w="5148"/>
+            <w:tcBorders>
+              <w:top w:val="single" w:color="BFBFBF" w:sz="4"/>
+              <w:left w:val="single" w:color="BFBFBF" w:sz="4"/>
+              <w:bottom w:val="single" w:color="BFBFBF" w:sz="4"/>
+              <w:right w:val="single" w:color="BFBFBF" w:sz="4"/>
+            </w:tcBorders>
+            <w:shd w:fill="F2F2F2" w:val="clear"/>
+            <w:tcMar>
+              <w:top w:type="dxa" w:w="100"/>
+              <w:left w:type="dxa" w:w="140"/>
+              <w:bottom w:type="dxa" w:w="100"/>
+              <w:right w:type="dxa" w:w="140"/>
+            </w:tcMar>
+          </w:tcPr>
+          <w:p>
+            <w:pPr>
+              <w:spacing w:after="40"/>
+            </w:pPr>
+            <w:r>
+              <w:rPr>
+                <w:rFonts w:ascii="TH Sarabun New" w:cs="TH Sarabun New" w:eastAsia="TH Sarabun New" w:hAnsi="TH Sarabun New"/>
+                <w:b w:val="false"/>
+                <w:bCs w:val="false"/>
+                <w:color w:val="000000"/>
+                <w:sz w:val="22"/>
+                <w:szCs w:val="22"/>
+              </w:rPr>
+              <w:t xml:space="preserve">Fish-Pangasius Dory</w:t>
+            </w:r>
+          </w:p>
+        </w:tc>
+        <w:tc>
+          <w:tcPr>
+            <w:tcW w:type="dxa" w:w="4212"/>
+            <w:tcBorders>
+              <w:top w:val="single" w:color="BFBFBF" w:sz="4"/>
+              <w:left w:val="single" w:color="BFBFBF" w:sz="4"/>
+              <w:bottom w:val="single" w:color="BFBFBF" w:sz="4"/>
+              <w:right w:val="single" w:color="BFBFBF" w:sz="4"/>
+            </w:tcBorders>
+            <w:shd w:fill="F2F2F2" w:val="clear"/>
+            <w:tcMar>
+              <w:top w:type="dxa" w:w="100"/>
+              <w:left w:type="dxa" w:w="140"/>
+              <w:bottom w:type="dxa" w:w="100"/>
+              <w:right w:type="dxa" w:w="140"/>
+            </w:tcMar>
+          </w:tcPr>
+          <w:p>
+            <w:pPr>
+              <w:spacing w:after="40"/>
+            </w:pPr>
+            <w:r>
+              <w:rPr>
+                <w:rFonts w:ascii="TH Sarabun New" w:cs="TH Sarabun New" w:eastAsia="TH Sarabun New" w:hAnsi="TH Sarabun New"/>
+                <w:b w:val="false"/>
+                <w:bCs w:val="false"/>
+                <w:color w:val="000000"/>
+                <w:sz w:val="22"/>
+                <w:szCs w:val="22"/>
+              </w:rPr>
+              <w:t xml:space="preserve">Vietnam Pangasius Fillet</w:t>
+            </w:r>
+          </w:p>
+        </w:tc>
+      </w:tr>
+      <w:tr>
+        <w:tc>
+          <w:tcPr>
+            <w:tcW w:type="dxa" w:w="5148"/>
+            <w:tcBorders>
+              <w:top w:val="single" w:color="BFBFBF" w:sz="4"/>
+              <w:left w:val="single" w:color="BFBFBF" w:sz="4"/>
+              <w:bottom w:val="single" w:color="BFBFBF" w:sz="4"/>
+              <w:right w:val="single" w:color="BFBFBF" w:sz="4"/>
+            </w:tcBorders>
+            <w:tcMar>
+              <w:top w:type="dxa" w:w="100"/>
+              <w:left w:type="dxa" w:w="140"/>
+              <w:bottom w:type="dxa" w:w="100"/>
+              <w:right w:type="dxa" w:w="140"/>
+            </w:tcMar>
+          </w:tcPr>
+          <w:p>
+            <w:pPr>
+              <w:spacing w:after="40"/>
+            </w:pPr>
+            <w:r>
+              <w:rPr>
+                <w:rFonts w:ascii="TH Sarabun New" w:cs="TH Sarabun New" w:eastAsia="TH Sarabun New" w:hAnsi="TH Sarabun New"/>
+                <w:b w:val="false"/>
+                <w:bCs w:val="false"/>
+                <w:color w:val="000000"/>
+                <w:sz w:val="22"/>
+                <w:szCs w:val="22"/>
+              </w:rPr>
+              <w:t xml:space="preserve">Fish-Other</w:t>
+            </w:r>
+          </w:p>
+        </w:tc>
+        <w:tc>
+          <w:tcPr>
+            <w:tcW w:type="dxa" w:w="4212"/>
+            <w:tcBorders>
+              <w:top w:val="single" w:color="BFBFBF" w:sz="4"/>
+              <w:left w:val="single" w:color="BFBFBF" w:sz="4"/>
+              <w:bottom w:val="single" w:color="BFBFBF" w:sz="4"/>
+              <w:right w:val="single" w:color="BFBFBF" w:sz="4"/>
+            </w:tcBorders>
+            <w:tcMar>
+              <w:top w:type="dxa" w:w="100"/>
+              <w:left w:type="dxa" w:w="140"/>
+              <w:bottom w:type="dxa" w:w="100"/>
+              <w:right w:type="dxa" w:w="140"/>
+            </w:tcMar>
+          </w:tcPr>
+          <w:p>
+            <w:pPr>
+              <w:spacing w:after="40"/>
+            </w:pPr>
+            <w:r>
+              <w:rPr>
+                <w:rFonts w:ascii="TH Sarabun New" w:cs="TH Sarabun New" w:eastAsia="TH Sarabun New" w:hAnsi="TH Sarabun New"/>
+                <w:b w:val="false"/>
+                <w:bCs w:val="false"/>
+                <w:color w:val="000000"/>
+                <w:sz w:val="22"/>
+                <w:szCs w:val="22"/>
+              </w:rPr>
+              <w:t xml:space="preserve">Cod, Snapper, Sea Bass</w:t>
+            </w:r>
+          </w:p>
+        </w:tc>
+      </w:tr>
+      <w:tr>
+        <w:tc>
+          <w:tcPr>
+            <w:tcW w:type="dxa" w:w="5148"/>
+            <w:tcBorders>
+              <w:top w:val="single" w:color="BFBFBF" w:sz="4"/>
+              <w:left w:val="single" w:color="BFBFBF" w:sz="4"/>
+              <w:bottom w:val="single" w:color="BFBFBF" w:sz="4"/>
+              <w:right w:val="single" w:color="BFBFBF" w:sz="4"/>
+            </w:tcBorders>
+            <w:shd w:fill="F2F2F2" w:val="clear"/>
+            <w:tcMar>
+              <w:top w:type="dxa" w:w="100"/>
+              <w:left w:type="dxa" w:w="140"/>
+              <w:bottom w:type="dxa" w:w="100"/>
+              <w:right w:type="dxa" w:w="140"/>
+            </w:tcMar>
+          </w:tcPr>
+          <w:p>
+            <w:pPr>
+              <w:spacing w:after="40"/>
+            </w:pPr>
+            <w:r>
+              <w:rPr>
+                <w:rFonts w:ascii="TH Sarabun New" w:cs="TH Sarabun New" w:eastAsia="TH Sarabun New" w:hAnsi="TH Sarabun New"/>
+                <w:b w:val="false"/>
+                <w:bCs w:val="false"/>
+                <w:color w:val="000000"/>
+                <w:sz w:val="22"/>
+                <w:szCs w:val="22"/>
+              </w:rPr>
+              <w:t xml:space="preserve">Beef</w:t>
+            </w:r>
+          </w:p>
+        </w:tc>
+        <w:tc>
+          <w:tcPr>
+            <w:tcW w:type="dxa" w:w="4212"/>
+            <w:tcBorders>
+              <w:top w:val="single" w:color="BFBFBF" w:sz="4"/>
+              <w:left w:val="single" w:color="BFBFBF" w:sz="4"/>
+              <w:bottom w:val="single" w:color="BFBFBF" w:sz="4"/>
+              <w:right w:val="single" w:color="BFBFBF" w:sz="4"/>
+            </w:tcBorders>
+            <w:shd w:fill="F2F2F2" w:val="clear"/>
+            <w:tcMar>
+              <w:top w:type="dxa" w:w="100"/>
+              <w:left w:type="dxa" w:w="140"/>
+              <w:bottom w:type="dxa" w:w="100"/>
+              <w:right w:type="dxa" w:w="140"/>
+            </w:tcMar>
+          </w:tcPr>
+          <w:p>
+            <w:pPr>
+              <w:spacing w:after="40"/>
+            </w:pPr>
+            <w:r>
+              <w:rPr>
+                <w:rFonts w:ascii="TH Sarabun New" w:cs="TH Sarabun New" w:eastAsia="TH Sarabun New" w:hAnsi="TH Sarabun New"/>
+                <w:b w:val="false"/>
+                <w:bCs w:val="false"/>
+                <w:color w:val="000000"/>
+                <w:sz w:val="22"/>
+                <w:szCs w:val="22"/>
+              </w:rPr>
+              <w:t xml:space="preserve">Aus GF Trimming, Striploin</w:t>
+            </w:r>
+          </w:p>
+        </w:tc>
+      </w:tr>
+      <w:tr>
+        <w:tc>
+          <w:tcPr>
+            <w:tcW w:type="dxa" w:w="5148"/>
+            <w:tcBorders>
+              <w:top w:val="single" w:color="BFBFBF" w:sz="4"/>
+              <w:left w:val="single" w:color="BFBFBF" w:sz="4"/>
+              <w:bottom w:val="single" w:color="BFBFBF" w:sz="4"/>
+              <w:right w:val="single" w:color="BFBFBF" w:sz="4"/>
+            </w:tcBorders>
+            <w:tcMar>
+              <w:top w:type="dxa" w:w="100"/>
+              <w:left w:type="dxa" w:w="140"/>
+              <w:bottom w:type="dxa" w:w="100"/>
+              <w:right w:type="dxa" w:w="140"/>
+            </w:tcMar>
+          </w:tcPr>
+          <w:p>
+            <w:pPr>
+              <w:spacing w:after="40"/>
+            </w:pPr>
+            <w:r>
+              <w:rPr>
+                <w:rFonts w:ascii="TH Sarabun New" w:cs="TH Sarabun New" w:eastAsia="TH Sarabun New" w:hAnsi="TH Sarabun New"/>
+                <w:b w:val="false"/>
+                <w:bCs w:val="false"/>
+                <w:color w:val="000000"/>
+                <w:sz w:val="22"/>
+                <w:szCs w:val="22"/>
+              </w:rPr>
+              <w:t xml:space="preserve">Pork</w:t>
+            </w:r>
+          </w:p>
+        </w:tc>
+        <w:tc>
+          <w:tcPr>
+            <w:tcW w:type="dxa" w:w="4212"/>
+            <w:tcBorders>
+              <w:top w:val="single" w:color="BFBFBF" w:sz="4"/>
+              <w:left w:val="single" w:color="BFBFBF" w:sz="4"/>
+              <w:bottom w:val="single" w:color="BFBFBF" w:sz="4"/>
+              <w:right w:val="single" w:color="BFBFBF" w:sz="4"/>
+            </w:tcBorders>
+            <w:tcMar>
+              <w:top w:type="dxa" w:w="100"/>
+              <w:left w:type="dxa" w:w="140"/>
+              <w:bottom w:type="dxa" w:w="100"/>
+              <w:right w:type="dxa" w:w="140"/>
+            </w:tcMar>
+          </w:tcPr>
+          <w:p>
+            <w:pPr>
+              <w:spacing w:after="40"/>
+            </w:pPr>
+            <w:r>
+              <w:rPr>
+                <w:rFonts w:ascii="TH Sarabun New" w:cs="TH Sarabun New" w:eastAsia="TH Sarabun New" w:hAnsi="TH Sarabun New"/>
+                <w:b w:val="false"/>
+                <w:bCs w:val="false"/>
+                <w:color w:val="000000"/>
+                <w:sz w:val="22"/>
+                <w:szCs w:val="22"/>
+              </w:rPr>
+              <w:t xml:space="preserve">Pork Belly, Pork Loin</w:t>
+            </w:r>
+          </w:p>
+        </w:tc>
+      </w:tr>
+      <w:tr>
+        <w:tc>
+          <w:tcPr>
+            <w:tcW w:type="dxa" w:w="5148"/>
+            <w:tcBorders>
+              <w:top w:val="single" w:color="BFBFBF" w:sz="4"/>
+              <w:left w:val="single" w:color="BFBFBF" w:sz="4"/>
+              <w:bottom w:val="single" w:color="BFBFBF" w:sz="4"/>
+              <w:right w:val="single" w:color="BFBFBF" w:sz="4"/>
+            </w:tcBorders>
+            <w:shd w:fill="F2F2F2" w:val="clear"/>
+            <w:tcMar>
+              <w:top w:type="dxa" w:w="100"/>
+              <w:left w:type="dxa" w:w="140"/>
+              <w:bottom w:type="dxa" w:w="100"/>
+              <w:right w:type="dxa" w:w="140"/>
+            </w:tcMar>
+          </w:tcPr>
+          <w:p>
+            <w:pPr>
+              <w:spacing w:after="40"/>
+            </w:pPr>
+            <w:r>
+              <w:rPr>
+                <w:rFonts w:ascii="TH Sarabun New" w:cs="TH Sarabun New" w:eastAsia="TH Sarabun New" w:hAnsi="TH Sarabun New"/>
+                <w:b w:val="false"/>
+                <w:bCs w:val="false"/>
+                <w:color w:val="000000"/>
+                <w:sz w:val="22"/>
+                <w:szCs w:val="22"/>
+              </w:rPr>
+              <w:t xml:space="preserve">Lamb</w:t>
+            </w:r>
+          </w:p>
+        </w:tc>
+        <w:tc>
+          <w:tcPr>
+            <w:tcW w:type="dxa" w:w="4212"/>
+            <w:tcBorders>
+              <w:top w:val="single" w:color="BFBFBF" w:sz="4"/>
+              <w:left w:val="single" w:color="BFBFBF" w:sz="4"/>
+              <w:bottom w:val="single" w:color="BFBFBF" w:sz="4"/>
+              <w:right w:val="single" w:color="BFBFBF" w:sz="4"/>
+            </w:tcBorders>
+            <w:shd w:fill="F2F2F2" w:val="clear"/>
+            <w:tcMar>
+              <w:top w:type="dxa" w:w="100"/>
+              <w:left w:type="dxa" w:w="140"/>
+              <w:bottom w:type="dxa" w:w="100"/>
+              <w:right w:type="dxa" w:w="140"/>
+            </w:tcMar>
+          </w:tcPr>
+          <w:p>
+            <w:pPr>
+              <w:spacing w:after="40"/>
+            </w:pPr>
+            <w:r>
+              <w:rPr>
+                <w:rFonts w:ascii="TH Sarabun New" w:cs="TH Sarabun New" w:eastAsia="TH Sarabun New" w:hAnsi="TH Sarabun New"/>
+                <w:b w:val="false"/>
+                <w:bCs w:val="false"/>
+                <w:color w:val="000000"/>
+                <w:sz w:val="22"/>
+                <w:szCs w:val="22"/>
+              </w:rPr>
+              <w:t xml:space="preserve">NZ Lamb Rack</w:t>
+            </w:r>
+          </w:p>
+        </w:tc>
+      </w:tr>
+      <w:tr>
+        <w:tc>
+          <w:tcPr>
+            <w:tcW w:type="dxa" w:w="5148"/>
+            <w:tcBorders>
+              <w:top w:val="single" w:color="BFBFBF" w:sz="4"/>
+              <w:left w:val="single" w:color="BFBFBF" w:sz="4"/>
+              <w:bottom w:val="single" w:color="BFBFBF" w:sz="4"/>
+              <w:right w:val="single" w:color="BFBFBF" w:sz="4"/>
+            </w:tcBorders>
+            <w:tcMar>
+              <w:top w:type="dxa" w:w="100"/>
+              <w:left w:type="dxa" w:w="140"/>
+              <w:bottom w:type="dxa" w:w="100"/>
+              <w:right w:type="dxa" w:w="140"/>
+            </w:tcMar>
+          </w:tcPr>
+          <w:p>
+            <w:pPr>
+              <w:spacing w:after="40"/>
+            </w:pPr>
+            <w:r>
+              <w:rPr>
+                <w:rFonts w:ascii="TH Sarabun New" w:cs="TH Sarabun New" w:eastAsia="TH Sarabun New" w:hAnsi="TH Sarabun New"/>
+                <w:b w:val="false"/>
+                <w:bCs w:val="false"/>
+                <w:color w:val="000000"/>
+                <w:sz w:val="22"/>
+                <w:szCs w:val="22"/>
+              </w:rPr>
+              <w:t xml:space="preserve">Poultry-Turkey</w:t>
+            </w:r>
+          </w:p>
+        </w:tc>
+        <w:tc>
+          <w:tcPr>
+            <w:tcW w:type="dxa" w:w="4212"/>
+            <w:tcBorders>
+              <w:top w:val="single" w:color="BFBFBF" w:sz="4"/>
+              <w:left w:val="single" w:color="BFBFBF" w:sz="4"/>
+              <w:bottom w:val="single" w:color="BFBFBF" w:sz="4"/>
+              <w:right w:val="single" w:color="BFBFBF" w:sz="4"/>
+            </w:tcBorders>
+            <w:tcMar>
+              <w:top w:type="dxa" w:w="100"/>
+              <w:left w:type="dxa" w:w="140"/>
+              <w:bottom w:type="dxa" w:w="100"/>
+              <w:right w:type="dxa" w:w="140"/>
+            </w:tcMar>
+          </w:tcPr>
+          <w:p>
+            <w:pPr>
+              <w:spacing w:after="40"/>
+            </w:pPr>
+            <w:r>
+              <w:rPr>
+                <w:rFonts w:ascii="TH Sarabun New" w:cs="TH Sarabun New" w:eastAsia="TH Sarabun New" w:hAnsi="TH Sarabun New"/>
+                <w:b w:val="false"/>
+                <w:bCs w:val="false"/>
+                <w:color w:val="000000"/>
+                <w:sz w:val="22"/>
+                <w:szCs w:val="22"/>
+              </w:rPr>
+              <w:t xml:space="preserve">Whole Turkey, Turkey Breast</w:t>
+            </w:r>
+          </w:p>
+        </w:tc>
+      </w:tr>
+      <w:tr>
+        <w:tc>
+          <w:tcPr>
+            <w:tcW w:type="dxa" w:w="5148"/>
+            <w:tcBorders>
+              <w:top w:val="single" w:color="BFBFBF" w:sz="4"/>
+              <w:left w:val="single" w:color="BFBFBF" w:sz="4"/>
+              <w:bottom w:val="single" w:color="BFBFBF" w:sz="4"/>
+              <w:right w:val="single" w:color="BFBFBF" w:sz="4"/>
+            </w:tcBorders>
+            <w:shd w:fill="F2F2F2" w:val="clear"/>
+            <w:tcMar>
+              <w:top w:type="dxa" w:w="100"/>
+              <w:left w:type="dxa" w:w="140"/>
+              <w:bottom w:type="dxa" w:w="100"/>
+              <w:right w:type="dxa" w:w="140"/>
+            </w:tcMar>
+          </w:tcPr>
+          <w:p>
+            <w:pPr>
+              <w:spacing w:after="40"/>
+            </w:pPr>
+            <w:r>
+              <w:rPr>
+                <w:rFonts w:ascii="TH Sarabun New" w:cs="TH Sarabun New" w:eastAsia="TH Sarabun New" w:hAnsi="TH Sarabun New"/>
+                <w:b w:val="false"/>
+                <w:bCs w:val="false"/>
+                <w:color w:val="000000"/>
+                <w:sz w:val="22"/>
+                <w:szCs w:val="22"/>
+              </w:rPr>
+              <w:t xml:space="preserve">Poultry-Other</w:t>
+            </w:r>
+          </w:p>
+        </w:tc>
+        <w:tc>
+          <w:tcPr>
+            <w:tcW w:type="dxa" w:w="4212"/>
+            <w:tcBorders>
+              <w:top w:val="single" w:color="BFBFBF" w:sz="4"/>
+              <w:left w:val="single" w:color="BFBFBF" w:sz="4"/>
+              <w:bottom w:val="single" w:color="BFBFBF" w:sz="4"/>
+              <w:right w:val="single" w:color="BFBFBF" w:sz="4"/>
+            </w:tcBorders>
+            <w:shd w:fill="F2F2F2" w:val="clear"/>
+            <w:tcMar>
+              <w:top w:type="dxa" w:w="100"/>
+              <w:left w:type="dxa" w:w="140"/>
+              <w:bottom w:type="dxa" w:w="100"/>
+              <w:right w:type="dxa" w:w="140"/>
+            </w:tcMar>
+          </w:tcPr>
+          <w:p>
+            <w:pPr>
+              <w:spacing w:after="40"/>
+            </w:pPr>
+            <w:r>
+              <w:rPr>
+                <w:rFonts w:ascii="TH Sarabun New" w:cs="TH Sarabun New" w:eastAsia="TH Sarabun New" w:hAnsi="TH Sarabun New"/>
+                <w:b w:val="false"/>
+                <w:bCs w:val="false"/>
+                <w:color w:val="000000"/>
+                <w:sz w:val="22"/>
+                <w:szCs w:val="22"/>
+              </w:rPr>
+              <w:t xml:space="preserve">Chicken Breast, Duck Breast</w:t>
+            </w:r>
+          </w:p>
+        </w:tc>
+      </w:tr>
+      <w:tr>
+        <w:tc>
+          <w:tcPr>
+            <w:tcW w:type="dxa" w:w="5148"/>
+            <w:tcBorders>
+              <w:top w:val="single" w:color="BFBFBF" w:sz="4"/>
+              <w:left w:val="single" w:color="BFBFBF" w:sz="4"/>
+              <w:bottom w:val="single" w:color="BFBFBF" w:sz="4"/>
+              <w:right w:val="single" w:color="BFBFBF" w:sz="4"/>
+            </w:tcBorders>
+            <w:tcMar>
+              <w:top w:type="dxa" w:w="100"/>
+              <w:left w:type="dxa" w:w="140"/>
+              <w:bottom w:type="dxa" w:w="100"/>
+              <w:right w:type="dxa" w:w="140"/>
+            </w:tcMar>
+          </w:tcPr>
+          <w:p>
+            <w:pPr>
+              <w:spacing w:after="40"/>
+            </w:pPr>
+            <w:r>
+              <w:rPr>
+                <w:rFonts w:ascii="TH Sarabun New" w:cs="TH Sarabun New" w:eastAsia="TH Sarabun New" w:hAnsi="TH Sarabun New"/>
+                <w:b w:val="false"/>
+                <w:bCs w:val="false"/>
+                <w:color w:val="000000"/>
+                <w:sz w:val="22"/>
+                <w:szCs w:val="22"/>
+              </w:rPr>
+              <w:t xml:space="preserve">Seafood-Mussel</w:t>
+            </w:r>
+          </w:p>
+        </w:tc>
+        <w:tc>
+          <w:tcPr>
+            <w:tcW w:type="dxa" w:w="4212"/>
+            <w:tcBorders>
+              <w:top w:val="single" w:color="BFBFBF" w:sz="4"/>
+              <w:left w:val="single" w:color="BFBFBF" w:sz="4"/>
+              <w:bottom w:val="single" w:color="BFBFBF" w:sz="4"/>
+              <w:right w:val="single" w:color="BFBFBF" w:sz="4"/>
+            </w:tcBorders>
+            <w:tcMar>
+              <w:top w:type="dxa" w:w="100"/>
+              <w:left w:type="dxa" w:w="140"/>
+              <w:bottom w:type="dxa" w:w="100"/>
+              <w:right w:type="dxa" w:w="140"/>
+            </w:tcMar>
+          </w:tcPr>
+          <w:p>
+            <w:pPr>
+              <w:spacing w:after="40"/>
+            </w:pPr>
+            <w:r>
+              <w:rPr>
+                <w:rFonts w:ascii="TH Sarabun New" w:cs="TH Sarabun New" w:eastAsia="TH Sarabun New" w:hAnsi="TH Sarabun New"/>
+                <w:b w:val="false"/>
+                <w:bCs w:val="false"/>
+                <w:color w:val="000000"/>
+                <w:sz w:val="22"/>
+                <w:szCs w:val="22"/>
+              </w:rPr>
+              <w:t xml:space="preserve">NZ Green Half Shell Mussel</w:t>
+            </w:r>
+          </w:p>
+        </w:tc>
+      </w:tr>
+      <w:tr>
+        <w:tc>
+          <w:tcPr>
+            <w:tcW w:type="dxa" w:w="5148"/>
+            <w:tcBorders>
+              <w:top w:val="single" w:color="BFBFBF" w:sz="4"/>
+              <w:left w:val="single" w:color="BFBFBF" w:sz="4"/>
+              <w:bottom w:val="single" w:color="BFBFBF" w:sz="4"/>
+              <w:right w:val="single" w:color="BFBFBF" w:sz="4"/>
+            </w:tcBorders>
+            <w:shd w:fill="F2F2F2" w:val="clear"/>
+            <w:tcMar>
+              <w:top w:type="dxa" w:w="100"/>
+              <w:left w:type="dxa" w:w="140"/>
+              <w:bottom w:type="dxa" w:w="100"/>
+              <w:right w:type="dxa" w:w="140"/>
+            </w:tcMar>
+          </w:tcPr>
+          <w:p>
+            <w:pPr>
+              <w:spacing w:after="40"/>
+            </w:pPr>
+            <w:r>
+              <w:rPr>
+                <w:rFonts w:ascii="TH Sarabun New" w:cs="TH Sarabun New" w:eastAsia="TH Sarabun New" w:hAnsi="TH Sarabun New"/>
+                <w:b w:val="false"/>
+                <w:bCs w:val="false"/>
+                <w:color w:val="000000"/>
+                <w:sz w:val="22"/>
+                <w:szCs w:val="22"/>
+              </w:rPr>
+              <w:t xml:space="preserve">Processed Foods-Crab Stick</w:t>
+            </w:r>
+          </w:p>
+        </w:tc>
+        <w:tc>
+          <w:tcPr>
+            <w:tcW w:type="dxa" w:w="4212"/>
+            <w:tcBorders>
+              <w:top w:val="single" w:color="BFBFBF" w:sz="4"/>
+              <w:left w:val="single" w:color="BFBFBF" w:sz="4"/>
+              <w:bottom w:val="single" w:color="BFBFBF" w:sz="4"/>
+              <w:right w:val="single" w:color="BFBFBF" w:sz="4"/>
+            </w:tcBorders>
+            <w:shd w:fill="F2F2F2" w:val="clear"/>
+            <w:tcMar>
+              <w:top w:type="dxa" w:w="100"/>
+              <w:left w:type="dxa" w:w="140"/>
+              <w:bottom w:type="dxa" w:w="100"/>
+              <w:right w:type="dxa" w:w="140"/>
+            </w:tcMar>
+          </w:tcPr>
+          <w:p>
+            <w:pPr>
+              <w:spacing w:after="40"/>
+            </w:pPr>
+            <w:r>
+              <w:rPr>
+                <w:rFonts w:ascii="TH Sarabun New" w:cs="TH Sarabun New" w:eastAsia="TH Sarabun New" w:hAnsi="TH Sarabun New"/>
+                <w:b w:val="false"/>
+                <w:bCs w:val="false"/>
+                <w:color w:val="000000"/>
+                <w:sz w:val="22"/>
+                <w:szCs w:val="22"/>
+              </w:rPr>
+              <w:t xml:space="preserve">Surimi Crab Stick</w:t>
+            </w:r>
+          </w:p>
+        </w:tc>
+      </w:tr>
+      <w:tr>
+        <w:tc>
+          <w:tcPr>
+            <w:tcW w:type="dxa" w:w="5148"/>
+            <w:tcBorders>
+              <w:top w:val="single" w:color="BFBFBF" w:sz="4"/>
+              <w:left w:val="single" w:color="BFBFBF" w:sz="4"/>
+              <w:bottom w:val="single" w:color="BFBFBF" w:sz="4"/>
+              <w:right w:val="single" w:color="BFBFBF" w:sz="4"/>
+            </w:tcBorders>
+            <w:tcMar>
+              <w:top w:type="dxa" w:w="100"/>
+              <w:left w:type="dxa" w:w="140"/>
+              <w:bottom w:type="dxa" w:w="100"/>
+              <w:right w:type="dxa" w:w="140"/>
+            </w:tcMar>
+          </w:tcPr>
+          <w:p>
+            <w:pPr>
+              <w:spacing w:after="40"/>
+            </w:pPr>
+            <w:r>
+              <w:rPr>
+                <w:rFonts w:ascii="TH Sarabun New" w:cs="TH Sarabun New" w:eastAsia="TH Sarabun New" w:hAnsi="TH Sarabun New"/>
+                <w:b w:val="false"/>
+                <w:bCs w:val="false"/>
+                <w:color w:val="000000"/>
+                <w:sz w:val="22"/>
+                <w:szCs w:val="22"/>
+              </w:rPr>
+              <w:t xml:space="preserve">Processed Foods-Ebiko</w:t>
+            </w:r>
+          </w:p>
+        </w:tc>
+        <w:tc>
+          <w:tcPr>
+            <w:tcW w:type="dxa" w:w="4212"/>
+            <w:tcBorders>
+              <w:top w:val="single" w:color="BFBFBF" w:sz="4"/>
+              <w:left w:val="single" w:color="BFBFBF" w:sz="4"/>
+              <w:bottom w:val="single" w:color="BFBFBF" w:sz="4"/>
+              <w:right w:val="single" w:color="BFBFBF" w:sz="4"/>
+            </w:tcBorders>
+            <w:tcMar>
+              <w:top w:type="dxa" w:w="100"/>
+              <w:left w:type="dxa" w:w="140"/>
+              <w:bottom w:type="dxa" w:w="100"/>
+              <w:right w:type="dxa" w:w="140"/>
+            </w:tcMar>
+          </w:tcPr>
+          <w:p>
+            <w:pPr>
+              <w:spacing w:after="40"/>
+            </w:pPr>
+            <w:r>
+              <w:rPr>
+                <w:rFonts w:ascii="TH Sarabun New" w:cs="TH Sarabun New" w:eastAsia="TH Sarabun New" w:hAnsi="TH Sarabun New"/>
+                <w:b w:val="false"/>
+                <w:bCs w:val="false"/>
+                <w:color w:val="000000"/>
+                <w:sz w:val="22"/>
+                <w:szCs w:val="22"/>
+              </w:rPr>
+              <w:t xml:space="preserve">Ebiko Orange/Red/Green</w:t>
+            </w:r>
+          </w:p>
+        </w:tc>
+      </w:tr>
+      <w:tr>
+        <w:tc>
+          <w:tcPr>
+            <w:tcW w:type="dxa" w:w="5148"/>
+            <w:tcBorders>
+              <w:top w:val="single" w:color="BFBFBF" w:sz="4"/>
+              <w:left w:val="single" w:color="BFBFBF" w:sz="4"/>
+              <w:bottom w:val="single" w:color="BFBFBF" w:sz="4"/>
+              <w:right w:val="single" w:color="BFBFBF" w:sz="4"/>
+            </w:tcBorders>
+            <w:shd w:fill="F2F2F2" w:val="clear"/>
+            <w:tcMar>
+              <w:top w:type="dxa" w:w="100"/>
+              <w:left w:type="dxa" w:w="140"/>
+              <w:bottom w:type="dxa" w:w="100"/>
+              <w:right w:type="dxa" w:w="140"/>
+            </w:tcMar>
+          </w:tcPr>
+          <w:p>
+            <w:pPr>
+              <w:spacing w:after="40"/>
+            </w:pPr>
+            <w:r>
+              <w:rPr>
+                <w:rFonts w:ascii="TH Sarabun New" w:cs="TH Sarabun New" w:eastAsia="TH Sarabun New" w:hAnsi="TH Sarabun New"/>
+                <w:b w:val="false"/>
+                <w:bCs w:val="false"/>
+                <w:color w:val="000000"/>
+                <w:sz w:val="22"/>
+                <w:szCs w:val="22"/>
+              </w:rPr>
+              <w:t xml:space="preserve">Processed Foods-Ikura</w:t>
+            </w:r>
+          </w:p>
+        </w:tc>
+        <w:tc>
+          <w:tcPr>
+            <w:tcW w:type="dxa" w:w="4212"/>
+            <w:tcBorders>
+              <w:top w:val="single" w:color="BFBFBF" w:sz="4"/>
+              <w:left w:val="single" w:color="BFBFBF" w:sz="4"/>
+              <w:bottom w:val="single" w:color="BFBFBF" w:sz="4"/>
+              <w:right w:val="single" w:color="BFBFBF" w:sz="4"/>
+            </w:tcBorders>
+            <w:shd w:fill="F2F2F2" w:val="clear"/>
+            <w:tcMar>
+              <w:top w:type="dxa" w:w="100"/>
+              <w:left w:type="dxa" w:w="140"/>
+              <w:bottom w:type="dxa" w:w="100"/>
+              <w:right w:type="dxa" w:w="140"/>
+            </w:tcMar>
+          </w:tcPr>
+          <w:p>
+            <w:pPr>
+              <w:spacing w:after="40"/>
+            </w:pPr>
+            <w:r>
+              <w:rPr>
+                <w:rFonts w:ascii="TH Sarabun New" w:cs="TH Sarabun New" w:eastAsia="TH Sarabun New" w:hAnsi="TH Sarabun New"/>
+                <w:b w:val="false"/>
+                <w:bCs w:val="false"/>
+                <w:color w:val="000000"/>
+                <w:sz w:val="22"/>
+                <w:szCs w:val="22"/>
+              </w:rPr>
+              <w:t xml:space="preserve">Salmon Roe</w:t>
+            </w:r>
+          </w:p>
+        </w:tc>
+      </w:tr>
+      <w:tr>
+        <w:tc>
+          <w:tcPr>
+            <w:tcW w:type="dxa" w:w="5148"/>
+            <w:tcBorders>
+              <w:top w:val="single" w:color="BFBFBF" w:sz="4"/>
+              <w:left w:val="single" w:color="BFBFBF" w:sz="4"/>
+              <w:bottom w:val="single" w:color="BFBFBF" w:sz="4"/>
+              <w:right w:val="single" w:color="BFBFBF" w:sz="4"/>
+            </w:tcBorders>
+            <w:tcMar>
+              <w:top w:type="dxa" w:w="100"/>
+              <w:left w:type="dxa" w:w="140"/>
+              <w:bottom w:type="dxa" w:w="100"/>
+              <w:right w:type="dxa" w:w="140"/>
+            </w:tcMar>
+          </w:tcPr>
+          <w:p>
+            <w:pPr>
+              <w:spacing w:after="40"/>
+            </w:pPr>
+            <w:r>
+              <w:rPr>
+                <w:rFonts w:ascii="TH Sarabun New" w:cs="TH Sarabun New" w:eastAsia="TH Sarabun New" w:hAnsi="TH Sarabun New"/>
+                <w:b w:val="false"/>
+                <w:bCs w:val="false"/>
+                <w:color w:val="000000"/>
+                <w:sz w:val="22"/>
+                <w:szCs w:val="22"/>
+              </w:rPr>
+              <w:t xml:space="preserve">Processed Foods-Smoked Salmon</w:t>
+            </w:r>
+          </w:p>
+        </w:tc>
+        <w:tc>
+          <w:tcPr>
+            <w:tcW w:type="dxa" w:w="4212"/>
+            <w:tcBorders>
+              <w:top w:val="single" w:color="BFBFBF" w:sz="4"/>
+              <w:left w:val="single" w:color="BFBFBF" w:sz="4"/>
+              <w:bottom w:val="single" w:color="BFBFBF" w:sz="4"/>
+              <w:right w:val="single" w:color="BFBFBF" w:sz="4"/>
+            </w:tcBorders>
+            <w:tcMar>
+              <w:top w:type="dxa" w:w="100"/>
+              <w:left w:type="dxa" w:w="140"/>
+              <w:bottom w:type="dxa" w:w="100"/>
+              <w:right w:type="dxa" w:w="140"/>
+            </w:tcMar>
+          </w:tcPr>
+          <w:p>
+            <w:pPr>
+              <w:spacing w:after="40"/>
+            </w:pPr>
+            <w:r>
+              <w:rPr>
+                <w:rFonts w:ascii="TH Sarabun New" w:cs="TH Sarabun New" w:eastAsia="TH Sarabun New" w:hAnsi="TH Sarabun New"/>
+                <w:b w:val="false"/>
+                <w:bCs w:val="false"/>
+                <w:color w:val="000000"/>
+                <w:sz w:val="22"/>
+                <w:szCs w:val="22"/>
+              </w:rPr>
+              <w:t xml:space="preserve">Smoked Salmon Sliced</w:t>
+            </w:r>
+          </w:p>
+        </w:tc>
+      </w:tr>
+      <w:tr>
+        <w:tc>
+          <w:tcPr>
+            <w:tcW w:type="dxa" w:w="5148"/>
+            <w:tcBorders>
+              <w:top w:val="single" w:color="BFBFBF" w:sz="4"/>
+              <w:left w:val="single" w:color="BFBFBF" w:sz="4"/>
+              <w:bottom w:val="single" w:color="BFBFBF" w:sz="4"/>
+              <w:right w:val="single" w:color="BFBFBF" w:sz="4"/>
+            </w:tcBorders>
+            <w:shd w:fill="F2F2F2" w:val="clear"/>
+            <w:tcMar>
+              <w:top w:type="dxa" w:w="100"/>
+              <w:left w:type="dxa" w:w="140"/>
+              <w:bottom w:type="dxa" w:w="100"/>
+              <w:right w:type="dxa" w:w="140"/>
+            </w:tcMar>
+          </w:tcPr>
+          <w:p>
+            <w:pPr>
+              <w:spacing w:after="40"/>
+            </w:pPr>
+            <w:r>
+              <w:rPr>
+                <w:rFonts w:ascii="TH Sarabun New" w:cs="TH Sarabun New" w:eastAsia="TH Sarabun New" w:hAnsi="TH Sarabun New"/>
+                <w:b w:val="false"/>
+                <w:bCs w:val="false"/>
+                <w:color w:val="000000"/>
+                <w:sz w:val="22"/>
+                <w:szCs w:val="22"/>
+              </w:rPr>
+              <w:t xml:space="preserve">Processed Foods-Other</w:t>
+            </w:r>
+          </w:p>
+        </w:tc>
+        <w:tc>
+          <w:tcPr>
+            <w:tcW w:type="dxa" w:w="4212"/>
+            <w:tcBorders>
+              <w:top w:val="single" w:color="BFBFBF" w:sz="4"/>
+              <w:left w:val="single" w:color="BFBFBF" w:sz="4"/>
+              <w:bottom w:val="single" w:color="BFBFBF" w:sz="4"/>
+              <w:right w:val="single" w:color="BFBFBF" w:sz="4"/>
+            </w:tcBorders>
+            <w:shd w:fill="F2F2F2" w:val="clear"/>
+            <w:tcMar>
+              <w:top w:type="dxa" w:w="100"/>
+              <w:left w:type="dxa" w:w="140"/>
+              <w:bottom w:type="dxa" w:w="100"/>
+              <w:right w:type="dxa" w:w="140"/>
+            </w:tcMar>
+          </w:tcPr>
+          <w:p>
+            <w:pPr>
+              <w:spacing w:after="40"/>
+            </w:pPr>
+            <w:r>
+              <w:rPr>
+                <w:rFonts w:ascii="TH Sarabun New" w:cs="TH Sarabun New" w:eastAsia="TH Sarabun New" w:hAnsi="TH Sarabun New"/>
+                <w:b w:val="false"/>
+                <w:bCs w:val="false"/>
+                <w:color w:val="000000"/>
+                <w:sz w:val="22"/>
+                <w:szCs w:val="22"/>
+              </w:rPr>
+              <w:t xml:space="preserve">Sausage, Bacon</w:t>
+            </w:r>
+          </w:p>
+        </w:tc>
+      </w:tr>
+      <w:tr>
+        <w:tc>
+          <w:tcPr>
+            <w:tcW w:type="dxa" w:w="5148"/>
+            <w:tcBorders>
+              <w:top w:val="single" w:color="BFBFBF" w:sz="4"/>
+              <w:left w:val="single" w:color="BFBFBF" w:sz="4"/>
+              <w:bottom w:val="single" w:color="BFBFBF" w:sz="4"/>
+              <w:right w:val="single" w:color="BFBFBF" w:sz="4"/>
+            </w:tcBorders>
+            <w:tcMar>
+              <w:top w:type="dxa" w:w="100"/>
+              <w:left w:type="dxa" w:w="140"/>
+              <w:bottom w:type="dxa" w:w="100"/>
+              <w:right w:type="dxa" w:w="140"/>
+            </w:tcMar>
+          </w:tcPr>
+          <w:p>
+            <w:pPr>
+              <w:spacing w:after="40"/>
+            </w:pPr>
+            <w:r>
+              <w:rPr>
+                <w:rFonts w:ascii="TH Sarabun New" w:cs="TH Sarabun New" w:eastAsia="TH Sarabun New" w:hAnsi="TH Sarabun New"/>
+                <w:b w:val="false"/>
+                <w:bCs w:val="false"/>
+                <w:color w:val="000000"/>
+                <w:sz w:val="22"/>
+                <w:szCs w:val="22"/>
+              </w:rPr>
+              <w:t xml:space="preserve">Frozen Cake</w:t>
+            </w:r>
+          </w:p>
+        </w:tc>
+        <w:tc>
+          <w:tcPr>
+            <w:tcW w:type="dxa" w:w="4212"/>
+            <w:tcBorders>
+              <w:top w:val="single" w:color="BFBFBF" w:sz="4"/>
+              <w:left w:val="single" w:color="BFBFBF" w:sz="4"/>
+              <w:bottom w:val="single" w:color="BFBFBF" w:sz="4"/>
+              <w:right w:val="single" w:color="BFBFBF" w:sz="4"/>
+            </w:tcBorders>
+            <w:tcMar>
+              <w:top w:type="dxa" w:w="100"/>
+              <w:left w:type="dxa" w:w="140"/>
+              <w:bottom w:type="dxa" w:w="100"/>
+              <w:right w:type="dxa" w:w="140"/>
+            </w:tcMar>
+          </w:tcPr>
+          <w:p>
+            <w:pPr>
+              <w:spacing w:after="40"/>
+            </w:pPr>
+            <w:r>
+              <w:rPr>
+                <w:rFonts w:ascii="TH Sarabun New" w:cs="TH Sarabun New" w:eastAsia="TH Sarabun New" w:hAnsi="TH Sarabun New"/>
+                <w:b w:val="false"/>
+                <w:bCs w:val="false"/>
+                <w:color w:val="000000"/>
+                <w:sz w:val="22"/>
+                <w:szCs w:val="22"/>
+              </w:rPr>
+              <w:t xml:space="preserve">Frozen Cheesecake, Brownies</w:t>
+            </w:r>
+          </w:p>
+        </w:tc>
+      </w:tr>
+      <w:tr>
+        <w:tc>
+          <w:tcPr>
+            <w:tcW w:type="dxa" w:w="5148"/>
+            <w:tcBorders>
+              <w:top w:val="single" w:color="BFBFBF" w:sz="4"/>
+              <w:left w:val="single" w:color="BFBFBF" w:sz="4"/>
+              <w:bottom w:val="single" w:color="BFBFBF" w:sz="4"/>
+              <w:right w:val="single" w:color="BFBFBF" w:sz="4"/>
+            </w:tcBorders>
+            <w:shd w:fill="F2F2F2" w:val="clear"/>
+            <w:tcMar>
+              <w:top w:type="dxa" w:w="100"/>
+              <w:left w:type="dxa" w:w="140"/>
+              <w:bottom w:type="dxa" w:w="100"/>
+              <w:right w:type="dxa" w:w="140"/>
+            </w:tcMar>
+          </w:tcPr>
+          <w:p>
+            <w:pPr>
+              <w:spacing w:after="40"/>
+            </w:pPr>
+            <w:r>
+              <w:rPr>
+                <w:rFonts w:ascii="TH Sarabun New" w:cs="TH Sarabun New" w:eastAsia="TH Sarabun New" w:hAnsi="TH Sarabun New"/>
+                <w:b w:val="false"/>
+                <w:bCs w:val="false"/>
+                <w:color w:val="000000"/>
+                <w:sz w:val="22"/>
+                <w:szCs w:val="22"/>
+              </w:rPr>
+              <w:t xml:space="preserve">Crossiant</w:t>
+            </w:r>
+          </w:p>
+        </w:tc>
+        <w:tc>
+          <w:tcPr>
+            <w:tcW w:type="dxa" w:w="4212"/>
+            <w:tcBorders>
+              <w:top w:val="single" w:color="BFBFBF" w:sz="4"/>
+              <w:left w:val="single" w:color="BFBFBF" w:sz="4"/>
+              <w:bottom w:val="single" w:color="BFBFBF" w:sz="4"/>
+              <w:right w:val="single" w:color="BFBFBF" w:sz="4"/>
+            </w:tcBorders>
+            <w:shd w:fill="F2F2F2" w:val="clear"/>
+            <w:tcMar>
+              <w:top w:type="dxa" w:w="100"/>
+              <w:left w:type="dxa" w:w="140"/>
+              <w:bottom w:type="dxa" w:w="100"/>
+              <w:right w:type="dxa" w:w="140"/>
+            </w:tcMar>
+          </w:tcPr>
+          <w:p>
+            <w:pPr>
+              <w:spacing w:after="40"/>
+            </w:pPr>
+            <w:r>
+              <w:rPr>
+                <w:rFonts w:ascii="TH Sarabun New" w:cs="TH Sarabun New" w:eastAsia="TH Sarabun New" w:hAnsi="TH Sarabun New"/>
+                <w:b w:val="false"/>
+                <w:bCs w:val="false"/>
+                <w:color w:val="000000"/>
+                <w:sz w:val="22"/>
+                <w:szCs w:val="22"/>
+              </w:rPr>
+              <w:t xml:space="preserve">Butter Croissant, Pain au Chocolat</w:t>
+            </w:r>
+          </w:p>
+        </w:tc>
+      </w:tr>
+      <w:tr>
+        <w:tc>
+          <w:tcPr>
+            <w:tcW w:type="dxa" w:w="5148"/>
+            <w:tcBorders>
+              <w:top w:val="single" w:color="BFBFBF" w:sz="4"/>
+              <w:left w:val="single" w:color="BFBFBF" w:sz="4"/>
+              <w:bottom w:val="single" w:color="BFBFBF" w:sz="4"/>
+              <w:right w:val="single" w:color="BFBFBF" w:sz="4"/>
+            </w:tcBorders>
+            <w:tcMar>
+              <w:top w:type="dxa" w:w="100"/>
+              <w:left w:type="dxa" w:w="140"/>
+              <w:bottom w:type="dxa" w:w="100"/>
+              <w:right w:type="dxa" w:w="140"/>
+            </w:tcMar>
+          </w:tcPr>
+          <w:p>
+            <w:pPr>
+              <w:spacing w:after="40"/>
+            </w:pPr>
+            <w:r>
+              <w:rPr>
+                <w:rFonts w:ascii="TH Sarabun New" w:cs="TH Sarabun New" w:eastAsia="TH Sarabun New" w:hAnsi="TH Sarabun New"/>
+                <w:b w:val="false"/>
+                <w:bCs w:val="false"/>
+                <w:color w:val="000000"/>
+                <w:sz w:val="22"/>
+                <w:szCs w:val="22"/>
+              </w:rPr>
+              <w:t xml:space="preserve">Ready to Cook</w:t>
+            </w:r>
+          </w:p>
+        </w:tc>
+        <w:tc>
+          <w:tcPr>
+            <w:tcW w:type="dxa" w:w="4212"/>
+            <w:tcBorders>
+              <w:top w:val="single" w:color="BFBFBF" w:sz="4"/>
+              <w:left w:val="single" w:color="BFBFBF" w:sz="4"/>
+              <w:bottom w:val="single" w:color="BFBFBF" w:sz="4"/>
+              <w:right w:val="single" w:color="BFBFBF" w:sz="4"/>
+            </w:tcBorders>
+            <w:tcMar>
+              <w:top w:type="dxa" w:w="100"/>
+              <w:left w:type="dxa" w:w="140"/>
+              <w:bottom w:type="dxa" w:w="100"/>
+              <w:right w:type="dxa" w:w="140"/>
+            </w:tcMar>
+          </w:tcPr>
+          <w:p>
+            <w:pPr>
+              <w:spacing w:after="40"/>
+            </w:pPr>
+            <w:r>
+              <w:rPr>
+                <w:rFonts w:ascii="TH Sarabun New" w:cs="TH Sarabun New" w:eastAsia="TH Sarabun New" w:hAnsi="TH Sarabun New"/>
+                <w:b w:val="false"/>
+                <w:bCs w:val="false"/>
+                <w:color w:val="000000"/>
+                <w:sz w:val="22"/>
+                <w:szCs w:val="22"/>
+              </w:rPr>
+              <w:t xml:space="preserve">Sous-vide Steaks, Pre-marinated Meat</w:t>
+            </w:r>
+          </w:p>
+        </w:tc>
+      </w:tr>
+      <w:tr>
+        <w:tc>
+          <w:tcPr>
+            <w:tcW w:type="dxa" w:w="5148"/>
+            <w:tcBorders>
+              <w:top w:val="single" w:color="BFBFBF" w:sz="4"/>
+              <w:left w:val="single" w:color="BFBFBF" w:sz="4"/>
+              <w:bottom w:val="single" w:color="BFBFBF" w:sz="4"/>
+              <w:right w:val="single" w:color="BFBFBF" w:sz="4"/>
+            </w:tcBorders>
+            <w:shd w:fill="F2F2F2" w:val="clear"/>
+            <w:tcMar>
+              <w:top w:type="dxa" w:w="100"/>
+              <w:left w:type="dxa" w:w="140"/>
+              <w:bottom w:type="dxa" w:w="100"/>
+              <w:right w:type="dxa" w:w="140"/>
+            </w:tcMar>
+          </w:tcPr>
+          <w:p>
+            <w:pPr>
+              <w:spacing w:after="40"/>
+            </w:pPr>
+            <w:r>
+              <w:rPr>
+                <w:rFonts w:ascii="TH Sarabun New" w:cs="TH Sarabun New" w:eastAsia="TH Sarabun New" w:hAnsi="TH Sarabun New"/>
+                <w:b w:val="false"/>
+                <w:bCs w:val="false"/>
+                <w:color w:val="000000"/>
+                <w:sz w:val="22"/>
+                <w:szCs w:val="22"/>
+              </w:rPr>
+              <w:t xml:space="preserve">French Fries</w:t>
+            </w:r>
+          </w:p>
+        </w:tc>
+        <w:tc>
+          <w:tcPr>
+            <w:tcW w:type="dxa" w:w="4212"/>
+            <w:tcBorders>
+              <w:top w:val="single" w:color="BFBFBF" w:sz="4"/>
+              <w:left w:val="single" w:color="BFBFBF" w:sz="4"/>
+              <w:bottom w:val="single" w:color="BFBFBF" w:sz="4"/>
+              <w:right w:val="single" w:color="BFBFBF" w:sz="4"/>
+            </w:tcBorders>
+            <w:shd w:fill="F2F2F2" w:val="clear"/>
+            <w:tcMar>
+              <w:top w:type="dxa" w:w="100"/>
+              <w:left w:type="dxa" w:w="140"/>
+              <w:bottom w:type="dxa" w:w="100"/>
+              <w:right w:type="dxa" w:w="140"/>
+            </w:tcMar>
+          </w:tcPr>
+          <w:p>
+            <w:pPr>
+              <w:spacing w:after="40"/>
+            </w:pPr>
+            <w:r>
+              <w:rPr>
+                <w:rFonts w:ascii="TH Sarabun New" w:cs="TH Sarabun New" w:eastAsia="TH Sarabun New" w:hAnsi="TH Sarabun New"/>
+                <w:b w:val="false"/>
+                <w:bCs w:val="false"/>
+                <w:color w:val="000000"/>
+                <w:sz w:val="22"/>
+                <w:szCs w:val="22"/>
+              </w:rPr>
+              <w:t xml:space="preserve">Frozen Fries</w:t>
+            </w:r>
+          </w:p>
+        </w:tc>
+      </w:tr>
+      <w:tr>
+        <w:tc>
+          <w:tcPr>
+            <w:tcW w:type="dxa" w:w="5148"/>
+            <w:tcBorders>
+              <w:top w:val="single" w:color="BFBFBF" w:sz="4"/>
+              <w:left w:val="single" w:color="BFBFBF" w:sz="4"/>
+              <w:bottom w:val="single" w:color="BFBFBF" w:sz="4"/>
+              <w:right w:val="single" w:color="BFBFBF" w:sz="4"/>
+            </w:tcBorders>
+            <w:tcMar>
+              <w:top w:type="dxa" w:w="100"/>
+              <w:left w:type="dxa" w:w="140"/>
+              <w:bottom w:type="dxa" w:w="100"/>
+              <w:right w:type="dxa" w:w="140"/>
+            </w:tcMar>
+          </w:tcPr>
+          <w:p>
+            <w:pPr>
+              <w:spacing w:after="40"/>
+            </w:pPr>
+            <w:r>
+              <w:rPr>
+                <w:rFonts w:ascii="TH Sarabun New" w:cs="TH Sarabun New" w:eastAsia="TH Sarabun New" w:hAnsi="TH Sarabun New"/>
+                <w:b w:val="false"/>
+                <w:bCs w:val="false"/>
+                <w:color w:val="000000"/>
+                <w:sz w:val="22"/>
+                <w:szCs w:val="22"/>
+              </w:rPr>
+              <w:t xml:space="preserve">Daily Goods</w:t>
+            </w:r>
+          </w:p>
+        </w:tc>
+        <w:tc>
+          <w:tcPr>
+            <w:tcW w:type="dxa" w:w="4212"/>
+            <w:tcBorders>
+              <w:top w:val="single" w:color="BFBFBF" w:sz="4"/>
+              <w:left w:val="single" w:color="BFBFBF" w:sz="4"/>
+              <w:bottom w:val="single" w:color="BFBFBF" w:sz="4"/>
+              <w:right w:val="single" w:color="BFBFBF" w:sz="4"/>
+            </w:tcBorders>
+            <w:tcMar>
+              <w:top w:type="dxa" w:w="100"/>
+              <w:left w:type="dxa" w:w="140"/>
+              <w:bottom w:type="dxa" w:w="100"/>
+              <w:right w:type="dxa" w:w="140"/>
+            </w:tcMar>
+          </w:tcPr>
+          <w:p>
+            <w:pPr>
+              <w:spacing w:after="40"/>
+            </w:pPr>
+            <w:r>
+              <w:rPr>
+                <w:rFonts w:ascii="TH Sarabun New" w:cs="TH Sarabun New" w:eastAsia="TH Sarabun New" w:hAnsi="TH Sarabun New"/>
+                <w:b w:val="false"/>
+                <w:bCs w:val="false"/>
+                <w:color w:val="000000"/>
+                <w:sz w:val="22"/>
+                <w:szCs w:val="22"/>
+              </w:rPr>
+              <w:t xml:space="preserve">Cooking Oil, Sauces</w:t>
+            </w:r>
+          </w:p>
+        </w:tc>
+      </w:tr>
+      <w:tr>
+        <w:tc>
+          <w:tcPr>
+            <w:tcW w:type="dxa" w:w="5148"/>
+            <w:tcBorders>
+              <w:top w:val="single" w:color="BFBFBF" w:sz="4"/>
+              <w:left w:val="single" w:color="BFBFBF" w:sz="4"/>
+              <w:bottom w:val="single" w:color="BFBFBF" w:sz="4"/>
+              <w:right w:val="single" w:color="BFBFBF" w:sz="4"/>
+            </w:tcBorders>
+            <w:shd w:fill="F2F2F2" w:val="clear"/>
+            <w:tcMar>
+              <w:top w:type="dxa" w:w="100"/>
+              <w:left w:type="dxa" w:w="140"/>
+              <w:bottom w:type="dxa" w:w="100"/>
+              <w:right w:type="dxa" w:w="140"/>
+            </w:tcMar>
+          </w:tcPr>
+          <w:p>
+            <w:pPr>
+              <w:spacing w:after="40"/>
+            </w:pPr>
+            <w:r>
+              <w:rPr>
+                <w:rFonts w:ascii="TH Sarabun New" w:cs="TH Sarabun New" w:eastAsia="TH Sarabun New" w:hAnsi="TH Sarabun New"/>
+                <w:b w:val="false"/>
+                <w:bCs w:val="false"/>
+                <w:color w:val="000000"/>
+                <w:sz w:val="22"/>
+                <w:szCs w:val="22"/>
+              </w:rPr>
+              <w:t xml:space="preserve">Production FG</w:t>
+            </w:r>
+          </w:p>
+        </w:tc>
+        <w:tc>
+          <w:tcPr>
+            <w:tcW w:type="dxa" w:w="4212"/>
+            <w:tcBorders>
+              <w:top w:val="single" w:color="BFBFBF" w:sz="4"/>
+              <w:left w:val="single" w:color="BFBFBF" w:sz="4"/>
+              <w:bottom w:val="single" w:color="BFBFBF" w:sz="4"/>
+              <w:right w:val="single" w:color="BFBFBF" w:sz="4"/>
+            </w:tcBorders>
+            <w:shd w:fill="F2F2F2" w:val="clear"/>
+            <w:tcMar>
+              <w:top w:type="dxa" w:w="100"/>
+              <w:left w:type="dxa" w:w="140"/>
+              <w:bottom w:type="dxa" w:w="100"/>
+              <w:right w:type="dxa" w:w="140"/>
+            </w:tcMar>
+          </w:tcPr>
+          <w:p>
+            <w:pPr>
+              <w:spacing w:after="40"/>
+            </w:pPr>
+            <w:r>
+              <w:rPr>
+                <w:rFonts w:ascii="TH Sarabun New" w:cs="TH Sarabun New" w:eastAsia="TH Sarabun New" w:hAnsi="TH Sarabun New"/>
+                <w:b w:val="false"/>
+                <w:bCs w:val="false"/>
+                <w:color w:val="000000"/>
+                <w:sz w:val="22"/>
+                <w:szCs w:val="22"/>
+              </w:rPr>
+              <w:t xml:space="preserve">In-house produced FG</w:t>
+            </w:r>
+          </w:p>
+        </w:tc>
+      </w:tr>
+      <w:tr>
+        <w:tc>
+          <w:tcPr>
+            <w:tcW w:type="dxa" w:w="5148"/>
+            <w:tcBorders>
+              <w:top w:val="single" w:color="BFBFBF" w:sz="4"/>
+              <w:left w:val="single" w:color="BFBFBF" w:sz="4"/>
+              <w:bottom w:val="single" w:color="BFBFBF" w:sz="4"/>
+              <w:right w:val="single" w:color="BFBFBF" w:sz="4"/>
+            </w:tcBorders>
+            <w:tcMar>
+              <w:top w:type="dxa" w:w="100"/>
+              <w:left w:type="dxa" w:w="140"/>
+              <w:bottom w:type="dxa" w:w="100"/>
+              <w:right w:type="dxa" w:w="140"/>
+            </w:tcMar>
+          </w:tcPr>
+          <w:p>
+            <w:pPr>
+              <w:spacing w:after="40"/>
+            </w:pPr>
+            <w:r>
+              <w:rPr>
+                <w:rFonts w:ascii="TH Sarabun New" w:cs="TH Sarabun New" w:eastAsia="TH Sarabun New" w:hAnsi="TH Sarabun New"/>
+                <w:b w:val="false"/>
+                <w:bCs w:val="false"/>
+                <w:color w:val="000000"/>
+                <w:sz w:val="22"/>
+                <w:szCs w:val="22"/>
+              </w:rPr>
+              <w:t xml:space="preserve">By Product</w:t>
+            </w:r>
+          </w:p>
+        </w:tc>
+        <w:tc>
+          <w:tcPr>
+            <w:tcW w:type="dxa" w:w="4212"/>
+            <w:tcBorders>
+              <w:top w:val="single" w:color="BFBFBF" w:sz="4"/>
+              <w:left w:val="single" w:color="BFBFBF" w:sz="4"/>
+              <w:bottom w:val="single" w:color="BFBFBF" w:sz="4"/>
+              <w:right w:val="single" w:color="BFBFBF" w:sz="4"/>
+            </w:tcBorders>
+            <w:tcMar>
+              <w:top w:type="dxa" w:w="100"/>
+              <w:left w:type="dxa" w:w="140"/>
+              <w:bottom w:type="dxa" w:w="100"/>
+              <w:right w:type="dxa" w:w="140"/>
+            </w:tcMar>
+          </w:tcPr>
+          <w:p>
+            <w:pPr>
+              <w:spacing w:after="40"/>
+            </w:pPr>
+            <w:r>
+              <w:rPr>
+                <w:rFonts w:ascii="TH Sarabun New" w:cs="TH Sarabun New" w:eastAsia="TH Sarabun New" w:hAnsi="TH Sarabun New"/>
+                <w:b w:val="false"/>
+                <w:bCs w:val="false"/>
+                <w:color w:val="000000"/>
+                <w:sz w:val="22"/>
+                <w:szCs w:val="22"/>
+              </w:rPr>
+              <w:t xml:space="preserve">Trimmings, Bones</w:t>
+            </w:r>
+          </w:p>
+        </w:tc>
+      </w:tr>
+      <w:tr>
+        <w:tc>
+          <w:tcPr>
+            <w:tcW w:type="dxa" w:w="5148"/>
+            <w:tcBorders>
+              <w:top w:val="single" w:color="BFBFBF" w:sz="4"/>
+              <w:left w:val="single" w:color="BFBFBF" w:sz="4"/>
+              <w:bottom w:val="single" w:color="BFBFBF" w:sz="4"/>
+              <w:right w:val="single" w:color="BFBFBF" w:sz="4"/>
+            </w:tcBorders>
+            <w:shd w:fill="F2F2F2" w:val="clear"/>
+            <w:tcMar>
+              <w:top w:type="dxa" w:w="100"/>
+              <w:left w:type="dxa" w:w="140"/>
+              <w:bottom w:type="dxa" w:w="100"/>
+              <w:right w:type="dxa" w:w="140"/>
+            </w:tcMar>
+          </w:tcPr>
+          <w:p>
+            <w:pPr>
+              <w:spacing w:after="40"/>
+            </w:pPr>
+            <w:r>
+              <w:rPr>
+                <w:rFonts w:ascii="TH Sarabun New" w:cs="TH Sarabun New" w:eastAsia="TH Sarabun New" w:hAnsi="TH Sarabun New"/>
+                <w:b w:val="false"/>
+                <w:bCs w:val="false"/>
+                <w:color w:val="000000"/>
+                <w:sz w:val="22"/>
+                <w:szCs w:val="22"/>
+              </w:rPr>
+              <w:t xml:space="preserve">Other-Ingredient</w:t>
+            </w:r>
+          </w:p>
+        </w:tc>
+        <w:tc>
+          <w:tcPr>
+            <w:tcW w:type="dxa" w:w="4212"/>
+            <w:tcBorders>
+              <w:top w:val="single" w:color="BFBFBF" w:sz="4"/>
+              <w:left w:val="single" w:color="BFBFBF" w:sz="4"/>
+              <w:bottom w:val="single" w:color="BFBFBF" w:sz="4"/>
+              <w:right w:val="single" w:color="BFBFBF" w:sz="4"/>
+            </w:tcBorders>
+            <w:shd w:fill="F2F2F2" w:val="clear"/>
+            <w:tcMar>
+              <w:top w:type="dxa" w:w="100"/>
+              <w:left w:type="dxa" w:w="140"/>
+              <w:bottom w:type="dxa" w:w="100"/>
+              <w:right w:type="dxa" w:w="140"/>
+            </w:tcMar>
+          </w:tcPr>
+          <w:p>
+            <w:pPr>
+              <w:spacing w:after="40"/>
+            </w:pPr>
+            <w:r>
+              <w:rPr>
+                <w:rFonts w:ascii="TH Sarabun New" w:cs="TH Sarabun New" w:eastAsia="TH Sarabun New" w:hAnsi="TH Sarabun New"/>
+                <w:b w:val="false"/>
+                <w:bCs w:val="false"/>
+                <w:color w:val="000000"/>
+                <w:sz w:val="22"/>
+                <w:szCs w:val="22"/>
+              </w:rPr>
+              <w:t xml:space="preserve">Salt, Spices</w:t>
+            </w:r>
+          </w:p>
+        </w:tc>
+      </w:tr>
+      <w:tr>
+        <w:tc>
+          <w:tcPr>
+            <w:tcW w:type="dxa" w:w="5148"/>
+            <w:tcBorders>
+              <w:top w:val="single" w:color="BFBFBF" w:sz="4"/>
+              <w:left w:val="single" w:color="BFBFBF" w:sz="4"/>
+              <w:bottom w:val="single" w:color="BFBFBF" w:sz="4"/>
+              <w:right w:val="single" w:color="BFBFBF" w:sz="4"/>
+            </w:tcBorders>
+            <w:tcMar>
+              <w:top w:type="dxa" w:w="100"/>
+              <w:left w:type="dxa" w:w="140"/>
+              <w:bottom w:type="dxa" w:w="100"/>
+              <w:right w:type="dxa" w:w="140"/>
+            </w:tcMar>
+          </w:tcPr>
+          <w:p>
+            <w:pPr>
+              <w:spacing w:after="40"/>
+            </w:pPr>
+            <w:r>
+              <w:rPr>
+                <w:rFonts w:ascii="TH Sarabun New" w:cs="TH Sarabun New" w:eastAsia="TH Sarabun New" w:hAnsi="TH Sarabun New"/>
+                <w:b w:val="false"/>
+                <w:bCs w:val="false"/>
+                <w:color w:val="000000"/>
+                <w:sz w:val="22"/>
+                <w:szCs w:val="22"/>
+              </w:rPr>
+              <w:t xml:space="preserve">Other</w:t>
+            </w:r>
+          </w:p>
+        </w:tc>
+        <w:tc>
+          <w:tcPr>
+            <w:tcW w:type="dxa" w:w="4212"/>
+            <w:tcBorders>
+              <w:top w:val="single" w:color="BFBFBF" w:sz="4"/>
+              <w:left w:val="single" w:color="BFBFBF" w:sz="4"/>
+              <w:bottom w:val="single" w:color="BFBFBF" w:sz="4"/>
+              <w:right w:val="single" w:color="BFBFBF" w:sz="4"/>
+            </w:tcBorders>
+            <w:tcMar>
+              <w:top w:type="dxa" w:w="100"/>
+              <w:left w:type="dxa" w:w="140"/>
+              <w:bottom w:type="dxa" w:w="100"/>
+              <w:right w:type="dxa" w:w="140"/>
+            </w:tcMar>
+          </w:tcPr>
+          <w:p>
+            <w:pPr>
+              <w:spacing w:after="40"/>
+            </w:pPr>
+            <w:r>
+              <w:rPr>
+                <w:rFonts w:ascii="TH Sarabun New" w:cs="TH Sarabun New" w:eastAsia="TH Sarabun New" w:hAnsi="TH Sarabun New"/>
+                <w:b w:val="false"/>
+                <w:bCs w:val="false"/>
+                <w:color w:val="000000"/>
+                <w:sz w:val="22"/>
+                <w:szCs w:val="22"/>
+              </w:rPr>
+              <w:t xml:space="preserve">Packaging, Misc</w:t>
+            </w:r>
+          </w:p>
+        </w:tc>
+      </w:tr>
+    </w:tbl>
+    <w:p>
+      <w:pPr>
+        <w:spacing w:after="100"/>
+      </w:pPr>
+      <w:r>
+        <w:rPr>
+          <w:rFonts w:ascii="TH Sarabun New" w:cs="TH Sarabun New" w:eastAsia="TH Sarabun New" w:hAnsi="TH Sarabun New"/>
+        </w:rPr>
+        <w:t xml:space="preserve"/>
+      </w:r>
+    </w:p>
+    <w:p>
+      <w:pPr>
+        <w:pStyle w:val="Heading2"/>
+        <w:spacing w:after="160" w:before="280"/>
+      </w:pPr>
+      <w:r>
+        <w:rPr>
+          <w:rFonts w:ascii="TH Sarabun New" w:cs="TH Sarabun New" w:eastAsia="TH Sarabun New" w:hAnsi="TH Sarabun New"/>
+          <w:b/>
+          <w:bCs/>
+          <w:color w:val="1F3864"/>
+          <w:sz w:val="30"/>
+          <w:szCs w:val="30"/>
+        </w:rPr>
+        <w:t xml:space="preserve">14.4 FAQ</w:t>
       </w:r>
     </w:p>
     <w:p>
